--- a/semana3/avance_proyecto/reporte_avance.docx
+++ b/semana3/avance_proyecto/reporte_avance.docx
@@ -16,7 +16,7 @@
           <w:sz w:val="28"/>
           <w:szCs w:val="28"/>
         </w:rPr>
-        <w:pict w14:anchorId="4E9EAB25">
+        <w:pict w14:anchorId="1859D8D7">
           <v:shapetype id="_x0000_t75" coordsize="21600,21600" o:spt="75" o:preferrelative="t" path="m@4@5l@4@11@9@11@9@5xe" filled="f" stroked="f">
             <v:stroke joinstyle="miter"/>
             <v:formulas>
@@ -318,7 +318,7 @@
           <w:sz w:val="24"/>
           <w:szCs w:val="24"/>
         </w:rPr>
-        <w:t>28</w:t>
+        <w:t>30</w:t>
       </w:r>
       <w:r>
         <w:rPr>
@@ -2925,7 +2925,6 @@
             <w:pPr>
               <w:spacing w:line="252" w:lineRule="auto"/>
             </w:pPr>
-            <w:proofErr w:type="spellStart"/>
             <w:r>
               <w:rPr>
                 <w:sz w:val="19"/>
@@ -2933,7 +2932,6 @@
               </w:rPr>
               <w:t>float</w:t>
             </w:r>
-            <w:proofErr w:type="spellEnd"/>
           </w:p>
         </w:tc>
         <w:tc>
@@ -3020,7 +3018,6 @@
             <w:pPr>
               <w:spacing w:line="252" w:lineRule="auto"/>
             </w:pPr>
-            <w:proofErr w:type="spellStart"/>
             <w:r>
               <w:rPr>
                 <w:sz w:val="19"/>
@@ -3028,7 +3025,6 @@
               </w:rPr>
               <w:t>float</w:t>
             </w:r>
-            <w:proofErr w:type="spellEnd"/>
           </w:p>
         </w:tc>
         <w:tc>
@@ -3115,7 +3111,6 @@
             <w:pPr>
               <w:spacing w:line="252" w:lineRule="auto"/>
             </w:pPr>
-            <w:proofErr w:type="spellStart"/>
             <w:r>
               <w:rPr>
                 <w:sz w:val="19"/>
@@ -3123,7 +3118,6 @@
               </w:rPr>
               <w:t>float</w:t>
             </w:r>
-            <w:proofErr w:type="spellEnd"/>
           </w:p>
         </w:tc>
         <w:tc>
@@ -3210,7 +3204,6 @@
             <w:pPr>
               <w:spacing w:line="252" w:lineRule="auto"/>
             </w:pPr>
-            <w:proofErr w:type="spellStart"/>
             <w:r>
               <w:rPr>
                 <w:sz w:val="19"/>
@@ -3218,7 +3211,6 @@
               </w:rPr>
               <w:t>float</w:t>
             </w:r>
-            <w:proofErr w:type="spellEnd"/>
           </w:p>
         </w:tc>
         <w:tc>
@@ -3305,7 +3297,6 @@
             <w:pPr>
               <w:spacing w:line="252" w:lineRule="auto"/>
             </w:pPr>
-            <w:proofErr w:type="spellStart"/>
             <w:r>
               <w:rPr>
                 <w:sz w:val="19"/>
@@ -3313,7 +3304,6 @@
               </w:rPr>
               <w:t>int</w:t>
             </w:r>
-            <w:proofErr w:type="spellEnd"/>
           </w:p>
         </w:tc>
         <w:tc>
@@ -3369,7 +3359,6 @@
             <w:pPr>
               <w:spacing w:line="252" w:lineRule="auto"/>
             </w:pPr>
-            <w:proofErr w:type="spellStart"/>
             <w:r>
               <w:rPr>
                 <w:rFonts w:ascii="Consolas" w:eastAsia="Consolas" w:hAnsi="Consolas" w:cs="Consolas"/>
@@ -3378,7 +3367,6 @@
               </w:rPr>
               <w:t>es_miercoles</w:t>
             </w:r>
-            <w:proofErr w:type="spellEnd"/>
           </w:p>
         </w:tc>
         <w:tc>
@@ -3402,7 +3390,6 @@
             <w:pPr>
               <w:spacing w:line="252" w:lineRule="auto"/>
             </w:pPr>
-            <w:proofErr w:type="spellStart"/>
             <w:r>
               <w:rPr>
                 <w:sz w:val="19"/>
@@ -3410,7 +3397,6 @@
               </w:rPr>
               <w:t>bool</w:t>
             </w:r>
-            <w:proofErr w:type="spellEnd"/>
           </w:p>
         </w:tc>
         <w:tc>
@@ -3466,7 +3452,6 @@
             <w:pPr>
               <w:spacing w:line="252" w:lineRule="auto"/>
             </w:pPr>
-            <w:proofErr w:type="spellStart"/>
             <w:r>
               <w:rPr>
                 <w:rFonts w:ascii="Consolas" w:eastAsia="Consolas" w:hAnsi="Consolas" w:cs="Consolas"/>
@@ -3475,7 +3460,6 @@
               </w:rPr>
               <w:t>opcion</w:t>
             </w:r>
-            <w:proofErr w:type="spellEnd"/>
           </w:p>
         </w:tc>
         <w:tc>
@@ -3499,7 +3483,6 @@
             <w:pPr>
               <w:spacing w:line="252" w:lineRule="auto"/>
             </w:pPr>
-            <w:proofErr w:type="spellStart"/>
             <w:r>
               <w:rPr>
                 <w:sz w:val="19"/>
@@ -3507,7 +3490,6 @@
               </w:rPr>
               <w:t>str</w:t>
             </w:r>
-            <w:proofErr w:type="spellEnd"/>
           </w:p>
         </w:tc>
         <w:tc>
@@ -3569,7 +3551,7 @@
                 <w:sz w:val="19"/>
                 <w:szCs w:val="19"/>
               </w:rPr>
-              <w:t>cantidad</w:t>
+              <w:t>respuesta</w:t>
             </w:r>
           </w:p>
         </w:tc>
@@ -3594,15 +3576,13 @@
             <w:pPr>
               <w:spacing w:line="252" w:lineRule="auto"/>
             </w:pPr>
-            <w:proofErr w:type="spellStart"/>
-            <w:r>
-              <w:rPr>
-                <w:sz w:val="19"/>
-                <w:szCs w:val="19"/>
-              </w:rPr>
-              <w:t>int</w:t>
-            </w:r>
-            <w:proofErr w:type="spellEnd"/>
+            <w:r>
+              <w:rPr>
+                <w:sz w:val="19"/>
+                <w:szCs w:val="19"/>
+              </w:rPr>
+              <w:t>str</w:t>
+            </w:r>
           </w:p>
         </w:tc>
         <w:tc>
@@ -3631,7 +3611,7 @@
                 <w:sz w:val="19"/>
                 <w:szCs w:val="19"/>
               </w:rPr>
-              <w:t>Cantidad capturada</w:t>
+              <w:t>Respuesta a la pregunta de miércoles (s/n)</w:t>
             </w:r>
           </w:p>
         </w:tc>
@@ -3664,25 +3644,7 @@
                 <w:sz w:val="19"/>
                 <w:szCs w:val="19"/>
               </w:rPr>
-              <w:t xml:space="preserve">adultos, </w:t>
-            </w:r>
-            <w:proofErr w:type="spellStart"/>
-            <w:r>
-              <w:rPr>
-                <w:rFonts w:ascii="Consolas" w:eastAsia="Consolas" w:hAnsi="Consolas" w:cs="Consolas"/>
-                <w:sz w:val="19"/>
-                <w:szCs w:val="19"/>
-              </w:rPr>
-              <w:t>ninos</w:t>
-            </w:r>
-            <w:proofErr w:type="spellEnd"/>
-            <w:r>
-              <w:rPr>
-                <w:rFonts w:ascii="Consolas" w:eastAsia="Consolas" w:hAnsi="Consolas" w:cs="Consolas"/>
-                <w:sz w:val="19"/>
-                <w:szCs w:val="19"/>
-              </w:rPr>
-              <w:t>, tercera</w:t>
+              <w:t>cantidad</w:t>
             </w:r>
           </w:p>
         </w:tc>
@@ -3707,7 +3669,6 @@
             <w:pPr>
               <w:spacing w:line="252" w:lineRule="auto"/>
             </w:pPr>
-            <w:proofErr w:type="spellStart"/>
             <w:r>
               <w:rPr>
                 <w:sz w:val="19"/>
@@ -3715,7 +3676,6 @@
               </w:rPr>
               <w:t>int</w:t>
             </w:r>
-            <w:proofErr w:type="spellEnd"/>
           </w:p>
         </w:tc>
         <w:tc>
@@ -3744,7 +3704,7 @@
                 <w:sz w:val="19"/>
                 <w:szCs w:val="19"/>
               </w:rPr>
-              <w:t>Boletos de cada tipo en la orden actual</w:t>
+              <w:t>Cantidad capturada</w:t>
             </w:r>
           </w:p>
         </w:tc>
@@ -3777,7 +3737,7 @@
                 <w:sz w:val="19"/>
                 <w:szCs w:val="19"/>
               </w:rPr>
-              <w:t>combos</w:t>
+              <w:t>adultos, ninos, tercera</w:t>
             </w:r>
           </w:p>
         </w:tc>
@@ -3802,7 +3762,6 @@
             <w:pPr>
               <w:spacing w:line="252" w:lineRule="auto"/>
             </w:pPr>
-            <w:proofErr w:type="spellStart"/>
             <w:r>
               <w:rPr>
                 <w:sz w:val="19"/>
@@ -3810,7 +3769,6 @@
               </w:rPr>
               <w:t>int</w:t>
             </w:r>
-            <w:proofErr w:type="spellEnd"/>
           </w:p>
         </w:tc>
         <w:tc>
@@ -3839,7 +3797,7 @@
                 <w:sz w:val="19"/>
                 <w:szCs w:val="19"/>
               </w:rPr>
-              <w:t>Combos en la orden actual</w:t>
+              <w:t>Boletos de cada tipo en la orden actual</w:t>
             </w:r>
           </w:p>
         </w:tc>
@@ -3866,16 +3824,14 @@
             <w:pPr>
               <w:spacing w:line="252" w:lineRule="auto"/>
             </w:pPr>
-            <w:proofErr w:type="spellStart"/>
             <w:r>
               <w:rPr>
                 <w:rFonts w:ascii="Consolas" w:eastAsia="Consolas" w:hAnsi="Consolas" w:cs="Consolas"/>
                 <w:sz w:val="19"/>
                 <w:szCs w:val="19"/>
               </w:rPr>
-              <w:t>adultos_a_pagar</w:t>
-            </w:r>
-            <w:proofErr w:type="spellEnd"/>
+              <w:t>combos</w:t>
+            </w:r>
           </w:p>
         </w:tc>
         <w:tc>
@@ -3899,7 +3855,6 @@
             <w:pPr>
               <w:spacing w:line="252" w:lineRule="auto"/>
             </w:pPr>
-            <w:proofErr w:type="spellStart"/>
             <w:r>
               <w:rPr>
                 <w:sz w:val="19"/>
@@ -3907,7 +3862,6 @@
               </w:rPr>
               <w:t>int</w:t>
             </w:r>
-            <w:proofErr w:type="spellEnd"/>
           </w:p>
         </w:tc>
         <w:tc>
@@ -3936,7 +3890,7 @@
                 <w:sz w:val="19"/>
                 <w:szCs w:val="19"/>
               </w:rPr>
-              <w:t>Boletos de adulto que se cobran después del 2x1</w:t>
+              <w:t>Combos en la orden actual</w:t>
             </w:r>
           </w:p>
         </w:tc>
@@ -3963,16 +3917,14 @@
             <w:pPr>
               <w:spacing w:line="252" w:lineRule="auto"/>
             </w:pPr>
-            <w:proofErr w:type="spellStart"/>
             <w:r>
               <w:rPr>
                 <w:rFonts w:ascii="Consolas" w:eastAsia="Consolas" w:hAnsi="Consolas" w:cs="Consolas"/>
                 <w:sz w:val="19"/>
                 <w:szCs w:val="19"/>
               </w:rPr>
-              <w:t>total_orden</w:t>
-            </w:r>
-            <w:proofErr w:type="spellEnd"/>
+              <w:t>adultos_a_pagar</w:t>
+            </w:r>
           </w:p>
         </w:tc>
         <w:tc>
@@ -3996,15 +3948,13 @@
             <w:pPr>
               <w:spacing w:line="252" w:lineRule="auto"/>
             </w:pPr>
-            <w:proofErr w:type="spellStart"/>
-            <w:r>
-              <w:rPr>
-                <w:sz w:val="19"/>
-                <w:szCs w:val="19"/>
-              </w:rPr>
-              <w:t>float</w:t>
-            </w:r>
-            <w:proofErr w:type="spellEnd"/>
+            <w:r>
+              <w:rPr>
+                <w:sz w:val="19"/>
+                <w:szCs w:val="19"/>
+              </w:rPr>
+              <w:t>int</w:t>
+            </w:r>
           </w:p>
         </w:tc>
         <w:tc>
@@ -4033,7 +3983,7 @@
                 <w:sz w:val="19"/>
                 <w:szCs w:val="19"/>
               </w:rPr>
-              <w:t>Acumulador del total de la orden</w:t>
+              <w:t>Boletos de adulto que se cobran después del 2x1</w:t>
             </w:r>
           </w:p>
         </w:tc>
@@ -4060,7 +4010,6 @@
             <w:pPr>
               <w:spacing w:line="252" w:lineRule="auto"/>
             </w:pPr>
-            <w:proofErr w:type="spellStart"/>
             <w:r>
               <w:rPr>
                 <w:rFonts w:ascii="Consolas" w:eastAsia="Consolas" w:hAnsi="Consolas" w:cs="Consolas"/>
@@ -4068,9 +4017,8 @@
                 <w:szCs w:val="19"/>
               </w:rPr>
               <w:lastRenderedPageBreak/>
-              <w:t>total_turno</w:t>
-            </w:r>
-            <w:proofErr w:type="spellEnd"/>
+              <w:t>nombre</w:t>
+            </w:r>
           </w:p>
         </w:tc>
         <w:tc>
@@ -4094,15 +4042,13 @@
             <w:pPr>
               <w:spacing w:line="252" w:lineRule="auto"/>
             </w:pPr>
-            <w:proofErr w:type="spellStart"/>
-            <w:r>
-              <w:rPr>
-                <w:sz w:val="19"/>
-                <w:szCs w:val="19"/>
-              </w:rPr>
-              <w:t>float</w:t>
-            </w:r>
-            <w:proofErr w:type="spellEnd"/>
+            <w:r>
+              <w:rPr>
+                <w:sz w:val="19"/>
+                <w:szCs w:val="19"/>
+              </w:rPr>
+              <w:t>str</w:t>
+            </w:r>
           </w:p>
         </w:tc>
         <w:tc>
@@ -4131,7 +4077,7 @@
                 <w:sz w:val="19"/>
                 <w:szCs w:val="19"/>
               </w:rPr>
-              <w:t>Acumulador de ventas del turno</w:t>
+              <w:t>Nombre del tipo de boleto en la línea del ticket</w:t>
             </w:r>
           </w:p>
         </w:tc>
@@ -4158,34 +4104,14 @@
             <w:pPr>
               <w:spacing w:line="252" w:lineRule="auto"/>
             </w:pPr>
-            <w:proofErr w:type="spellStart"/>
             <w:r>
               <w:rPr>
                 <w:rFonts w:ascii="Consolas" w:eastAsia="Consolas" w:hAnsi="Consolas" w:cs="Consolas"/>
                 <w:sz w:val="19"/>
                 <w:szCs w:val="19"/>
               </w:rPr>
-              <w:t>ordenes_turno</w:t>
-            </w:r>
-            <w:proofErr w:type="spellEnd"/>
-            <w:r>
-              <w:rPr>
-                <w:rFonts w:ascii="Consolas" w:eastAsia="Consolas" w:hAnsi="Consolas" w:cs="Consolas"/>
-                <w:sz w:val="19"/>
-                <w:szCs w:val="19"/>
-              </w:rPr>
-              <w:t xml:space="preserve">, </w:t>
-            </w:r>
-            <w:proofErr w:type="spellStart"/>
-            <w:r>
-              <w:rPr>
-                <w:rFonts w:ascii="Consolas" w:eastAsia="Consolas" w:hAnsi="Consolas" w:cs="Consolas"/>
-                <w:sz w:val="19"/>
-                <w:szCs w:val="19"/>
-              </w:rPr>
-              <w:t>boletos_turno</w:t>
-            </w:r>
-            <w:proofErr w:type="spellEnd"/>
+              <w:t>cant</w:t>
+            </w:r>
           </w:p>
         </w:tc>
         <w:tc>
@@ -4209,7 +4135,6 @@
             <w:pPr>
               <w:spacing w:line="252" w:lineRule="auto"/>
             </w:pPr>
-            <w:proofErr w:type="spellStart"/>
             <w:r>
               <w:rPr>
                 <w:sz w:val="19"/>
@@ -4217,7 +4142,6 @@
               </w:rPr>
               <w:t>int</w:t>
             </w:r>
-            <w:proofErr w:type="spellEnd"/>
           </w:p>
         </w:tc>
         <w:tc>
@@ -4246,7 +4170,7 @@
                 <w:sz w:val="19"/>
                 <w:szCs w:val="19"/>
               </w:rPr>
-              <w:t>Contadores del corte de turno</w:t>
+              <w:t>Cantidad del tipo de boleto que se imprime</w:t>
             </w:r>
           </w:p>
         </w:tc>
@@ -4279,6 +4203,471 @@
                 <w:sz w:val="19"/>
                 <w:szCs w:val="19"/>
               </w:rPr>
+              <w:t>importe</w:t>
+            </w:r>
+          </w:p>
+        </w:tc>
+        <w:tc>
+          <w:tcPr>
+            <w:tcW w:w="900" w:type="dxa"/>
+            <w:tcBorders>
+              <w:top w:val="single" w:sz="4" w:space="0" w:color="9AA9BC"/>
+              <w:left w:val="single" w:sz="4" w:space="0" w:color="9AA9BC"/>
+              <w:bottom w:val="single" w:sz="4" w:space="0" w:color="9AA9BC"/>
+              <w:right w:val="single" w:sz="4" w:space="0" w:color="9AA9BC"/>
+            </w:tcBorders>
+            <w:tcMar>
+              <w:top w:w="50" w:type="dxa"/>
+              <w:left w:w="100" w:type="dxa"/>
+              <w:bottom w:w="50" w:type="dxa"/>
+              <w:right w:w="100" w:type="dxa"/>
+            </w:tcMar>
+            <w:vAlign w:val="center"/>
+          </w:tcPr>
+          <w:p>
+            <w:pPr>
+              <w:spacing w:line="252" w:lineRule="auto"/>
+            </w:pPr>
+            <w:r>
+              <w:rPr>
+                <w:sz w:val="19"/>
+                <w:szCs w:val="19"/>
+              </w:rPr>
+              <w:t>float</w:t>
+            </w:r>
+          </w:p>
+        </w:tc>
+        <w:tc>
+          <w:tcPr>
+            <w:tcW w:w="6160" w:type="dxa"/>
+            <w:tcBorders>
+              <w:top w:val="single" w:sz="4" w:space="0" w:color="9AA9BC"/>
+              <w:left w:val="single" w:sz="4" w:space="0" w:color="9AA9BC"/>
+              <w:bottom w:val="single" w:sz="4" w:space="0" w:color="9AA9BC"/>
+              <w:right w:val="single" w:sz="4" w:space="0" w:color="9AA9BC"/>
+            </w:tcBorders>
+            <w:tcMar>
+              <w:top w:w="50" w:type="dxa"/>
+              <w:left w:w="100" w:type="dxa"/>
+              <w:bottom w:w="50" w:type="dxa"/>
+              <w:right w:w="100" w:type="dxa"/>
+            </w:tcMar>
+            <w:vAlign w:val="center"/>
+          </w:tcPr>
+          <w:p>
+            <w:pPr>
+              <w:spacing w:line="252" w:lineRule="auto"/>
+            </w:pPr>
+            <w:r>
+              <w:rPr>
+                <w:sz w:val="19"/>
+                <w:szCs w:val="19"/>
+              </w:rPr>
+              <w:t>Importe de la línea del ticket</w:t>
+            </w:r>
+          </w:p>
+        </w:tc>
+      </w:tr>
+      <w:tr>
+        <w:tc>
+          <w:tcPr>
+            <w:tcW w:w="2300" w:type="dxa"/>
+            <w:tcBorders>
+              <w:top w:val="single" w:sz="4" w:space="0" w:color="9AA9BC"/>
+              <w:left w:val="single" w:sz="4" w:space="0" w:color="9AA9BC"/>
+              <w:bottom w:val="single" w:sz="4" w:space="0" w:color="9AA9BC"/>
+              <w:right w:val="single" w:sz="4" w:space="0" w:color="9AA9BC"/>
+            </w:tcBorders>
+            <w:tcMar>
+              <w:top w:w="50" w:type="dxa"/>
+              <w:left w:w="100" w:type="dxa"/>
+              <w:bottom w:w="50" w:type="dxa"/>
+              <w:right w:w="100" w:type="dxa"/>
+            </w:tcMar>
+            <w:vAlign w:val="center"/>
+          </w:tcPr>
+          <w:p>
+            <w:pPr>
+              <w:spacing w:line="252" w:lineRule="auto"/>
+            </w:pPr>
+            <w:r>
+              <w:rPr>
+                <w:rFonts w:ascii="Consolas" w:eastAsia="Consolas" w:hAnsi="Consolas" w:cs="Consolas"/>
+                <w:sz w:val="19"/>
+                <w:szCs w:val="19"/>
+              </w:rPr>
+              <w:t>i</w:t>
+            </w:r>
+          </w:p>
+        </w:tc>
+        <w:tc>
+          <w:tcPr>
+            <w:tcW w:w="900" w:type="dxa"/>
+            <w:tcBorders>
+              <w:top w:val="single" w:sz="4" w:space="0" w:color="9AA9BC"/>
+              <w:left w:val="single" w:sz="4" w:space="0" w:color="9AA9BC"/>
+              <w:bottom w:val="single" w:sz="4" w:space="0" w:color="9AA9BC"/>
+              <w:right w:val="single" w:sz="4" w:space="0" w:color="9AA9BC"/>
+            </w:tcBorders>
+            <w:tcMar>
+              <w:top w:w="50" w:type="dxa"/>
+              <w:left w:w="100" w:type="dxa"/>
+              <w:bottom w:w="50" w:type="dxa"/>
+              <w:right w:w="100" w:type="dxa"/>
+            </w:tcMar>
+            <w:vAlign w:val="center"/>
+          </w:tcPr>
+          <w:p>
+            <w:pPr>
+              <w:spacing w:line="252" w:lineRule="auto"/>
+            </w:pPr>
+            <w:r>
+              <w:rPr>
+                <w:sz w:val="19"/>
+                <w:szCs w:val="19"/>
+              </w:rPr>
+              <w:t>int</w:t>
+            </w:r>
+          </w:p>
+        </w:tc>
+        <w:tc>
+          <w:tcPr>
+            <w:tcW w:w="6160" w:type="dxa"/>
+            <w:tcBorders>
+              <w:top w:val="single" w:sz="4" w:space="0" w:color="9AA9BC"/>
+              <w:left w:val="single" w:sz="4" w:space="0" w:color="9AA9BC"/>
+              <w:bottom w:val="single" w:sz="4" w:space="0" w:color="9AA9BC"/>
+              <w:right w:val="single" w:sz="4" w:space="0" w:color="9AA9BC"/>
+            </w:tcBorders>
+            <w:tcMar>
+              <w:top w:w="50" w:type="dxa"/>
+              <w:left w:w="100" w:type="dxa"/>
+              <w:bottom w:w="50" w:type="dxa"/>
+              <w:right w:w="100" w:type="dxa"/>
+            </w:tcMar>
+            <w:vAlign w:val="center"/>
+          </w:tcPr>
+          <w:p>
+            <w:pPr>
+              <w:spacing w:line="252" w:lineRule="auto"/>
+            </w:pPr>
+            <w:r>
+              <w:rPr>
+                <w:sz w:val="19"/>
+                <w:szCs w:val="19"/>
+              </w:rPr>
+              <w:t>Contador del ciclo for (1 a 3, un tipo de boleto por vuelta)</w:t>
+            </w:r>
+          </w:p>
+        </w:tc>
+      </w:tr>
+      <w:tr>
+        <w:tc>
+          <w:tcPr>
+            <w:tcW w:w="2300" w:type="dxa"/>
+            <w:tcBorders>
+              <w:top w:val="single" w:sz="4" w:space="0" w:color="9AA9BC"/>
+              <w:left w:val="single" w:sz="4" w:space="0" w:color="9AA9BC"/>
+              <w:bottom w:val="single" w:sz="4" w:space="0" w:color="9AA9BC"/>
+              <w:right w:val="single" w:sz="4" w:space="0" w:color="9AA9BC"/>
+            </w:tcBorders>
+            <w:tcMar>
+              <w:top w:w="50" w:type="dxa"/>
+              <w:left w:w="100" w:type="dxa"/>
+              <w:bottom w:w="50" w:type="dxa"/>
+              <w:right w:w="100" w:type="dxa"/>
+            </w:tcMar>
+            <w:vAlign w:val="center"/>
+          </w:tcPr>
+          <w:p>
+            <w:pPr>
+              <w:spacing w:line="252" w:lineRule="auto"/>
+            </w:pPr>
+            <w:r>
+              <w:rPr>
+                <w:rFonts w:ascii="Consolas" w:eastAsia="Consolas" w:hAnsi="Consolas" w:cs="Consolas"/>
+                <w:sz w:val="19"/>
+                <w:szCs w:val="19"/>
+              </w:rPr>
+              <w:t>total_orden</w:t>
+            </w:r>
+          </w:p>
+        </w:tc>
+        <w:tc>
+          <w:tcPr>
+            <w:tcW w:w="900" w:type="dxa"/>
+            <w:tcBorders>
+              <w:top w:val="single" w:sz="4" w:space="0" w:color="9AA9BC"/>
+              <w:left w:val="single" w:sz="4" w:space="0" w:color="9AA9BC"/>
+              <w:bottom w:val="single" w:sz="4" w:space="0" w:color="9AA9BC"/>
+              <w:right w:val="single" w:sz="4" w:space="0" w:color="9AA9BC"/>
+            </w:tcBorders>
+            <w:tcMar>
+              <w:top w:w="50" w:type="dxa"/>
+              <w:left w:w="100" w:type="dxa"/>
+              <w:bottom w:w="50" w:type="dxa"/>
+              <w:right w:w="100" w:type="dxa"/>
+            </w:tcMar>
+            <w:vAlign w:val="center"/>
+          </w:tcPr>
+          <w:p>
+            <w:pPr>
+              <w:spacing w:line="252" w:lineRule="auto"/>
+            </w:pPr>
+            <w:r>
+              <w:rPr>
+                <w:sz w:val="19"/>
+                <w:szCs w:val="19"/>
+              </w:rPr>
+              <w:t>float</w:t>
+            </w:r>
+          </w:p>
+        </w:tc>
+        <w:tc>
+          <w:tcPr>
+            <w:tcW w:w="6160" w:type="dxa"/>
+            <w:tcBorders>
+              <w:top w:val="single" w:sz="4" w:space="0" w:color="9AA9BC"/>
+              <w:left w:val="single" w:sz="4" w:space="0" w:color="9AA9BC"/>
+              <w:bottom w:val="single" w:sz="4" w:space="0" w:color="9AA9BC"/>
+              <w:right w:val="single" w:sz="4" w:space="0" w:color="9AA9BC"/>
+            </w:tcBorders>
+            <w:tcMar>
+              <w:top w:w="50" w:type="dxa"/>
+              <w:left w:w="100" w:type="dxa"/>
+              <w:bottom w:w="50" w:type="dxa"/>
+              <w:right w:w="100" w:type="dxa"/>
+            </w:tcMar>
+            <w:vAlign w:val="center"/>
+          </w:tcPr>
+          <w:p>
+            <w:pPr>
+              <w:spacing w:line="252" w:lineRule="auto"/>
+            </w:pPr>
+            <w:r>
+              <w:rPr>
+                <w:sz w:val="19"/>
+                <w:szCs w:val="19"/>
+              </w:rPr>
+              <w:t>Acumulador del total de la orden</w:t>
+            </w:r>
+          </w:p>
+        </w:tc>
+      </w:tr>
+      <w:tr>
+        <w:tc>
+          <w:tcPr>
+            <w:tcW w:w="2300" w:type="dxa"/>
+            <w:tcBorders>
+              <w:top w:val="single" w:sz="4" w:space="0" w:color="9AA9BC"/>
+              <w:left w:val="single" w:sz="4" w:space="0" w:color="9AA9BC"/>
+              <w:bottom w:val="single" w:sz="4" w:space="0" w:color="9AA9BC"/>
+              <w:right w:val="single" w:sz="4" w:space="0" w:color="9AA9BC"/>
+            </w:tcBorders>
+            <w:tcMar>
+              <w:top w:w="50" w:type="dxa"/>
+              <w:left w:w="100" w:type="dxa"/>
+              <w:bottom w:w="50" w:type="dxa"/>
+              <w:right w:w="100" w:type="dxa"/>
+            </w:tcMar>
+            <w:vAlign w:val="center"/>
+          </w:tcPr>
+          <w:p>
+            <w:pPr>
+              <w:spacing w:line="252" w:lineRule="auto"/>
+            </w:pPr>
+            <w:r>
+              <w:rPr>
+                <w:rFonts w:ascii="Consolas" w:eastAsia="Consolas" w:hAnsi="Consolas" w:cs="Consolas"/>
+                <w:sz w:val="19"/>
+                <w:szCs w:val="19"/>
+              </w:rPr>
+              <w:t>total_turno</w:t>
+            </w:r>
+          </w:p>
+        </w:tc>
+        <w:tc>
+          <w:tcPr>
+            <w:tcW w:w="900" w:type="dxa"/>
+            <w:tcBorders>
+              <w:top w:val="single" w:sz="4" w:space="0" w:color="9AA9BC"/>
+              <w:left w:val="single" w:sz="4" w:space="0" w:color="9AA9BC"/>
+              <w:bottom w:val="single" w:sz="4" w:space="0" w:color="9AA9BC"/>
+              <w:right w:val="single" w:sz="4" w:space="0" w:color="9AA9BC"/>
+            </w:tcBorders>
+            <w:tcMar>
+              <w:top w:w="50" w:type="dxa"/>
+              <w:left w:w="100" w:type="dxa"/>
+              <w:bottom w:w="50" w:type="dxa"/>
+              <w:right w:w="100" w:type="dxa"/>
+            </w:tcMar>
+            <w:vAlign w:val="center"/>
+          </w:tcPr>
+          <w:p>
+            <w:pPr>
+              <w:spacing w:line="252" w:lineRule="auto"/>
+            </w:pPr>
+            <w:r>
+              <w:rPr>
+                <w:sz w:val="19"/>
+                <w:szCs w:val="19"/>
+              </w:rPr>
+              <w:t>float</w:t>
+            </w:r>
+          </w:p>
+        </w:tc>
+        <w:tc>
+          <w:tcPr>
+            <w:tcW w:w="6160" w:type="dxa"/>
+            <w:tcBorders>
+              <w:top w:val="single" w:sz="4" w:space="0" w:color="9AA9BC"/>
+              <w:left w:val="single" w:sz="4" w:space="0" w:color="9AA9BC"/>
+              <w:bottom w:val="single" w:sz="4" w:space="0" w:color="9AA9BC"/>
+              <w:right w:val="single" w:sz="4" w:space="0" w:color="9AA9BC"/>
+            </w:tcBorders>
+            <w:tcMar>
+              <w:top w:w="50" w:type="dxa"/>
+              <w:left w:w="100" w:type="dxa"/>
+              <w:bottom w:w="50" w:type="dxa"/>
+              <w:right w:w="100" w:type="dxa"/>
+            </w:tcMar>
+            <w:vAlign w:val="center"/>
+          </w:tcPr>
+          <w:p>
+            <w:pPr>
+              <w:spacing w:line="252" w:lineRule="auto"/>
+            </w:pPr>
+            <w:r>
+              <w:rPr>
+                <w:sz w:val="19"/>
+                <w:szCs w:val="19"/>
+              </w:rPr>
+              <w:t>Acumulador de ventas del turno</w:t>
+            </w:r>
+          </w:p>
+        </w:tc>
+      </w:tr>
+      <w:tr>
+        <w:tc>
+          <w:tcPr>
+            <w:tcW w:w="2300" w:type="dxa"/>
+            <w:tcBorders>
+              <w:top w:val="single" w:sz="4" w:space="0" w:color="9AA9BC"/>
+              <w:left w:val="single" w:sz="4" w:space="0" w:color="9AA9BC"/>
+              <w:bottom w:val="single" w:sz="4" w:space="0" w:color="9AA9BC"/>
+              <w:right w:val="single" w:sz="4" w:space="0" w:color="9AA9BC"/>
+            </w:tcBorders>
+            <w:tcMar>
+              <w:top w:w="50" w:type="dxa"/>
+              <w:left w:w="100" w:type="dxa"/>
+              <w:bottom w:w="50" w:type="dxa"/>
+              <w:right w:w="100" w:type="dxa"/>
+            </w:tcMar>
+            <w:vAlign w:val="center"/>
+          </w:tcPr>
+          <w:p>
+            <w:pPr>
+              <w:spacing w:line="252" w:lineRule="auto"/>
+            </w:pPr>
+            <w:r>
+              <w:rPr>
+                <w:rFonts w:ascii="Consolas" w:eastAsia="Consolas" w:hAnsi="Consolas" w:cs="Consolas"/>
+                <w:sz w:val="19"/>
+                <w:szCs w:val="19"/>
+              </w:rPr>
+              <w:t>ordenes_turno, boletos_turno</w:t>
+            </w:r>
+          </w:p>
+        </w:tc>
+        <w:tc>
+          <w:tcPr>
+            <w:tcW w:w="900" w:type="dxa"/>
+            <w:tcBorders>
+              <w:top w:val="single" w:sz="4" w:space="0" w:color="9AA9BC"/>
+              <w:left w:val="single" w:sz="4" w:space="0" w:color="9AA9BC"/>
+              <w:bottom w:val="single" w:sz="4" w:space="0" w:color="9AA9BC"/>
+              <w:right w:val="single" w:sz="4" w:space="0" w:color="9AA9BC"/>
+            </w:tcBorders>
+            <w:tcMar>
+              <w:top w:w="50" w:type="dxa"/>
+              <w:left w:w="100" w:type="dxa"/>
+              <w:bottom w:w="50" w:type="dxa"/>
+              <w:right w:w="100" w:type="dxa"/>
+            </w:tcMar>
+            <w:vAlign w:val="center"/>
+          </w:tcPr>
+          <w:p>
+            <w:pPr>
+              <w:spacing w:line="252" w:lineRule="auto"/>
+            </w:pPr>
+            <w:r>
+              <w:rPr>
+                <w:sz w:val="19"/>
+                <w:szCs w:val="19"/>
+              </w:rPr>
+              <w:t>int</w:t>
+            </w:r>
+          </w:p>
+        </w:tc>
+        <w:tc>
+          <w:tcPr>
+            <w:tcW w:w="6160" w:type="dxa"/>
+            <w:tcBorders>
+              <w:top w:val="single" w:sz="4" w:space="0" w:color="9AA9BC"/>
+              <w:left w:val="single" w:sz="4" w:space="0" w:color="9AA9BC"/>
+              <w:bottom w:val="single" w:sz="4" w:space="0" w:color="9AA9BC"/>
+              <w:right w:val="single" w:sz="4" w:space="0" w:color="9AA9BC"/>
+            </w:tcBorders>
+            <w:tcMar>
+              <w:top w:w="50" w:type="dxa"/>
+              <w:left w:w="100" w:type="dxa"/>
+              <w:bottom w:w="50" w:type="dxa"/>
+              <w:right w:w="100" w:type="dxa"/>
+            </w:tcMar>
+            <w:vAlign w:val="center"/>
+          </w:tcPr>
+          <w:p>
+            <w:pPr>
+              <w:spacing w:line="252" w:lineRule="auto"/>
+            </w:pPr>
+            <w:r>
+              <w:rPr>
+                <w:sz w:val="19"/>
+                <w:szCs w:val="19"/>
+              </w:rPr>
+              <w:t>Contadores del corte de turno</w:t>
+            </w:r>
+          </w:p>
+        </w:tc>
+      </w:tr>
+      <w:tr>
+        <w:tc>
+          <w:tcPr>
+            <w:tcW w:w="2300" w:type="dxa"/>
+            <w:tcBorders>
+              <w:top w:val="single" w:sz="4" w:space="0" w:color="9AA9BC"/>
+              <w:left w:val="single" w:sz="4" w:space="0" w:color="9AA9BC"/>
+              <w:bottom w:val="single" w:sz="4" w:space="0" w:color="9AA9BC"/>
+              <w:right w:val="single" w:sz="4" w:space="0" w:color="9AA9BC"/>
+            </w:tcBorders>
+            <w:tcMar>
+              <w:top w:w="50" w:type="dxa"/>
+              <w:left w:w="100" w:type="dxa"/>
+              <w:bottom w:w="50" w:type="dxa"/>
+              <w:right w:w="100" w:type="dxa"/>
+            </w:tcMar>
+            <w:vAlign w:val="center"/>
+          </w:tcPr>
+          <w:p>
+            <w:pPr>
+              <w:spacing w:line="252" w:lineRule="auto"/>
+            </w:pPr>
+            <w:r>
+              <w:rPr>
+                <w:rFonts w:ascii="Consolas" w:eastAsia="Consolas" w:hAnsi="Consolas" w:cs="Consolas"/>
+                <w:sz w:val="19"/>
+                <w:szCs w:val="19"/>
+              </w:rPr>
               <w:t>salir</w:t>
             </w:r>
           </w:p>
@@ -4304,7 +4693,6 @@
             <w:pPr>
               <w:spacing w:line="252" w:lineRule="auto"/>
             </w:pPr>
-            <w:proofErr w:type="spellStart"/>
             <w:r>
               <w:rPr>
                 <w:sz w:val="19"/>
@@ -4312,7 +4700,6 @@
               </w:rPr>
               <w:t>bool</w:t>
             </w:r>
-            <w:proofErr w:type="spellEnd"/>
           </w:p>
         </w:tc>
         <w:tc>
@@ -4606,23 +4993,13 @@
             <w:pPr>
               <w:spacing w:line="252" w:lineRule="auto"/>
             </w:pPr>
-            <w:proofErr w:type="spellStart"/>
             <w:r>
               <w:rPr>
                 <w:rFonts w:ascii="Consolas" w:eastAsia="Consolas" w:hAnsi="Consolas" w:cs="Consolas"/>
                 <w:sz w:val="19"/>
                 <w:szCs w:val="19"/>
               </w:rPr>
-              <w:t>ninos</w:t>
-            </w:r>
-            <w:proofErr w:type="spellEnd"/>
-            <w:r>
-              <w:rPr>
-                <w:rFonts w:ascii="Consolas" w:eastAsia="Consolas" w:hAnsi="Consolas" w:cs="Consolas"/>
-                <w:sz w:val="19"/>
-                <w:szCs w:val="19"/>
-              </w:rPr>
-              <w:t xml:space="preserve"> * PRECIO_NINO</w:t>
+              <w:t>ninos * PRECIO_NINO</w:t>
             </w:r>
           </w:p>
         </w:tc>
@@ -4740,34 +5117,14 @@
             <w:pPr>
               <w:spacing w:line="252" w:lineRule="auto"/>
             </w:pPr>
-            <w:proofErr w:type="spellStart"/>
             <w:r>
               <w:rPr>
                 <w:rFonts w:ascii="Consolas" w:eastAsia="Consolas" w:hAnsi="Consolas" w:cs="Consolas"/>
                 <w:sz w:val="19"/>
                 <w:szCs w:val="19"/>
               </w:rPr>
-              <w:t>total_turno</w:t>
-            </w:r>
-            <w:proofErr w:type="spellEnd"/>
-            <w:r>
-              <w:rPr>
-                <w:rFonts w:ascii="Consolas" w:eastAsia="Consolas" w:hAnsi="Consolas" w:cs="Consolas"/>
-                <w:sz w:val="19"/>
-                <w:szCs w:val="19"/>
-              </w:rPr>
-              <w:t xml:space="preserve"> += </w:t>
-            </w:r>
-            <w:proofErr w:type="spellStart"/>
-            <w:r>
-              <w:rPr>
-                <w:rFonts w:ascii="Consolas" w:eastAsia="Consolas" w:hAnsi="Consolas" w:cs="Consolas"/>
-                <w:sz w:val="19"/>
-                <w:szCs w:val="19"/>
-              </w:rPr>
-              <w:t>total_orden</w:t>
-            </w:r>
-            <w:proofErr w:type="spellEnd"/>
+              <w:t>total_turno += total_orden</w:t>
+            </w:r>
           </w:p>
         </w:tc>
         <w:tc>
@@ -5008,23 +5365,13 @@
             <w:pPr>
               <w:spacing w:line="252" w:lineRule="auto"/>
             </w:pPr>
-            <w:proofErr w:type="spellStart"/>
             <w:r>
               <w:rPr>
                 <w:rFonts w:ascii="Consolas" w:eastAsia="Consolas" w:hAnsi="Consolas" w:cs="Consolas"/>
                 <w:sz w:val="19"/>
                 <w:szCs w:val="19"/>
               </w:rPr>
-              <w:t>opcion</w:t>
-            </w:r>
-            <w:proofErr w:type="spellEnd"/>
-            <w:r>
-              <w:rPr>
-                <w:rFonts w:ascii="Consolas" w:eastAsia="Consolas" w:hAnsi="Consolas" w:cs="Consolas"/>
-                <w:sz w:val="19"/>
-                <w:szCs w:val="19"/>
-              </w:rPr>
-              <w:t xml:space="preserve"> == "1"</w:t>
+              <w:t>opcion == "1"</w:t>
             </w:r>
           </w:p>
         </w:tc>
@@ -5266,23 +5613,13 @@
             <w:pPr>
               <w:spacing w:line="252" w:lineRule="auto"/>
             </w:pPr>
-            <w:proofErr w:type="spellStart"/>
             <w:r>
               <w:rPr>
                 <w:rFonts w:ascii="Consolas" w:eastAsia="Consolas" w:hAnsi="Consolas" w:cs="Consolas"/>
                 <w:sz w:val="19"/>
                 <w:szCs w:val="19"/>
               </w:rPr>
-              <w:t>es_miercoles</w:t>
-            </w:r>
-            <w:proofErr w:type="spellEnd"/>
-            <w:r>
-              <w:rPr>
-                <w:rFonts w:ascii="Consolas" w:eastAsia="Consolas" w:hAnsi="Consolas" w:cs="Consolas"/>
-                <w:sz w:val="19"/>
-                <w:szCs w:val="19"/>
-              </w:rPr>
-              <w:t xml:space="preserve"> and adultos &gt; 0</w:t>
+              <w:t>es_miercoles and adultos &gt; 0</w:t>
             </w:r>
           </w:p>
         </w:tc>
@@ -5339,7 +5676,6 @@
             <w:pPr>
               <w:spacing w:line="252" w:lineRule="auto"/>
             </w:pPr>
-            <w:proofErr w:type="spellStart"/>
             <w:r>
               <w:rPr>
                 <w:rFonts w:ascii="Consolas" w:eastAsia="Consolas" w:hAnsi="Consolas" w:cs="Consolas"/>
@@ -5348,7 +5684,6 @@
               </w:rPr>
               <w:t>or</w:t>
             </w:r>
-            <w:proofErr w:type="spellEnd"/>
           </w:p>
         </w:tc>
         <w:tc>
@@ -5408,25 +5743,7 @@
                 <w:sz w:val="19"/>
                 <w:szCs w:val="19"/>
               </w:rPr>
-              <w:t xml:space="preserve">cantidad &lt; 1 </w:t>
-            </w:r>
-            <w:proofErr w:type="spellStart"/>
-            <w:r>
-              <w:rPr>
-                <w:rFonts w:ascii="Consolas" w:eastAsia="Consolas" w:hAnsi="Consolas" w:cs="Consolas"/>
-                <w:sz w:val="19"/>
-                <w:szCs w:val="19"/>
-              </w:rPr>
-              <w:t>or</w:t>
-            </w:r>
-            <w:proofErr w:type="spellEnd"/>
-            <w:r>
-              <w:rPr>
-                <w:rFonts w:ascii="Consolas" w:eastAsia="Consolas" w:hAnsi="Consolas" w:cs="Consolas"/>
-                <w:sz w:val="19"/>
-                <w:szCs w:val="19"/>
-              </w:rPr>
-              <w:t xml:space="preserve"> ... &gt; MAX_BOLETOS</w:t>
+              <w:t>cantidad &lt; 1 or ... &gt; MAX_BOLETOS</w:t>
             </w:r>
           </w:p>
         </w:tc>
@@ -5483,7 +5800,6 @@
             <w:pPr>
               <w:spacing w:line="252" w:lineRule="auto"/>
             </w:pPr>
-            <w:proofErr w:type="spellStart"/>
             <w:r>
               <w:rPr>
                 <w:rFonts w:ascii="Consolas" w:eastAsia="Consolas" w:hAnsi="Consolas" w:cs="Consolas"/>
@@ -5492,7 +5808,6 @@
               </w:rPr>
               <w:t>not</w:t>
             </w:r>
-            <w:proofErr w:type="spellEnd"/>
           </w:p>
         </w:tc>
         <w:tc>
@@ -5546,41 +5861,13 @@
             <w:pPr>
               <w:spacing w:line="252" w:lineRule="auto"/>
             </w:pPr>
-            <w:proofErr w:type="spellStart"/>
             <w:r>
               <w:rPr>
                 <w:rFonts w:ascii="Consolas" w:eastAsia="Consolas" w:hAnsi="Consolas" w:cs="Consolas"/>
                 <w:sz w:val="19"/>
                 <w:szCs w:val="19"/>
               </w:rPr>
-              <w:t>while</w:t>
-            </w:r>
-            <w:proofErr w:type="spellEnd"/>
-            <w:r>
-              <w:rPr>
-                <w:rFonts w:ascii="Consolas" w:eastAsia="Consolas" w:hAnsi="Consolas" w:cs="Consolas"/>
-                <w:sz w:val="19"/>
-                <w:szCs w:val="19"/>
-              </w:rPr>
-              <w:t xml:space="preserve"> </w:t>
-            </w:r>
-            <w:proofErr w:type="spellStart"/>
-            <w:r>
-              <w:rPr>
-                <w:rFonts w:ascii="Consolas" w:eastAsia="Consolas" w:hAnsi="Consolas" w:cs="Consolas"/>
-                <w:sz w:val="19"/>
-                <w:szCs w:val="19"/>
-              </w:rPr>
-              <w:t>not</w:t>
-            </w:r>
-            <w:proofErr w:type="spellEnd"/>
-            <w:r>
-              <w:rPr>
-                <w:rFonts w:ascii="Consolas" w:eastAsia="Consolas" w:hAnsi="Consolas" w:cs="Consolas"/>
-                <w:sz w:val="19"/>
-                <w:szCs w:val="19"/>
-              </w:rPr>
-              <w:t xml:space="preserve"> salir</w:t>
+              <w:t>while not salir</w:t>
             </w:r>
           </w:p>
         </w:tc>
@@ -5750,7 +6037,6 @@
             <w:pPr>
               <w:spacing w:line="252" w:lineRule="auto"/>
             </w:pPr>
-            <w:proofErr w:type="spellStart"/>
             <w:r>
               <w:rPr>
                 <w:rFonts w:ascii="Consolas" w:eastAsia="Consolas" w:hAnsi="Consolas" w:cs="Consolas"/>
@@ -5759,7 +6045,6 @@
               </w:rPr>
               <w:t>while</w:t>
             </w:r>
-            <w:proofErr w:type="spellEnd"/>
           </w:p>
         </w:tc>
         <w:tc>
@@ -5815,52 +6100,14 @@
             <w:pPr>
               <w:spacing w:line="252" w:lineRule="auto"/>
             </w:pPr>
-            <w:proofErr w:type="spellStart"/>
             <w:r>
               <w:rPr>
                 <w:rFonts w:ascii="Consolas" w:eastAsia="Consolas" w:hAnsi="Consolas" w:cs="Consolas"/>
                 <w:sz w:val="19"/>
                 <w:szCs w:val="19"/>
               </w:rPr>
-              <w:t>if</w:t>
-            </w:r>
-            <w:proofErr w:type="spellEnd"/>
-            <w:r>
-              <w:rPr>
-                <w:rFonts w:ascii="Consolas" w:eastAsia="Consolas" w:hAnsi="Consolas" w:cs="Consolas"/>
-                <w:sz w:val="19"/>
-                <w:szCs w:val="19"/>
-              </w:rPr>
-              <w:t xml:space="preserve"> / </w:t>
-            </w:r>
-            <w:proofErr w:type="spellStart"/>
-            <w:r>
-              <w:rPr>
-                <w:rFonts w:ascii="Consolas" w:eastAsia="Consolas" w:hAnsi="Consolas" w:cs="Consolas"/>
-                <w:sz w:val="19"/>
-                <w:szCs w:val="19"/>
-              </w:rPr>
-              <w:t>elif</w:t>
-            </w:r>
-            <w:proofErr w:type="spellEnd"/>
-            <w:r>
-              <w:rPr>
-                <w:rFonts w:ascii="Consolas" w:eastAsia="Consolas" w:hAnsi="Consolas" w:cs="Consolas"/>
-                <w:sz w:val="19"/>
-                <w:szCs w:val="19"/>
-              </w:rPr>
-              <w:t xml:space="preserve"> / </w:t>
-            </w:r>
-            <w:proofErr w:type="spellStart"/>
-            <w:r>
-              <w:rPr>
-                <w:rFonts w:ascii="Consolas" w:eastAsia="Consolas" w:hAnsi="Consolas" w:cs="Consolas"/>
-                <w:sz w:val="19"/>
-                <w:szCs w:val="19"/>
-              </w:rPr>
-              <w:t>else</w:t>
-            </w:r>
-            <w:proofErr w:type="spellEnd"/>
+              <w:t>if / elif / else</w:t>
+            </w:r>
           </w:p>
         </w:tc>
         <w:tc>
@@ -5889,23 +6136,7 @@
                 <w:sz w:val="19"/>
                 <w:szCs w:val="19"/>
               </w:rPr>
-              <w:t xml:space="preserve">Selección de opción del menú: boletos, combo, cobrar, corte, salir; </w:t>
-            </w:r>
-            <w:proofErr w:type="spellStart"/>
-            <w:r>
-              <w:rPr>
-                <w:sz w:val="19"/>
-                <w:szCs w:val="19"/>
-              </w:rPr>
-              <w:t>else</w:t>
-            </w:r>
-            <w:proofErr w:type="spellEnd"/>
-            <w:r>
-              <w:rPr>
-                <w:sz w:val="19"/>
-                <w:szCs w:val="19"/>
-              </w:rPr>
-              <w:t xml:space="preserve"> = opción no válida (R2, R3).</w:t>
+              <w:t>Selección de opción del menú: boletos, combo, cobrar, corte, salir; else = opción no válida (R2, R3).</w:t>
             </w:r>
           </w:p>
         </w:tc>
@@ -5932,34 +6163,14 @@
             <w:pPr>
               <w:spacing w:line="252" w:lineRule="auto"/>
             </w:pPr>
-            <w:proofErr w:type="spellStart"/>
             <w:r>
               <w:rPr>
                 <w:rFonts w:ascii="Consolas" w:eastAsia="Consolas" w:hAnsi="Consolas" w:cs="Consolas"/>
                 <w:sz w:val="19"/>
                 <w:szCs w:val="19"/>
               </w:rPr>
-              <w:t>if</w:t>
-            </w:r>
-            <w:proofErr w:type="spellEnd"/>
-            <w:r>
-              <w:rPr>
-                <w:rFonts w:ascii="Consolas" w:eastAsia="Consolas" w:hAnsi="Consolas" w:cs="Consolas"/>
-                <w:sz w:val="19"/>
-                <w:szCs w:val="19"/>
-              </w:rPr>
-              <w:t xml:space="preserve"> / </w:t>
-            </w:r>
-            <w:proofErr w:type="spellStart"/>
-            <w:r>
-              <w:rPr>
-                <w:rFonts w:ascii="Consolas" w:eastAsia="Consolas" w:hAnsi="Consolas" w:cs="Consolas"/>
-                <w:sz w:val="19"/>
-                <w:szCs w:val="19"/>
-              </w:rPr>
-              <w:t>else</w:t>
-            </w:r>
-            <w:proofErr w:type="spellEnd"/>
+              <w:t>if / else</w:t>
+            </w:r>
           </w:p>
         </w:tc>
         <w:tc>
@@ -6015,7 +6226,6 @@
             <w:pPr>
               <w:spacing w:line="252" w:lineRule="auto"/>
             </w:pPr>
-            <w:proofErr w:type="spellStart"/>
             <w:r>
               <w:rPr>
                 <w:rFonts w:ascii="Consolas" w:eastAsia="Consolas" w:hAnsi="Consolas" w:cs="Consolas"/>
@@ -6024,7 +6234,6 @@
               </w:rPr>
               <w:t>for</w:t>
             </w:r>
-            <w:proofErr w:type="spellEnd"/>
           </w:p>
         </w:tc>
         <w:tc>
@@ -6053,64 +6262,7 @@
                 <w:sz w:val="19"/>
                 <w:szCs w:val="19"/>
               </w:rPr>
-              <w:t xml:space="preserve">Impresión del ticket: recorre con </w:t>
-            </w:r>
-            <w:proofErr w:type="spellStart"/>
-            <w:proofErr w:type="gramStart"/>
-            <w:r>
-              <w:rPr>
-                <w:sz w:val="19"/>
-                <w:szCs w:val="19"/>
-              </w:rPr>
-              <w:t>range</w:t>
-            </w:r>
-            <w:proofErr w:type="spellEnd"/>
-            <w:r>
-              <w:rPr>
-                <w:sz w:val="19"/>
-                <w:szCs w:val="19"/>
-              </w:rPr>
-              <w:t>(</w:t>
-            </w:r>
-            <w:proofErr w:type="gramEnd"/>
-            <w:r>
-              <w:rPr>
-                <w:sz w:val="19"/>
-                <w:szCs w:val="19"/>
-              </w:rPr>
-              <w:t xml:space="preserve">1, 4) los 3 tipos de boleto, con un </w:t>
-            </w:r>
-            <w:proofErr w:type="spellStart"/>
-            <w:r>
-              <w:rPr>
-                <w:sz w:val="19"/>
-                <w:szCs w:val="19"/>
-              </w:rPr>
-              <w:t>if</w:t>
-            </w:r>
-            <w:proofErr w:type="spellEnd"/>
-            <w:r>
-              <w:rPr>
-                <w:sz w:val="19"/>
-                <w:szCs w:val="19"/>
-              </w:rPr>
-              <w:t xml:space="preserve"> / </w:t>
-            </w:r>
-            <w:proofErr w:type="spellStart"/>
-            <w:r>
-              <w:rPr>
-                <w:sz w:val="19"/>
-                <w:szCs w:val="19"/>
-              </w:rPr>
-              <w:t>elif</w:t>
-            </w:r>
-            <w:proofErr w:type="spellEnd"/>
-            <w:r>
-              <w:rPr>
-                <w:sz w:val="19"/>
-                <w:szCs w:val="19"/>
-              </w:rPr>
-              <w:t xml:space="preserve"> por tipo, para imprimir su línea y sumar el importe (R5).</w:t>
+              <w:t>Impresión del ticket: recorre con range(1, 4) los 3 tipos de boleto, con un if / elif por tipo, para imprimir su línea y sumar el importe (R5).</w:t>
             </w:r>
           </w:p>
         </w:tc>
@@ -6127,6 +6279,5257 @@
       </w:pPr>
     </w:p>
     <w:p/>
+    <w:p>
+      <w:pPr>
+        <w:pStyle w:val="Ttulo1"/>
+      </w:pPr>
+      <w:r>
+        <w:lastRenderedPageBreak/>
+        <w:t>7. Pseudocódigo (Req. 7)</w:t>
+      </w:r>
+    </w:p>
+    <w:p>
+      <w:pPr>
+        <w:spacing w:after="140"/>
+      </w:pPr>
+      <w:r>
+        <w:t>Pseudocódigo formal escrito y probado en PSeInt con los casos C1 a C8 de la sección</w:t>
+      </w:r>
+      <w:r>
+        <w:t xml:space="preserve"> 3. El archivo pseudocodigo_avance.psc está en el repositorio.</w:t>
+      </w:r>
+    </w:p>
+    <w:p>
+      <w:pPr>
+        <w:shd w:val="clear" w:color="auto" w:fill="F3F4F6"/>
+        <w:ind w:left="72"/>
+        <w:rPr>
+          <w:sz w:val="14"/>
+        </w:rPr>
+      </w:pPr>
+      <w:r>
+        <w:rPr>
+          <w:rFonts w:ascii="Consolas" w:eastAsia="Consolas" w:hAnsi="Consolas" w:cs="Consolas"/>
+          <w:sz w:val="14"/>
+        </w:rPr>
+        <w:t>// Prototipo de taquilla - Cinepolis Esfera Queretaro</w:t>
+      </w:r>
+    </w:p>
+    <w:p>
+      <w:pPr>
+        <w:shd w:val="clear" w:color="auto" w:fill="F3F4F6"/>
+        <w:ind w:left="72"/>
+        <w:rPr>
+          <w:sz w:val="14"/>
+        </w:rPr>
+      </w:pPr>
+      <w:r>
+        <w:rPr>
+          <w:rFonts w:ascii="Consolas" w:eastAsia="Consolas" w:hAnsi="Consolas" w:cs="Consolas"/>
+          <w:sz w:val="14"/>
+        </w:rPr>
+        <w:t>// Reglas: RN1 precios, RN2 miercoles 2x1 adulto, RN3 combo,</w:t>
+      </w:r>
+    </w:p>
+    <w:p>
+      <w:pPr>
+        <w:shd w:val="clear" w:color="auto" w:fill="F3F4F6"/>
+        <w:ind w:left="72"/>
+        <w:rPr>
+          <w:sz w:val="14"/>
+        </w:rPr>
+      </w:pPr>
+      <w:r>
+        <w:rPr>
+          <w:rFonts w:ascii="Consolas" w:eastAsia="Consolas" w:hAnsi="Consolas" w:cs="Consolas"/>
+          <w:sz w:val="14"/>
+        </w:rPr>
+        <w:t>//         RN4 restriccion de cantidad, RN5 corte de turno</w:t>
+      </w:r>
+    </w:p>
+    <w:p>
+      <w:pPr>
+        <w:shd w:val="clear" w:color="auto" w:fill="F3F4F6"/>
+        <w:ind w:left="72"/>
+        <w:rPr>
+          <w:sz w:val="14"/>
+        </w:rPr>
+      </w:pPr>
+      <w:r>
+        <w:rPr>
+          <w:rFonts w:ascii="Consolas" w:eastAsia="Consolas" w:hAnsi="Consolas" w:cs="Consolas"/>
+          <w:sz w:val="14"/>
+        </w:rPr>
+        <w:t xml:space="preserve">Algoritmo </w:t>
+      </w:r>
+      <w:r>
+        <w:rPr>
+          <w:rFonts w:ascii="Consolas" w:eastAsia="Consolas" w:hAnsi="Consolas" w:cs="Consolas"/>
+          <w:sz w:val="14"/>
+        </w:rPr>
+        <w:t>TaquillaCinepolis</w:t>
+      </w:r>
+    </w:p>
+    <w:p>
+      <w:pPr>
+        <w:shd w:val="clear" w:color="auto" w:fill="F3F4F6"/>
+        <w:ind w:left="72"/>
+        <w:rPr>
+          <w:sz w:val="14"/>
+        </w:rPr>
+      </w:pPr>
+      <w:r>
+        <w:rPr>
+          <w:rFonts w:ascii="Consolas" w:eastAsia="Consolas" w:hAnsi="Consolas" w:cs="Consolas"/>
+          <w:sz w:val="14"/>
+        </w:rPr>
+        <w:t xml:space="preserve"> </w:t>
+      </w:r>
+    </w:p>
+    <w:p>
+      <w:pPr>
+        <w:shd w:val="clear" w:color="auto" w:fill="F3F4F6"/>
+        <w:ind w:left="72"/>
+        <w:rPr>
+          <w:sz w:val="14"/>
+        </w:rPr>
+      </w:pPr>
+      <w:r>
+        <w:rPr>
+          <w:rFonts w:ascii="Consolas" w:eastAsia="Consolas" w:hAnsi="Consolas" w:cs="Consolas"/>
+          <w:sz w:val="14"/>
+        </w:rPr>
+        <w:t xml:space="preserve">  // ---- Variables (Req. 4) ----</w:t>
+      </w:r>
+    </w:p>
+    <w:p>
+      <w:pPr>
+        <w:shd w:val="clear" w:color="auto" w:fill="F3F4F6"/>
+        <w:ind w:left="72"/>
+        <w:rPr>
+          <w:sz w:val="14"/>
+        </w:rPr>
+      </w:pPr>
+      <w:r>
+        <w:rPr>
+          <w:rFonts w:ascii="Consolas" w:eastAsia="Consolas" w:hAnsi="Consolas" w:cs="Consolas"/>
+          <w:sz w:val="14"/>
+        </w:rPr>
+        <w:t xml:space="preserve">  Definir PRECIO_ADULTO, PRECIO_NINO, PRECIO_TERCERA, PRECIO_COMBO Como Real</w:t>
+      </w:r>
+    </w:p>
+    <w:p>
+      <w:pPr>
+        <w:shd w:val="clear" w:color="auto" w:fill="F3F4F6"/>
+        <w:ind w:left="72"/>
+        <w:rPr>
+          <w:sz w:val="14"/>
+        </w:rPr>
+      </w:pPr>
+      <w:r>
+        <w:rPr>
+          <w:rFonts w:ascii="Consolas" w:eastAsia="Consolas" w:hAnsi="Consolas" w:cs="Consolas"/>
+          <w:sz w:val="14"/>
+        </w:rPr>
+        <w:t xml:space="preserve">  Definir MAX_BOLETOS Como Entero</w:t>
+      </w:r>
+    </w:p>
+    <w:p>
+      <w:pPr>
+        <w:shd w:val="clear" w:color="auto" w:fill="F3F4F6"/>
+        <w:ind w:left="72"/>
+        <w:rPr>
+          <w:sz w:val="14"/>
+        </w:rPr>
+      </w:pPr>
+      <w:r>
+        <w:rPr>
+          <w:rFonts w:ascii="Consolas" w:eastAsia="Consolas" w:hAnsi="Consolas" w:cs="Consolas"/>
+          <w:sz w:val="14"/>
+        </w:rPr>
+        <w:t xml:space="preserve">  Definir es_miercoles, salir Como Logico</w:t>
+      </w:r>
+    </w:p>
+    <w:p>
+      <w:pPr>
+        <w:shd w:val="clear" w:color="auto" w:fill="F3F4F6"/>
+        <w:ind w:left="72"/>
+        <w:rPr>
+          <w:sz w:val="14"/>
+        </w:rPr>
+      </w:pPr>
+      <w:r>
+        <w:rPr>
+          <w:rFonts w:ascii="Consolas" w:eastAsia="Consolas" w:hAnsi="Consolas" w:cs="Consolas"/>
+          <w:sz w:val="14"/>
+        </w:rPr>
+        <w:t xml:space="preserve">  Definir opcion, respuesta, nombre Como Caracter</w:t>
+      </w:r>
+    </w:p>
+    <w:p>
+      <w:pPr>
+        <w:shd w:val="clear" w:color="auto" w:fill="F3F4F6"/>
+        <w:ind w:left="72"/>
+        <w:rPr>
+          <w:sz w:val="14"/>
+        </w:rPr>
+      </w:pPr>
+      <w:r>
+        <w:rPr>
+          <w:rFonts w:ascii="Consolas" w:eastAsia="Consolas" w:hAnsi="Consolas" w:cs="Consolas"/>
+          <w:sz w:val="14"/>
+        </w:rPr>
+        <w:t xml:space="preserve">  Definir cantidad, adultos, ninos, tercera, combos, adultos_a_pagar Como Entero</w:t>
+      </w:r>
+    </w:p>
+    <w:p>
+      <w:pPr>
+        <w:shd w:val="clear" w:color="auto" w:fill="F3F4F6"/>
+        <w:ind w:left="72"/>
+        <w:rPr>
+          <w:sz w:val="14"/>
+        </w:rPr>
+      </w:pPr>
+      <w:r>
+        <w:rPr>
+          <w:rFonts w:ascii="Consolas" w:eastAsia="Consolas" w:hAnsi="Consolas" w:cs="Consolas"/>
+          <w:sz w:val="14"/>
+        </w:rPr>
+        <w:t xml:space="preserve">  Definir total_orden, total_turno, importe Como Real</w:t>
+      </w:r>
+    </w:p>
+    <w:p>
+      <w:pPr>
+        <w:shd w:val="clear" w:color="auto" w:fill="F3F4F6"/>
+        <w:ind w:left="72"/>
+        <w:rPr>
+          <w:sz w:val="14"/>
+        </w:rPr>
+      </w:pPr>
+      <w:r>
+        <w:rPr>
+          <w:rFonts w:ascii="Consolas" w:eastAsia="Consolas" w:hAnsi="Consolas" w:cs="Consolas"/>
+          <w:sz w:val="14"/>
+        </w:rPr>
+        <w:t xml:space="preserve">  Definir ordenes_turno, boletos_turno, i, cant Como Entero</w:t>
+      </w:r>
+    </w:p>
+    <w:p>
+      <w:pPr>
+        <w:shd w:val="clear" w:color="auto" w:fill="F3F4F6"/>
+        <w:ind w:left="72"/>
+        <w:rPr>
+          <w:sz w:val="14"/>
+        </w:rPr>
+      </w:pPr>
+      <w:r>
+        <w:rPr>
+          <w:rFonts w:ascii="Consolas" w:eastAsia="Consolas" w:hAnsi="Consolas" w:cs="Consolas"/>
+          <w:sz w:val="14"/>
+        </w:rPr>
+        <w:t xml:space="preserve"> </w:t>
+      </w:r>
+    </w:p>
+    <w:p>
+      <w:pPr>
+        <w:shd w:val="clear" w:color="auto" w:fill="F3F4F6"/>
+        <w:ind w:left="72"/>
+        <w:rPr>
+          <w:sz w:val="14"/>
+        </w:rPr>
+      </w:pPr>
+      <w:r>
+        <w:rPr>
+          <w:rFonts w:ascii="Consolas" w:eastAsia="Consolas" w:hAnsi="Consolas" w:cs="Consolas"/>
+          <w:sz w:val="14"/>
+        </w:rPr>
+        <w:t xml:space="preserve">  // ---- 1. Valores iniciales (RN1, RN3, RN4) ----</w:t>
+      </w:r>
+    </w:p>
+    <w:p>
+      <w:pPr>
+        <w:shd w:val="clear" w:color="auto" w:fill="F3F4F6"/>
+        <w:ind w:left="72"/>
+        <w:rPr>
+          <w:sz w:val="14"/>
+        </w:rPr>
+      </w:pPr>
+      <w:r>
+        <w:rPr>
+          <w:rFonts w:ascii="Consolas" w:eastAsia="Consolas" w:hAnsi="Consolas" w:cs="Consolas"/>
+          <w:sz w:val="14"/>
+        </w:rPr>
+        <w:t xml:space="preserve">  PREC</w:t>
+      </w:r>
+      <w:r>
+        <w:rPr>
+          <w:rFonts w:ascii="Consolas" w:eastAsia="Consolas" w:hAnsi="Consolas" w:cs="Consolas"/>
+          <w:sz w:val="14"/>
+        </w:rPr>
+        <w:t>IO_ADULTO &lt;- 90.0</w:t>
+      </w:r>
+    </w:p>
+    <w:p>
+      <w:pPr>
+        <w:shd w:val="clear" w:color="auto" w:fill="F3F4F6"/>
+        <w:ind w:left="72"/>
+        <w:rPr>
+          <w:sz w:val="14"/>
+        </w:rPr>
+      </w:pPr>
+      <w:r>
+        <w:rPr>
+          <w:rFonts w:ascii="Consolas" w:eastAsia="Consolas" w:hAnsi="Consolas" w:cs="Consolas"/>
+          <w:sz w:val="14"/>
+        </w:rPr>
+        <w:t xml:space="preserve">  PRECIO_NINO &lt;- 69.0</w:t>
+      </w:r>
+    </w:p>
+    <w:p>
+      <w:pPr>
+        <w:shd w:val="clear" w:color="auto" w:fill="F3F4F6"/>
+        <w:ind w:left="72"/>
+        <w:rPr>
+          <w:sz w:val="14"/>
+        </w:rPr>
+      </w:pPr>
+      <w:r>
+        <w:rPr>
+          <w:rFonts w:ascii="Consolas" w:eastAsia="Consolas" w:hAnsi="Consolas" w:cs="Consolas"/>
+          <w:sz w:val="14"/>
+        </w:rPr>
+        <w:t xml:space="preserve">  PRECIO_TERCERA &lt;- 69.0</w:t>
+      </w:r>
+    </w:p>
+    <w:p>
+      <w:pPr>
+        <w:shd w:val="clear" w:color="auto" w:fill="F3F4F6"/>
+        <w:ind w:left="72"/>
+        <w:rPr>
+          <w:sz w:val="14"/>
+        </w:rPr>
+      </w:pPr>
+      <w:r>
+        <w:rPr>
+          <w:rFonts w:ascii="Consolas" w:eastAsia="Consolas" w:hAnsi="Consolas" w:cs="Consolas"/>
+          <w:sz w:val="14"/>
+        </w:rPr>
+        <w:t xml:space="preserve">  PRECIO_COMBO &lt;- 112.0</w:t>
+      </w:r>
+    </w:p>
+    <w:p>
+      <w:pPr>
+        <w:shd w:val="clear" w:color="auto" w:fill="F3F4F6"/>
+        <w:ind w:left="72"/>
+        <w:rPr>
+          <w:sz w:val="14"/>
+        </w:rPr>
+      </w:pPr>
+      <w:r>
+        <w:rPr>
+          <w:rFonts w:ascii="Consolas" w:eastAsia="Consolas" w:hAnsi="Consolas" w:cs="Consolas"/>
+          <w:sz w:val="14"/>
+        </w:rPr>
+        <w:t xml:space="preserve">  MAX_BOLETOS &lt;- 10</w:t>
+      </w:r>
+    </w:p>
+    <w:p>
+      <w:pPr>
+        <w:shd w:val="clear" w:color="auto" w:fill="F3F4F6"/>
+        <w:ind w:left="72"/>
+        <w:rPr>
+          <w:sz w:val="14"/>
+        </w:rPr>
+      </w:pPr>
+      <w:r>
+        <w:rPr>
+          <w:rFonts w:ascii="Consolas" w:eastAsia="Consolas" w:hAnsi="Consolas" w:cs="Consolas"/>
+          <w:sz w:val="14"/>
+        </w:rPr>
+        <w:t xml:space="preserve"> </w:t>
+      </w:r>
+    </w:p>
+    <w:p>
+      <w:pPr>
+        <w:shd w:val="clear" w:color="auto" w:fill="F3F4F6"/>
+        <w:ind w:left="72"/>
+        <w:rPr>
+          <w:sz w:val="14"/>
+        </w:rPr>
+      </w:pPr>
+      <w:r>
+        <w:rPr>
+          <w:rFonts w:ascii="Consolas" w:eastAsia="Consolas" w:hAnsi="Consolas" w:cs="Consolas"/>
+          <w:sz w:val="14"/>
+        </w:rPr>
+        <w:t xml:space="preserve">  total_turno &lt;- 0</w:t>
+      </w:r>
+    </w:p>
+    <w:p>
+      <w:pPr>
+        <w:shd w:val="clear" w:color="auto" w:fill="F3F4F6"/>
+        <w:ind w:left="72"/>
+        <w:rPr>
+          <w:sz w:val="14"/>
+        </w:rPr>
+      </w:pPr>
+      <w:r>
+        <w:rPr>
+          <w:rFonts w:ascii="Consolas" w:eastAsia="Consolas" w:hAnsi="Consolas" w:cs="Consolas"/>
+          <w:sz w:val="14"/>
+        </w:rPr>
+        <w:t xml:space="preserve">  ordenes_turno &lt;- 0</w:t>
+      </w:r>
+    </w:p>
+    <w:p>
+      <w:pPr>
+        <w:shd w:val="clear" w:color="auto" w:fill="F3F4F6"/>
+        <w:ind w:left="72"/>
+        <w:rPr>
+          <w:sz w:val="14"/>
+        </w:rPr>
+      </w:pPr>
+      <w:r>
+        <w:rPr>
+          <w:rFonts w:ascii="Consolas" w:eastAsia="Consolas" w:hAnsi="Consolas" w:cs="Consolas"/>
+          <w:sz w:val="14"/>
+        </w:rPr>
+        <w:t xml:space="preserve">  boletos_turno &lt;- 0</w:t>
+      </w:r>
+    </w:p>
+    <w:p>
+      <w:pPr>
+        <w:shd w:val="clear" w:color="auto" w:fill="F3F4F6"/>
+        <w:ind w:left="72"/>
+        <w:rPr>
+          <w:sz w:val="14"/>
+        </w:rPr>
+      </w:pPr>
+      <w:r>
+        <w:rPr>
+          <w:rFonts w:ascii="Consolas" w:eastAsia="Consolas" w:hAnsi="Consolas" w:cs="Consolas"/>
+          <w:sz w:val="14"/>
+        </w:rPr>
+        <w:t xml:space="preserve">  salir &lt;- Falso</w:t>
+      </w:r>
+    </w:p>
+    <w:p>
+      <w:pPr>
+        <w:shd w:val="clear" w:color="auto" w:fill="F3F4F6"/>
+        <w:ind w:left="72"/>
+        <w:rPr>
+          <w:sz w:val="14"/>
+        </w:rPr>
+      </w:pPr>
+      <w:r>
+        <w:rPr>
+          <w:rFonts w:ascii="Consolas" w:eastAsia="Consolas" w:hAnsi="Consolas" w:cs="Consolas"/>
+          <w:sz w:val="14"/>
+        </w:rPr>
+        <w:t xml:space="preserve"> </w:t>
+      </w:r>
+    </w:p>
+    <w:p>
+      <w:pPr>
+        <w:shd w:val="clear" w:color="auto" w:fill="F3F4F6"/>
+        <w:ind w:left="72"/>
+        <w:rPr>
+          <w:sz w:val="14"/>
+        </w:rPr>
+      </w:pPr>
+      <w:r>
+        <w:rPr>
+          <w:rFonts w:ascii="Consolas" w:eastAsia="Consolas" w:hAnsi="Consolas" w:cs="Consolas"/>
+          <w:sz w:val="14"/>
+        </w:rPr>
+        <w:t xml:space="preserve">  adultos &lt;- 0</w:t>
+      </w:r>
+    </w:p>
+    <w:p>
+      <w:pPr>
+        <w:shd w:val="clear" w:color="auto" w:fill="F3F4F6"/>
+        <w:ind w:left="72"/>
+        <w:rPr>
+          <w:sz w:val="14"/>
+        </w:rPr>
+      </w:pPr>
+      <w:r>
+        <w:rPr>
+          <w:rFonts w:ascii="Consolas" w:eastAsia="Consolas" w:hAnsi="Consolas" w:cs="Consolas"/>
+          <w:sz w:val="14"/>
+        </w:rPr>
+        <w:t xml:space="preserve">  ninos &lt;- 0</w:t>
+      </w:r>
+    </w:p>
+    <w:p>
+      <w:pPr>
+        <w:shd w:val="clear" w:color="auto" w:fill="F3F4F6"/>
+        <w:ind w:left="72"/>
+        <w:rPr>
+          <w:sz w:val="14"/>
+        </w:rPr>
+      </w:pPr>
+      <w:r>
+        <w:rPr>
+          <w:rFonts w:ascii="Consolas" w:eastAsia="Consolas" w:hAnsi="Consolas" w:cs="Consolas"/>
+          <w:sz w:val="14"/>
+        </w:rPr>
+        <w:t xml:space="preserve">  tercera &lt;- 0</w:t>
+      </w:r>
+    </w:p>
+    <w:p>
+      <w:pPr>
+        <w:shd w:val="clear" w:color="auto" w:fill="F3F4F6"/>
+        <w:ind w:left="72"/>
+        <w:rPr>
+          <w:sz w:val="14"/>
+        </w:rPr>
+      </w:pPr>
+      <w:r>
+        <w:rPr>
+          <w:rFonts w:ascii="Consolas" w:eastAsia="Consolas" w:hAnsi="Consolas" w:cs="Consolas"/>
+          <w:sz w:val="14"/>
+        </w:rPr>
+        <w:t xml:space="preserve">  combos &lt;- 0</w:t>
+      </w:r>
+    </w:p>
+    <w:p>
+      <w:pPr>
+        <w:shd w:val="clear" w:color="auto" w:fill="F3F4F6"/>
+        <w:ind w:left="72"/>
+        <w:rPr>
+          <w:sz w:val="14"/>
+        </w:rPr>
+      </w:pPr>
+      <w:r>
+        <w:rPr>
+          <w:rFonts w:ascii="Consolas" w:eastAsia="Consolas" w:hAnsi="Consolas" w:cs="Consolas"/>
+          <w:sz w:val="14"/>
+        </w:rPr>
+        <w:t xml:space="preserve"> </w:t>
+      </w:r>
+    </w:p>
+    <w:p>
+      <w:pPr>
+        <w:shd w:val="clear" w:color="auto" w:fill="F3F4F6"/>
+        <w:ind w:left="72"/>
+        <w:rPr>
+          <w:sz w:val="14"/>
+        </w:rPr>
+      </w:pPr>
+      <w:r>
+        <w:rPr>
+          <w:rFonts w:ascii="Consolas" w:eastAsia="Consolas" w:hAnsi="Consolas" w:cs="Consolas"/>
+          <w:sz w:val="14"/>
+        </w:rPr>
+        <w:t xml:space="preserve">  // ---- 2. Dia de operacion (R1) ----</w:t>
+      </w:r>
+    </w:p>
+    <w:p>
+      <w:pPr>
+        <w:shd w:val="clear" w:color="auto" w:fill="F3F4F6"/>
+        <w:ind w:left="72"/>
+        <w:rPr>
+          <w:sz w:val="14"/>
+        </w:rPr>
+      </w:pPr>
+      <w:r>
+        <w:rPr>
+          <w:rFonts w:ascii="Consolas" w:eastAsia="Consolas" w:hAnsi="Consolas" w:cs="Consolas"/>
+          <w:sz w:val="14"/>
+        </w:rPr>
+        <w:t xml:space="preserve">  Escribir "Hoy es miercoles? (s/n): " Sin Saltar</w:t>
+      </w:r>
+    </w:p>
+    <w:p>
+      <w:pPr>
+        <w:shd w:val="clear" w:color="auto" w:fill="F3F4F6"/>
+        <w:ind w:left="72"/>
+        <w:rPr>
+          <w:sz w:val="14"/>
+        </w:rPr>
+      </w:pPr>
+      <w:r>
+        <w:rPr>
+          <w:rFonts w:ascii="Consolas" w:eastAsia="Consolas" w:hAnsi="Consolas" w:cs="Consolas"/>
+          <w:sz w:val="14"/>
+        </w:rPr>
+        <w:t xml:space="preserve">  Leer respuesta</w:t>
+      </w:r>
+    </w:p>
+    <w:p>
+      <w:pPr>
+        <w:shd w:val="clear" w:color="auto" w:fill="F3F4F6"/>
+        <w:ind w:left="72"/>
+        <w:rPr>
+          <w:sz w:val="14"/>
+        </w:rPr>
+      </w:pPr>
+      <w:r>
+        <w:rPr>
+          <w:rFonts w:ascii="Consolas" w:eastAsia="Consolas" w:hAnsi="Consolas" w:cs="Consolas"/>
+          <w:sz w:val="14"/>
+        </w:rPr>
+        <w:t xml:space="preserve">  es_miercoles &lt;- respuesta = "s" O respuesta = "S"</w:t>
+      </w:r>
+    </w:p>
+    <w:p>
+      <w:pPr>
+        <w:shd w:val="clear" w:color="auto" w:fill="F3F4F6"/>
+        <w:ind w:left="72"/>
+        <w:rPr>
+          <w:sz w:val="14"/>
+        </w:rPr>
+      </w:pPr>
+      <w:r>
+        <w:rPr>
+          <w:rFonts w:ascii="Consolas" w:eastAsia="Consolas" w:hAnsi="Consolas" w:cs="Consolas"/>
+          <w:sz w:val="14"/>
+        </w:rPr>
+        <w:t xml:space="preserve"> </w:t>
+      </w:r>
+    </w:p>
+    <w:p>
+      <w:pPr>
+        <w:shd w:val="clear" w:color="auto" w:fill="F3F4F6"/>
+        <w:ind w:left="72"/>
+        <w:rPr>
+          <w:sz w:val="14"/>
+        </w:rPr>
+      </w:pPr>
+      <w:r>
+        <w:rPr>
+          <w:rFonts w:ascii="Consolas" w:eastAsia="Consolas" w:hAnsi="Consolas" w:cs="Consolas"/>
+          <w:sz w:val="14"/>
+        </w:rPr>
+        <w:t xml:space="preserve">  // ---- 3. Menu principal (R2) ----</w:t>
+      </w:r>
+    </w:p>
+    <w:p>
+      <w:pPr>
+        <w:shd w:val="clear" w:color="auto" w:fill="F3F4F6"/>
+        <w:ind w:left="72"/>
+        <w:rPr>
+          <w:sz w:val="14"/>
+        </w:rPr>
+      </w:pPr>
+      <w:r>
+        <w:rPr>
+          <w:rFonts w:ascii="Consolas" w:eastAsia="Consolas" w:hAnsi="Consolas" w:cs="Consolas"/>
+          <w:sz w:val="14"/>
+        </w:rPr>
+        <w:t xml:space="preserve">  Mientras NO salir Hacer</w:t>
+      </w:r>
+    </w:p>
+    <w:p>
+      <w:pPr>
+        <w:shd w:val="clear" w:color="auto" w:fill="F3F4F6"/>
+        <w:ind w:left="72"/>
+        <w:rPr>
+          <w:sz w:val="14"/>
+        </w:rPr>
+      </w:pPr>
+      <w:r>
+        <w:rPr>
+          <w:rFonts w:ascii="Consolas" w:eastAsia="Consolas" w:hAnsi="Consolas" w:cs="Consolas"/>
+          <w:sz w:val="14"/>
+        </w:rPr>
+        <w:t xml:space="preserve">    Escribir ""</w:t>
+      </w:r>
+    </w:p>
+    <w:p>
+      <w:pPr>
+        <w:shd w:val="clear" w:color="auto" w:fill="F3F4F6"/>
+        <w:ind w:left="72"/>
+        <w:rPr>
+          <w:sz w:val="14"/>
+        </w:rPr>
+      </w:pPr>
+      <w:r>
+        <w:rPr>
+          <w:rFonts w:ascii="Consolas" w:eastAsia="Consolas" w:hAnsi="Consolas" w:cs="Consolas"/>
+          <w:sz w:val="14"/>
+        </w:rPr>
+        <w:t xml:space="preserve">    Escribir "===== TAQUILLA CINEPOLIS ESFERA ====="</w:t>
+      </w:r>
+    </w:p>
+    <w:p>
+      <w:pPr>
+        <w:shd w:val="clear" w:color="auto" w:fill="F3F4F6"/>
+        <w:ind w:left="72"/>
+        <w:rPr>
+          <w:sz w:val="14"/>
+        </w:rPr>
+      </w:pPr>
+      <w:r>
+        <w:rPr>
+          <w:rFonts w:ascii="Consolas" w:eastAsia="Consolas" w:hAnsi="Consolas" w:cs="Consolas"/>
+          <w:sz w:val="14"/>
+        </w:rPr>
+        <w:t xml:space="preserve">    Escribir "1. Boleto adulto       $", PRECIO_ADULTO</w:t>
+      </w:r>
+    </w:p>
+    <w:p>
+      <w:pPr>
+        <w:shd w:val="clear" w:color="auto" w:fill="F3F4F6"/>
+        <w:ind w:left="72"/>
+        <w:rPr>
+          <w:sz w:val="14"/>
+        </w:rPr>
+      </w:pPr>
+      <w:r>
+        <w:rPr>
+          <w:rFonts w:ascii="Consolas" w:eastAsia="Consolas" w:hAnsi="Consolas" w:cs="Consolas"/>
+          <w:sz w:val="14"/>
+        </w:rPr>
+        <w:t xml:space="preserve">    Escribir "2. Boleto nino         $", PRECIO_NINO</w:t>
+      </w:r>
+    </w:p>
+    <w:p>
+      <w:pPr>
+        <w:shd w:val="clear" w:color="auto" w:fill="F3F4F6"/>
+        <w:ind w:left="72"/>
+        <w:rPr>
+          <w:sz w:val="14"/>
+        </w:rPr>
+      </w:pPr>
+      <w:r>
+        <w:rPr>
+          <w:rFonts w:ascii="Consolas" w:eastAsia="Consolas" w:hAnsi="Consolas" w:cs="Consolas"/>
+          <w:sz w:val="14"/>
+        </w:rPr>
+        <w:t xml:space="preserve">    Escribir "3. Boleto tercera edad $", PRECIO_TERCERA</w:t>
+      </w:r>
+    </w:p>
+    <w:p>
+      <w:pPr>
+        <w:shd w:val="clear" w:color="auto" w:fill="F3F4F6"/>
+        <w:ind w:left="72"/>
+        <w:rPr>
+          <w:sz w:val="14"/>
+        </w:rPr>
+      </w:pPr>
+      <w:r>
+        <w:rPr>
+          <w:rFonts w:ascii="Consolas" w:eastAsia="Consolas" w:hAnsi="Consolas" w:cs="Consolas"/>
+          <w:sz w:val="14"/>
+        </w:rPr>
+        <w:t xml:space="preserve">    Escribir "4. Combo dulceria      $</w:t>
+      </w:r>
+      <w:r>
+        <w:rPr>
+          <w:rFonts w:ascii="Consolas" w:eastAsia="Consolas" w:hAnsi="Consolas" w:cs="Consolas"/>
+          <w:sz w:val="14"/>
+        </w:rPr>
+        <w:t>", PRECIO_COMBO</w:t>
+      </w:r>
+    </w:p>
+    <w:p>
+      <w:pPr>
+        <w:shd w:val="clear" w:color="auto" w:fill="F3F4F6"/>
+        <w:ind w:left="72"/>
+        <w:rPr>
+          <w:sz w:val="14"/>
+        </w:rPr>
+      </w:pPr>
+      <w:r>
+        <w:rPr>
+          <w:rFonts w:ascii="Consolas" w:eastAsia="Consolas" w:hAnsi="Consolas" w:cs="Consolas"/>
+          <w:sz w:val="14"/>
+        </w:rPr>
+        <w:t xml:space="preserve">    Escribir "5. Cobrar orden"</w:t>
+      </w:r>
+    </w:p>
+    <w:p>
+      <w:pPr>
+        <w:shd w:val="clear" w:color="auto" w:fill="F3F4F6"/>
+        <w:ind w:left="72"/>
+        <w:rPr>
+          <w:sz w:val="14"/>
+        </w:rPr>
+      </w:pPr>
+      <w:r>
+        <w:rPr>
+          <w:rFonts w:ascii="Consolas" w:eastAsia="Consolas" w:hAnsi="Consolas" w:cs="Consolas"/>
+          <w:sz w:val="14"/>
+        </w:rPr>
+        <w:t xml:space="preserve">    Escribir "6. Corte de turno"</w:t>
+      </w:r>
+    </w:p>
+    <w:p>
+      <w:pPr>
+        <w:shd w:val="clear" w:color="auto" w:fill="F3F4F6"/>
+        <w:ind w:left="72"/>
+        <w:rPr>
+          <w:sz w:val="14"/>
+        </w:rPr>
+      </w:pPr>
+      <w:r>
+        <w:rPr>
+          <w:rFonts w:ascii="Consolas" w:eastAsia="Consolas" w:hAnsi="Consolas" w:cs="Consolas"/>
+          <w:sz w:val="14"/>
+        </w:rPr>
+        <w:t xml:space="preserve">    Escribir "0. Salir"</w:t>
+      </w:r>
+    </w:p>
+    <w:p>
+      <w:pPr>
+        <w:shd w:val="clear" w:color="auto" w:fill="F3F4F6"/>
+        <w:ind w:left="72"/>
+        <w:rPr>
+          <w:sz w:val="14"/>
+        </w:rPr>
+      </w:pPr>
+      <w:r>
+        <w:rPr>
+          <w:rFonts w:ascii="Consolas" w:eastAsia="Consolas" w:hAnsi="Consolas" w:cs="Consolas"/>
+          <w:sz w:val="14"/>
+        </w:rPr>
+        <w:t xml:space="preserve">    Escribir "Opcion: " Sin Saltar</w:t>
+      </w:r>
+    </w:p>
+    <w:p>
+      <w:pPr>
+        <w:shd w:val="clear" w:color="auto" w:fill="F3F4F6"/>
+        <w:ind w:left="72"/>
+        <w:rPr>
+          <w:sz w:val="14"/>
+        </w:rPr>
+      </w:pPr>
+      <w:r>
+        <w:rPr>
+          <w:rFonts w:ascii="Consolas" w:eastAsia="Consolas" w:hAnsi="Consolas" w:cs="Consolas"/>
+          <w:sz w:val="14"/>
+        </w:rPr>
+        <w:t xml:space="preserve">    Leer opcion</w:t>
+      </w:r>
+    </w:p>
+    <w:p>
+      <w:pPr>
+        <w:shd w:val="clear" w:color="auto" w:fill="F3F4F6"/>
+        <w:ind w:left="72"/>
+        <w:rPr>
+          <w:sz w:val="14"/>
+        </w:rPr>
+      </w:pPr>
+      <w:r>
+        <w:rPr>
+          <w:rFonts w:ascii="Consolas" w:eastAsia="Consolas" w:hAnsi="Consolas" w:cs="Consolas"/>
+          <w:sz w:val="14"/>
+        </w:rPr>
+        <w:t xml:space="preserve"> </w:t>
+      </w:r>
+    </w:p>
+    <w:p>
+      <w:pPr>
+        <w:shd w:val="clear" w:color="auto" w:fill="F3F4F6"/>
+        <w:ind w:left="72"/>
+        <w:rPr>
+          <w:sz w:val="14"/>
+        </w:rPr>
+      </w:pPr>
+      <w:r>
+        <w:rPr>
+          <w:rFonts w:ascii="Consolas" w:eastAsia="Consolas" w:hAnsi="Consolas" w:cs="Consolas"/>
+          <w:sz w:val="14"/>
+        </w:rPr>
+        <w:t xml:space="preserve">    // ---- 4. Opciones 1 a 3: boletos (R3, RN4) ----</w:t>
+      </w:r>
+    </w:p>
+    <w:p>
+      <w:pPr>
+        <w:shd w:val="clear" w:color="auto" w:fill="F3F4F6"/>
+        <w:ind w:left="72"/>
+        <w:rPr>
+          <w:sz w:val="14"/>
+        </w:rPr>
+      </w:pPr>
+      <w:r>
+        <w:rPr>
+          <w:rFonts w:ascii="Consolas" w:eastAsia="Consolas" w:hAnsi="Consolas" w:cs="Consolas"/>
+          <w:sz w:val="14"/>
+        </w:rPr>
+        <w:t xml:space="preserve">    Si opcion = "1" O opcion = "2" O opcion =</w:t>
+      </w:r>
+      <w:r>
+        <w:rPr>
+          <w:rFonts w:ascii="Consolas" w:eastAsia="Consolas" w:hAnsi="Consolas" w:cs="Consolas"/>
+          <w:sz w:val="14"/>
+        </w:rPr>
+        <w:t xml:space="preserve"> "3" Entonces</w:t>
+      </w:r>
+    </w:p>
+    <w:p>
+      <w:pPr>
+        <w:shd w:val="clear" w:color="auto" w:fill="F3F4F6"/>
+        <w:ind w:left="72"/>
+        <w:rPr>
+          <w:sz w:val="14"/>
+        </w:rPr>
+      </w:pPr>
+      <w:r>
+        <w:rPr>
+          <w:rFonts w:ascii="Consolas" w:eastAsia="Consolas" w:hAnsi="Consolas" w:cs="Consolas"/>
+          <w:sz w:val="14"/>
+        </w:rPr>
+        <w:t xml:space="preserve">      Escribir "Cantidad: " Sin Saltar</w:t>
+      </w:r>
+    </w:p>
+    <w:p>
+      <w:pPr>
+        <w:shd w:val="clear" w:color="auto" w:fill="F3F4F6"/>
+        <w:ind w:left="72"/>
+        <w:rPr>
+          <w:sz w:val="14"/>
+        </w:rPr>
+      </w:pPr>
+      <w:r>
+        <w:rPr>
+          <w:rFonts w:ascii="Consolas" w:eastAsia="Consolas" w:hAnsi="Consolas" w:cs="Consolas"/>
+          <w:sz w:val="14"/>
+        </w:rPr>
+        <w:t xml:space="preserve">      Leer cantidad</w:t>
+      </w:r>
+    </w:p>
+    <w:p>
+      <w:pPr>
+        <w:shd w:val="clear" w:color="auto" w:fill="F3F4F6"/>
+        <w:ind w:left="72"/>
+        <w:rPr>
+          <w:sz w:val="14"/>
+        </w:rPr>
+      </w:pPr>
+      <w:r>
+        <w:rPr>
+          <w:rFonts w:ascii="Consolas" w:eastAsia="Consolas" w:hAnsi="Consolas" w:cs="Consolas"/>
+          <w:sz w:val="14"/>
+        </w:rPr>
+        <w:t xml:space="preserve">      Si cantidad &lt; 1 O adultos + ninos + tercera + cantidad &gt; MAX_BOLETOS Entonces</w:t>
+      </w:r>
+    </w:p>
+    <w:p>
+      <w:pPr>
+        <w:shd w:val="clear" w:color="auto" w:fill="F3F4F6"/>
+        <w:ind w:left="72"/>
+        <w:rPr>
+          <w:sz w:val="14"/>
+        </w:rPr>
+      </w:pPr>
+      <w:r>
+        <w:rPr>
+          <w:rFonts w:ascii="Consolas" w:eastAsia="Consolas" w:hAnsi="Consolas" w:cs="Consolas"/>
+          <w:sz w:val="14"/>
+        </w:rPr>
+        <w:t xml:space="preserve">        Escribir "Cantidad no valida o excede ", MAX_BOLETOS, " boletos por orden."</w:t>
+      </w:r>
+    </w:p>
+    <w:p>
+      <w:pPr>
+        <w:shd w:val="clear" w:color="auto" w:fill="F3F4F6"/>
+        <w:ind w:left="72"/>
+        <w:rPr>
+          <w:sz w:val="14"/>
+        </w:rPr>
+      </w:pPr>
+      <w:r>
+        <w:rPr>
+          <w:rFonts w:ascii="Consolas" w:eastAsia="Consolas" w:hAnsi="Consolas" w:cs="Consolas"/>
+          <w:sz w:val="14"/>
+        </w:rPr>
+        <w:t xml:space="preserve">      SiNo</w:t>
+      </w:r>
+    </w:p>
+    <w:p>
+      <w:pPr>
+        <w:shd w:val="clear" w:color="auto" w:fill="F3F4F6"/>
+        <w:ind w:left="72"/>
+        <w:rPr>
+          <w:sz w:val="14"/>
+        </w:rPr>
+      </w:pPr>
+      <w:r>
+        <w:rPr>
+          <w:rFonts w:ascii="Consolas" w:eastAsia="Consolas" w:hAnsi="Consolas" w:cs="Consolas"/>
+          <w:sz w:val="14"/>
+        </w:rPr>
+        <w:t xml:space="preserve">        Si opcion = "1" Entonces</w:t>
+      </w:r>
+    </w:p>
+    <w:p>
+      <w:pPr>
+        <w:shd w:val="clear" w:color="auto" w:fill="F3F4F6"/>
+        <w:ind w:left="72"/>
+        <w:rPr>
+          <w:sz w:val="14"/>
+        </w:rPr>
+      </w:pPr>
+      <w:r>
+        <w:rPr>
+          <w:rFonts w:ascii="Consolas" w:eastAsia="Consolas" w:hAnsi="Consolas" w:cs="Consolas"/>
+          <w:sz w:val="14"/>
+        </w:rPr>
+        <w:t xml:space="preserve">          adultos &lt;- adultos + cantidad</w:t>
+      </w:r>
+    </w:p>
+    <w:p>
+      <w:pPr>
+        <w:shd w:val="clear" w:color="auto" w:fill="F3F4F6"/>
+        <w:ind w:left="72"/>
+        <w:rPr>
+          <w:sz w:val="14"/>
+        </w:rPr>
+      </w:pPr>
+      <w:r>
+        <w:rPr>
+          <w:rFonts w:ascii="Consolas" w:eastAsia="Consolas" w:hAnsi="Consolas" w:cs="Consolas"/>
+          <w:sz w:val="14"/>
+        </w:rPr>
+        <w:t xml:space="preserve">        SiNo</w:t>
+      </w:r>
+    </w:p>
+    <w:p>
+      <w:pPr>
+        <w:shd w:val="clear" w:color="auto" w:fill="F3F4F6"/>
+        <w:ind w:left="72"/>
+        <w:rPr>
+          <w:sz w:val="14"/>
+        </w:rPr>
+      </w:pPr>
+      <w:r>
+        <w:rPr>
+          <w:rFonts w:ascii="Consolas" w:eastAsia="Consolas" w:hAnsi="Consolas" w:cs="Consolas"/>
+          <w:sz w:val="14"/>
+        </w:rPr>
+        <w:t xml:space="preserve">          Si opcion = "2" Entonces</w:t>
+      </w:r>
+    </w:p>
+    <w:p>
+      <w:pPr>
+        <w:shd w:val="clear" w:color="auto" w:fill="F3F4F6"/>
+        <w:ind w:left="72"/>
+        <w:rPr>
+          <w:sz w:val="14"/>
+        </w:rPr>
+      </w:pPr>
+      <w:r>
+        <w:rPr>
+          <w:rFonts w:ascii="Consolas" w:eastAsia="Consolas" w:hAnsi="Consolas" w:cs="Consolas"/>
+          <w:sz w:val="14"/>
+        </w:rPr>
+        <w:t xml:space="preserve">            ninos &lt;- ninos + cantidad</w:t>
+      </w:r>
+    </w:p>
+    <w:p>
+      <w:pPr>
+        <w:shd w:val="clear" w:color="auto" w:fill="F3F4F6"/>
+        <w:ind w:left="72"/>
+        <w:rPr>
+          <w:sz w:val="14"/>
+        </w:rPr>
+      </w:pPr>
+      <w:r>
+        <w:rPr>
+          <w:rFonts w:ascii="Consolas" w:eastAsia="Consolas" w:hAnsi="Consolas" w:cs="Consolas"/>
+          <w:sz w:val="14"/>
+        </w:rPr>
+        <w:t xml:space="preserve">          SiNo</w:t>
+      </w:r>
+    </w:p>
+    <w:p>
+      <w:pPr>
+        <w:shd w:val="clear" w:color="auto" w:fill="F3F4F6"/>
+        <w:ind w:left="72"/>
+        <w:rPr>
+          <w:sz w:val="14"/>
+        </w:rPr>
+      </w:pPr>
+      <w:r>
+        <w:rPr>
+          <w:rFonts w:ascii="Consolas" w:eastAsia="Consolas" w:hAnsi="Consolas" w:cs="Consolas"/>
+          <w:sz w:val="14"/>
+        </w:rPr>
+        <w:t xml:space="preserve">            tercera &lt;- tercera + cantidad</w:t>
+      </w:r>
+    </w:p>
+    <w:p>
+      <w:pPr>
+        <w:shd w:val="clear" w:color="auto" w:fill="F3F4F6"/>
+        <w:ind w:left="72"/>
+        <w:rPr>
+          <w:sz w:val="14"/>
+        </w:rPr>
+      </w:pPr>
+      <w:r>
+        <w:rPr>
+          <w:rFonts w:ascii="Consolas" w:eastAsia="Consolas" w:hAnsi="Consolas" w:cs="Consolas"/>
+          <w:sz w:val="14"/>
+        </w:rPr>
+        <w:t xml:space="preserve">          FinSi</w:t>
+      </w:r>
+    </w:p>
+    <w:p>
+      <w:pPr>
+        <w:shd w:val="clear" w:color="auto" w:fill="F3F4F6"/>
+        <w:ind w:left="72"/>
+        <w:rPr>
+          <w:sz w:val="14"/>
+        </w:rPr>
+      </w:pPr>
+      <w:r>
+        <w:rPr>
+          <w:rFonts w:ascii="Consolas" w:eastAsia="Consolas" w:hAnsi="Consolas" w:cs="Consolas"/>
+          <w:sz w:val="14"/>
+        </w:rPr>
+        <w:t xml:space="preserve">        FinSi</w:t>
+      </w:r>
+    </w:p>
+    <w:p>
+      <w:pPr>
+        <w:shd w:val="clear" w:color="auto" w:fill="F3F4F6"/>
+        <w:ind w:left="72"/>
+        <w:rPr>
+          <w:sz w:val="14"/>
+        </w:rPr>
+      </w:pPr>
+      <w:r>
+        <w:rPr>
+          <w:rFonts w:ascii="Consolas" w:eastAsia="Consolas" w:hAnsi="Consolas" w:cs="Consolas"/>
+          <w:sz w:val="14"/>
+        </w:rPr>
+        <w:t xml:space="preserve">        Escribir "Agregado. Boletos en la orden: ", adultos + ninos + tercera</w:t>
+      </w:r>
+    </w:p>
+    <w:p>
+      <w:pPr>
+        <w:shd w:val="clear" w:color="auto" w:fill="F3F4F6"/>
+        <w:ind w:left="72"/>
+        <w:rPr>
+          <w:sz w:val="14"/>
+        </w:rPr>
+      </w:pPr>
+      <w:r>
+        <w:rPr>
+          <w:rFonts w:ascii="Consolas" w:eastAsia="Consolas" w:hAnsi="Consolas" w:cs="Consolas"/>
+          <w:sz w:val="14"/>
+        </w:rPr>
+        <w:t xml:space="preserve">      FinSi</w:t>
+      </w:r>
+    </w:p>
+    <w:p>
+      <w:pPr>
+        <w:shd w:val="clear" w:color="auto" w:fill="F3F4F6"/>
+        <w:ind w:left="72"/>
+        <w:rPr>
+          <w:sz w:val="14"/>
+        </w:rPr>
+      </w:pPr>
+      <w:r>
+        <w:rPr>
+          <w:rFonts w:ascii="Consolas" w:eastAsia="Consolas" w:hAnsi="Consolas" w:cs="Consolas"/>
+          <w:sz w:val="14"/>
+        </w:rPr>
+        <w:t xml:space="preserve"> </w:t>
+      </w:r>
+    </w:p>
+    <w:p>
+      <w:pPr>
+        <w:shd w:val="clear" w:color="auto" w:fill="F3F4F6"/>
+        <w:ind w:left="72"/>
+        <w:rPr>
+          <w:sz w:val="14"/>
+        </w:rPr>
+      </w:pPr>
+      <w:r>
+        <w:rPr>
+          <w:rFonts w:ascii="Consolas" w:eastAsia="Consolas" w:hAnsi="Consolas" w:cs="Consolas"/>
+          <w:sz w:val="14"/>
+        </w:rPr>
+        <w:t xml:space="preserve">    SiNo</w:t>
+      </w:r>
+    </w:p>
+    <w:p>
+      <w:pPr>
+        <w:shd w:val="clear" w:color="auto" w:fill="F3F4F6"/>
+        <w:ind w:left="72"/>
+        <w:rPr>
+          <w:sz w:val="14"/>
+        </w:rPr>
+      </w:pPr>
+      <w:r>
+        <w:rPr>
+          <w:rFonts w:ascii="Consolas" w:eastAsia="Consolas" w:hAnsi="Consolas" w:cs="Consolas"/>
+          <w:sz w:val="14"/>
+        </w:rPr>
+        <w:t xml:space="preserve">      // ---- 5. Opcion 4: combos (RN3, RN4) ----</w:t>
+      </w:r>
+    </w:p>
+    <w:p>
+      <w:pPr>
+        <w:shd w:val="clear" w:color="auto" w:fill="F3F4F6"/>
+        <w:ind w:left="72"/>
+        <w:rPr>
+          <w:sz w:val="14"/>
+        </w:rPr>
+      </w:pPr>
+      <w:r>
+        <w:rPr>
+          <w:rFonts w:ascii="Consolas" w:eastAsia="Consolas" w:hAnsi="Consolas" w:cs="Consolas"/>
+          <w:sz w:val="14"/>
+        </w:rPr>
+        <w:t xml:space="preserve">      Si opcion = "4" Entonces</w:t>
+      </w:r>
+    </w:p>
+    <w:p>
+      <w:pPr>
+        <w:shd w:val="clear" w:color="auto" w:fill="F3F4F6"/>
+        <w:ind w:left="72"/>
+        <w:rPr>
+          <w:sz w:val="14"/>
+        </w:rPr>
+      </w:pPr>
+      <w:r>
+        <w:rPr>
+          <w:rFonts w:ascii="Consolas" w:eastAsia="Consolas" w:hAnsi="Consolas" w:cs="Consolas"/>
+          <w:sz w:val="14"/>
+        </w:rPr>
+        <w:lastRenderedPageBreak/>
+        <w:t xml:space="preserve">        Escribir "Cantidad de combos: " Sin Saltar</w:t>
+      </w:r>
+    </w:p>
+    <w:p>
+      <w:pPr>
+        <w:shd w:val="clear" w:color="auto" w:fill="F3F4F6"/>
+        <w:ind w:left="72"/>
+        <w:rPr>
+          <w:sz w:val="14"/>
+        </w:rPr>
+      </w:pPr>
+      <w:r>
+        <w:rPr>
+          <w:rFonts w:ascii="Consolas" w:eastAsia="Consolas" w:hAnsi="Consolas" w:cs="Consolas"/>
+          <w:sz w:val="14"/>
+        </w:rPr>
+        <w:t xml:space="preserve">        Leer cantidad</w:t>
+      </w:r>
+    </w:p>
+    <w:p>
+      <w:pPr>
+        <w:shd w:val="clear" w:color="auto" w:fill="F3F4F6"/>
+        <w:ind w:left="72"/>
+        <w:rPr>
+          <w:sz w:val="14"/>
+        </w:rPr>
+      </w:pPr>
+      <w:r>
+        <w:rPr>
+          <w:rFonts w:ascii="Consolas" w:eastAsia="Consolas" w:hAnsi="Consolas" w:cs="Consolas"/>
+          <w:sz w:val="14"/>
+        </w:rPr>
+        <w:t xml:space="preserve">        Si cantidad &lt; 1 Entonces</w:t>
+      </w:r>
+    </w:p>
+    <w:p>
+      <w:pPr>
+        <w:shd w:val="clear" w:color="auto" w:fill="F3F4F6"/>
+        <w:ind w:left="72"/>
+        <w:rPr>
+          <w:sz w:val="14"/>
+        </w:rPr>
+      </w:pPr>
+      <w:r>
+        <w:rPr>
+          <w:rFonts w:ascii="Consolas" w:eastAsia="Consolas" w:hAnsi="Consolas" w:cs="Consolas"/>
+          <w:sz w:val="14"/>
+        </w:rPr>
+        <w:t xml:space="preserve">          Escribir "Cantidad no valida."</w:t>
+      </w:r>
+    </w:p>
+    <w:p>
+      <w:pPr>
+        <w:shd w:val="clear" w:color="auto" w:fill="F3F4F6"/>
+        <w:ind w:left="72"/>
+        <w:rPr>
+          <w:sz w:val="14"/>
+        </w:rPr>
+      </w:pPr>
+      <w:r>
+        <w:rPr>
+          <w:rFonts w:ascii="Consolas" w:eastAsia="Consolas" w:hAnsi="Consolas" w:cs="Consolas"/>
+          <w:sz w:val="14"/>
+        </w:rPr>
+        <w:t xml:space="preserve">        SiNo</w:t>
+      </w:r>
+    </w:p>
+    <w:p>
+      <w:pPr>
+        <w:shd w:val="clear" w:color="auto" w:fill="F3F4F6"/>
+        <w:ind w:left="72"/>
+        <w:rPr>
+          <w:sz w:val="14"/>
+        </w:rPr>
+      </w:pPr>
+      <w:r>
+        <w:rPr>
+          <w:rFonts w:ascii="Consolas" w:eastAsia="Consolas" w:hAnsi="Consolas" w:cs="Consolas"/>
+          <w:sz w:val="14"/>
+        </w:rPr>
+        <w:t xml:space="preserve">          combos &lt;- combos + cantidad</w:t>
+      </w:r>
+    </w:p>
+    <w:p>
+      <w:pPr>
+        <w:shd w:val="clear" w:color="auto" w:fill="F3F4F6"/>
+        <w:ind w:left="72"/>
+        <w:rPr>
+          <w:sz w:val="14"/>
+        </w:rPr>
+      </w:pPr>
+      <w:r>
+        <w:rPr>
+          <w:rFonts w:ascii="Consolas" w:eastAsia="Consolas" w:hAnsi="Consolas" w:cs="Consolas"/>
+          <w:sz w:val="14"/>
+        </w:rPr>
+        <w:t xml:space="preserve">          Escribir "Agregado. Combos en la orden: ", combos</w:t>
+      </w:r>
+    </w:p>
+    <w:p>
+      <w:pPr>
+        <w:shd w:val="clear" w:color="auto" w:fill="F3F4F6"/>
+        <w:ind w:left="72"/>
+        <w:rPr>
+          <w:sz w:val="14"/>
+        </w:rPr>
+      </w:pPr>
+      <w:r>
+        <w:rPr>
+          <w:rFonts w:ascii="Consolas" w:eastAsia="Consolas" w:hAnsi="Consolas" w:cs="Consolas"/>
+          <w:sz w:val="14"/>
+        </w:rPr>
+        <w:t xml:space="preserve">        FinSi</w:t>
+      </w:r>
+    </w:p>
+    <w:p>
+      <w:pPr>
+        <w:shd w:val="clear" w:color="auto" w:fill="F3F4F6"/>
+        <w:ind w:left="72"/>
+        <w:rPr>
+          <w:sz w:val="14"/>
+        </w:rPr>
+      </w:pPr>
+      <w:r>
+        <w:rPr>
+          <w:rFonts w:ascii="Consolas" w:eastAsia="Consolas" w:hAnsi="Consolas" w:cs="Consolas"/>
+          <w:sz w:val="14"/>
+        </w:rPr>
+        <w:t xml:space="preserve"> </w:t>
+      </w:r>
+    </w:p>
+    <w:p>
+      <w:pPr>
+        <w:shd w:val="clear" w:color="auto" w:fill="F3F4F6"/>
+        <w:ind w:left="72"/>
+        <w:rPr>
+          <w:sz w:val="14"/>
+        </w:rPr>
+      </w:pPr>
+      <w:r>
+        <w:rPr>
+          <w:rFonts w:ascii="Consolas" w:eastAsia="Consolas" w:hAnsi="Consolas" w:cs="Consolas"/>
+          <w:sz w:val="14"/>
+        </w:rPr>
+        <w:t xml:space="preserve">      SiNo</w:t>
+      </w:r>
+    </w:p>
+    <w:p>
+      <w:pPr>
+        <w:shd w:val="clear" w:color="auto" w:fill="F3F4F6"/>
+        <w:ind w:left="72"/>
+        <w:rPr>
+          <w:sz w:val="14"/>
+        </w:rPr>
+      </w:pPr>
+      <w:r>
+        <w:rPr>
+          <w:rFonts w:ascii="Consolas" w:eastAsia="Consolas" w:hAnsi="Consolas" w:cs="Consolas"/>
+          <w:sz w:val="14"/>
+        </w:rPr>
+        <w:t xml:space="preserve">        // ---- 6. Opcion 5: cobrar (R4, R5, RN2) ----</w:t>
+      </w:r>
+    </w:p>
+    <w:p>
+      <w:pPr>
+        <w:shd w:val="clear" w:color="auto" w:fill="F3F4F6"/>
+        <w:ind w:left="72"/>
+        <w:rPr>
+          <w:sz w:val="14"/>
+        </w:rPr>
+      </w:pPr>
+      <w:r>
+        <w:rPr>
+          <w:rFonts w:ascii="Consolas" w:eastAsia="Consolas" w:hAnsi="Consolas" w:cs="Consolas"/>
+          <w:sz w:val="14"/>
+        </w:rPr>
+        <w:t xml:space="preserve">        Si opcion = "5" Entonces</w:t>
+      </w:r>
+    </w:p>
+    <w:p>
+      <w:pPr>
+        <w:shd w:val="clear" w:color="auto" w:fill="F3F4F6"/>
+        <w:ind w:left="72"/>
+        <w:rPr>
+          <w:sz w:val="14"/>
+        </w:rPr>
+      </w:pPr>
+      <w:r>
+        <w:rPr>
+          <w:rFonts w:ascii="Consolas" w:eastAsia="Consolas" w:hAnsi="Consolas" w:cs="Consolas"/>
+          <w:sz w:val="14"/>
+        </w:rPr>
+        <w:t xml:space="preserve">          Si adultos + ninos + tercera + combos = 0 Entonces</w:t>
+      </w:r>
+    </w:p>
+    <w:p>
+      <w:pPr>
+        <w:shd w:val="clear" w:color="auto" w:fill="F3F4F6"/>
+        <w:ind w:left="72"/>
+        <w:rPr>
+          <w:sz w:val="14"/>
+        </w:rPr>
+      </w:pPr>
+      <w:r>
+        <w:rPr>
+          <w:rFonts w:ascii="Consolas" w:eastAsia="Consolas" w:hAnsi="Consolas" w:cs="Consolas"/>
+          <w:sz w:val="14"/>
+        </w:rPr>
+        <w:t xml:space="preserve">            Escribir "La orden esta vacia."</w:t>
+      </w:r>
+    </w:p>
+    <w:p>
+      <w:pPr>
+        <w:shd w:val="clear" w:color="auto" w:fill="F3F4F6"/>
+        <w:ind w:left="72"/>
+        <w:rPr>
+          <w:sz w:val="14"/>
+        </w:rPr>
+      </w:pPr>
+      <w:r>
+        <w:rPr>
+          <w:rFonts w:ascii="Consolas" w:eastAsia="Consolas" w:hAnsi="Consolas" w:cs="Consolas"/>
+          <w:sz w:val="14"/>
+        </w:rPr>
+        <w:t xml:space="preserve">          SiNo</w:t>
+      </w:r>
+    </w:p>
+    <w:p>
+      <w:pPr>
+        <w:shd w:val="clear" w:color="auto" w:fill="F3F4F6"/>
+        <w:ind w:left="72"/>
+        <w:rPr>
+          <w:sz w:val="14"/>
+        </w:rPr>
+      </w:pPr>
+      <w:r>
+        <w:rPr>
+          <w:rFonts w:ascii="Consolas" w:eastAsia="Consolas" w:hAnsi="Consolas" w:cs="Consolas"/>
+          <w:sz w:val="14"/>
+        </w:rPr>
+        <w:t xml:space="preserve">            // Regla 2x1: solo adultos y solo en miercoles</w:t>
+      </w:r>
+    </w:p>
+    <w:p>
+      <w:pPr>
+        <w:shd w:val="clear" w:color="auto" w:fill="F3F4F6"/>
+        <w:ind w:left="72"/>
+        <w:rPr>
+          <w:sz w:val="14"/>
+        </w:rPr>
+      </w:pPr>
+      <w:r>
+        <w:rPr>
+          <w:rFonts w:ascii="Consolas" w:eastAsia="Consolas" w:hAnsi="Consolas" w:cs="Consolas"/>
+          <w:sz w:val="14"/>
+        </w:rPr>
+        <w:t xml:space="preserve">            Si es_miercoles Y adultos &gt; 0 Entonces</w:t>
+      </w:r>
+    </w:p>
+    <w:p>
+      <w:pPr>
+        <w:shd w:val="clear" w:color="auto" w:fill="F3F4F6"/>
+        <w:ind w:left="72"/>
+        <w:rPr>
+          <w:sz w:val="14"/>
+        </w:rPr>
+      </w:pPr>
+      <w:r>
+        <w:rPr>
+          <w:rFonts w:ascii="Consolas" w:eastAsia="Consolas" w:hAnsi="Consolas" w:cs="Consolas"/>
+          <w:sz w:val="14"/>
+        </w:rPr>
+        <w:t xml:space="preserve">              adultos_a_pagar &lt;- trunc(adultos / 2) + adultos MOD 2</w:t>
+      </w:r>
+    </w:p>
+    <w:p>
+      <w:pPr>
+        <w:shd w:val="clear" w:color="auto" w:fill="F3F4F6"/>
+        <w:ind w:left="72"/>
+        <w:rPr>
+          <w:sz w:val="14"/>
+        </w:rPr>
+      </w:pPr>
+      <w:r>
+        <w:rPr>
+          <w:rFonts w:ascii="Consolas" w:eastAsia="Consolas" w:hAnsi="Consolas" w:cs="Consolas"/>
+          <w:sz w:val="14"/>
+        </w:rPr>
+        <w:t xml:space="preserve">            SiNo</w:t>
+      </w:r>
+    </w:p>
+    <w:p>
+      <w:pPr>
+        <w:shd w:val="clear" w:color="auto" w:fill="F3F4F6"/>
+        <w:ind w:left="72"/>
+        <w:rPr>
+          <w:sz w:val="14"/>
+        </w:rPr>
+      </w:pPr>
+      <w:r>
+        <w:rPr>
+          <w:rFonts w:ascii="Consolas" w:eastAsia="Consolas" w:hAnsi="Consolas" w:cs="Consolas"/>
+          <w:sz w:val="14"/>
+        </w:rPr>
+        <w:t xml:space="preserve">              adultos_a_pagar &lt;- adultos</w:t>
+      </w:r>
+    </w:p>
+    <w:p>
+      <w:pPr>
+        <w:shd w:val="clear" w:color="auto" w:fill="F3F4F6"/>
+        <w:ind w:left="72"/>
+        <w:rPr>
+          <w:sz w:val="14"/>
+        </w:rPr>
+      </w:pPr>
+      <w:r>
+        <w:rPr>
+          <w:rFonts w:ascii="Consolas" w:eastAsia="Consolas" w:hAnsi="Consolas" w:cs="Consolas"/>
+          <w:sz w:val="14"/>
+        </w:rPr>
+        <w:t xml:space="preserve">            FinSi</w:t>
+      </w:r>
+    </w:p>
+    <w:p>
+      <w:pPr>
+        <w:shd w:val="clear" w:color="auto" w:fill="F3F4F6"/>
+        <w:ind w:left="72"/>
+        <w:rPr>
+          <w:sz w:val="14"/>
+        </w:rPr>
+      </w:pPr>
+      <w:r>
+        <w:rPr>
+          <w:rFonts w:ascii="Consolas" w:eastAsia="Consolas" w:hAnsi="Consolas" w:cs="Consolas"/>
+          <w:sz w:val="14"/>
+        </w:rPr>
+        <w:t xml:space="preserve"> </w:t>
+      </w:r>
+    </w:p>
+    <w:p>
+      <w:pPr>
+        <w:shd w:val="clear" w:color="auto" w:fill="F3F4F6"/>
+        <w:ind w:left="72"/>
+        <w:rPr>
+          <w:sz w:val="14"/>
+        </w:rPr>
+      </w:pPr>
+      <w:r>
+        <w:rPr>
+          <w:rFonts w:ascii="Consolas" w:eastAsia="Consolas" w:hAnsi="Consolas" w:cs="Consolas"/>
+          <w:sz w:val="14"/>
+        </w:rPr>
+        <w:t xml:space="preserve">            total_orden &lt;- 0</w:t>
+      </w:r>
+    </w:p>
+    <w:p>
+      <w:pPr>
+        <w:shd w:val="clear" w:color="auto" w:fill="F3F4F6"/>
+        <w:ind w:left="72"/>
+        <w:rPr>
+          <w:sz w:val="14"/>
+        </w:rPr>
+      </w:pPr>
+      <w:r>
+        <w:rPr>
+          <w:rFonts w:ascii="Consolas" w:eastAsia="Consolas" w:hAnsi="Consolas" w:cs="Consolas"/>
+          <w:sz w:val="14"/>
+        </w:rPr>
+        <w:t xml:space="preserve">            Escribir ""</w:t>
+      </w:r>
+    </w:p>
+    <w:p>
+      <w:pPr>
+        <w:shd w:val="clear" w:color="auto" w:fill="F3F4F6"/>
+        <w:ind w:left="72"/>
+        <w:rPr>
+          <w:sz w:val="14"/>
+        </w:rPr>
+      </w:pPr>
+      <w:r>
+        <w:rPr>
+          <w:rFonts w:ascii="Consolas" w:eastAsia="Consolas" w:hAnsi="Consolas" w:cs="Consolas"/>
+          <w:sz w:val="14"/>
+        </w:rPr>
+        <w:t xml:space="preserve">            Escribir "----------- TICKET -----------"</w:t>
+      </w:r>
+    </w:p>
+    <w:p>
+      <w:pPr>
+        <w:shd w:val="clear" w:color="auto" w:fill="F3F4F6"/>
+        <w:ind w:left="72"/>
+        <w:rPr>
+          <w:sz w:val="14"/>
+        </w:rPr>
+      </w:pPr>
+      <w:r>
+        <w:rPr>
+          <w:rFonts w:ascii="Consolas" w:eastAsia="Consolas" w:hAnsi="Consolas" w:cs="Consolas"/>
+          <w:sz w:val="14"/>
+        </w:rPr>
+        <w:t xml:space="preserve">            Para i &lt;- 1 Hasta 3 Con Paso 1 Hacer</w:t>
+      </w:r>
+    </w:p>
+    <w:p>
+      <w:pPr>
+        <w:shd w:val="clear" w:color="auto" w:fill="F3F4F6"/>
+        <w:ind w:left="72"/>
+        <w:rPr>
+          <w:sz w:val="14"/>
+        </w:rPr>
+      </w:pPr>
+      <w:r>
+        <w:rPr>
+          <w:rFonts w:ascii="Consolas" w:eastAsia="Consolas" w:hAnsi="Consolas" w:cs="Consolas"/>
+          <w:sz w:val="14"/>
+        </w:rPr>
+        <w:t xml:space="preserve">              Si i = 1 Entonces</w:t>
+      </w:r>
+    </w:p>
+    <w:p>
+      <w:pPr>
+        <w:shd w:val="clear" w:color="auto" w:fill="F3F4F6"/>
+        <w:ind w:left="72"/>
+        <w:rPr>
+          <w:sz w:val="14"/>
+        </w:rPr>
+      </w:pPr>
+      <w:r>
+        <w:rPr>
+          <w:rFonts w:ascii="Consolas" w:eastAsia="Consolas" w:hAnsi="Consolas" w:cs="Consolas"/>
+          <w:sz w:val="14"/>
+        </w:rPr>
+        <w:t xml:space="preserve">                nombre &lt;- "Adulto"</w:t>
+      </w:r>
+    </w:p>
+    <w:p>
+      <w:pPr>
+        <w:shd w:val="clear" w:color="auto" w:fill="F3F4F6"/>
+        <w:ind w:left="72"/>
+        <w:rPr>
+          <w:sz w:val="14"/>
+        </w:rPr>
+      </w:pPr>
+      <w:r>
+        <w:rPr>
+          <w:rFonts w:ascii="Consolas" w:eastAsia="Consolas" w:hAnsi="Consolas" w:cs="Consolas"/>
+          <w:sz w:val="14"/>
+        </w:rPr>
+        <w:t xml:space="preserve">                cant &lt;- adultos</w:t>
+      </w:r>
+    </w:p>
+    <w:p>
+      <w:pPr>
+        <w:shd w:val="clear" w:color="auto" w:fill="F3F4F6"/>
+        <w:ind w:left="72"/>
+        <w:rPr>
+          <w:sz w:val="14"/>
+        </w:rPr>
+      </w:pPr>
+      <w:r>
+        <w:rPr>
+          <w:rFonts w:ascii="Consolas" w:eastAsia="Consolas" w:hAnsi="Consolas" w:cs="Consolas"/>
+          <w:sz w:val="14"/>
+        </w:rPr>
+        <w:t xml:space="preserve"> </w:t>
+      </w:r>
+      <w:r>
+        <w:rPr>
+          <w:rFonts w:ascii="Consolas" w:eastAsia="Consolas" w:hAnsi="Consolas" w:cs="Consolas"/>
+          <w:sz w:val="14"/>
+        </w:rPr>
+        <w:t xml:space="preserve">               importe &lt;- adultos_a_pagar * PRECIO_ADULTO</w:t>
+      </w:r>
+    </w:p>
+    <w:p>
+      <w:pPr>
+        <w:shd w:val="clear" w:color="auto" w:fill="F3F4F6"/>
+        <w:ind w:left="72"/>
+        <w:rPr>
+          <w:sz w:val="14"/>
+        </w:rPr>
+      </w:pPr>
+      <w:r>
+        <w:rPr>
+          <w:rFonts w:ascii="Consolas" w:eastAsia="Consolas" w:hAnsi="Consolas" w:cs="Consolas"/>
+          <w:sz w:val="14"/>
+        </w:rPr>
+        <w:t xml:space="preserve">              SiNo</w:t>
+      </w:r>
+    </w:p>
+    <w:p>
+      <w:pPr>
+        <w:shd w:val="clear" w:color="auto" w:fill="F3F4F6"/>
+        <w:ind w:left="72"/>
+        <w:rPr>
+          <w:sz w:val="14"/>
+        </w:rPr>
+      </w:pPr>
+      <w:r>
+        <w:rPr>
+          <w:rFonts w:ascii="Consolas" w:eastAsia="Consolas" w:hAnsi="Consolas" w:cs="Consolas"/>
+          <w:sz w:val="14"/>
+        </w:rPr>
+        <w:t xml:space="preserve">                Si i = 2 Entonces</w:t>
+      </w:r>
+    </w:p>
+    <w:p>
+      <w:pPr>
+        <w:shd w:val="clear" w:color="auto" w:fill="F3F4F6"/>
+        <w:ind w:left="72"/>
+        <w:rPr>
+          <w:sz w:val="14"/>
+        </w:rPr>
+      </w:pPr>
+      <w:r>
+        <w:rPr>
+          <w:rFonts w:ascii="Consolas" w:eastAsia="Consolas" w:hAnsi="Consolas" w:cs="Consolas"/>
+          <w:sz w:val="14"/>
+        </w:rPr>
+        <w:t xml:space="preserve">                  nombre &lt;- "Nino"</w:t>
+      </w:r>
+    </w:p>
+    <w:p>
+      <w:pPr>
+        <w:shd w:val="clear" w:color="auto" w:fill="F3F4F6"/>
+        <w:ind w:left="72"/>
+        <w:rPr>
+          <w:sz w:val="14"/>
+        </w:rPr>
+      </w:pPr>
+      <w:r>
+        <w:rPr>
+          <w:rFonts w:ascii="Consolas" w:eastAsia="Consolas" w:hAnsi="Consolas" w:cs="Consolas"/>
+          <w:sz w:val="14"/>
+        </w:rPr>
+        <w:t xml:space="preserve">                  cant &lt;- ninos</w:t>
+      </w:r>
+    </w:p>
+    <w:p>
+      <w:pPr>
+        <w:shd w:val="clear" w:color="auto" w:fill="F3F4F6"/>
+        <w:ind w:left="72"/>
+        <w:rPr>
+          <w:sz w:val="14"/>
+        </w:rPr>
+      </w:pPr>
+      <w:r>
+        <w:rPr>
+          <w:rFonts w:ascii="Consolas" w:eastAsia="Consolas" w:hAnsi="Consolas" w:cs="Consolas"/>
+          <w:sz w:val="14"/>
+        </w:rPr>
+        <w:t xml:space="preserve">                  importe &lt;- ninos * PRECIO_NINO</w:t>
+      </w:r>
+    </w:p>
+    <w:p>
+      <w:pPr>
+        <w:shd w:val="clear" w:color="auto" w:fill="F3F4F6"/>
+        <w:ind w:left="72"/>
+        <w:rPr>
+          <w:sz w:val="14"/>
+        </w:rPr>
+      </w:pPr>
+      <w:r>
+        <w:rPr>
+          <w:rFonts w:ascii="Consolas" w:eastAsia="Consolas" w:hAnsi="Consolas" w:cs="Consolas"/>
+          <w:sz w:val="14"/>
+        </w:rPr>
+        <w:t xml:space="preserve">                SiNo</w:t>
+      </w:r>
+    </w:p>
+    <w:p>
+      <w:pPr>
+        <w:shd w:val="clear" w:color="auto" w:fill="F3F4F6"/>
+        <w:ind w:left="72"/>
+        <w:rPr>
+          <w:sz w:val="14"/>
+        </w:rPr>
+      </w:pPr>
+      <w:r>
+        <w:rPr>
+          <w:rFonts w:ascii="Consolas" w:eastAsia="Consolas" w:hAnsi="Consolas" w:cs="Consolas"/>
+          <w:sz w:val="14"/>
+        </w:rPr>
+        <w:t xml:space="preserve">        </w:t>
+      </w:r>
+      <w:r>
+        <w:rPr>
+          <w:rFonts w:ascii="Consolas" w:eastAsia="Consolas" w:hAnsi="Consolas" w:cs="Consolas"/>
+          <w:sz w:val="14"/>
+        </w:rPr>
+        <w:t xml:space="preserve">          nombre &lt;- "Tercera edad"</w:t>
+      </w:r>
+    </w:p>
+    <w:p>
+      <w:pPr>
+        <w:shd w:val="clear" w:color="auto" w:fill="F3F4F6"/>
+        <w:ind w:left="72"/>
+        <w:rPr>
+          <w:sz w:val="14"/>
+        </w:rPr>
+      </w:pPr>
+      <w:r>
+        <w:rPr>
+          <w:rFonts w:ascii="Consolas" w:eastAsia="Consolas" w:hAnsi="Consolas" w:cs="Consolas"/>
+          <w:sz w:val="14"/>
+        </w:rPr>
+        <w:t xml:space="preserve">                  cant &lt;- tercera</w:t>
+      </w:r>
+    </w:p>
+    <w:p>
+      <w:pPr>
+        <w:shd w:val="clear" w:color="auto" w:fill="F3F4F6"/>
+        <w:ind w:left="72"/>
+        <w:rPr>
+          <w:sz w:val="14"/>
+        </w:rPr>
+      </w:pPr>
+      <w:r>
+        <w:rPr>
+          <w:rFonts w:ascii="Consolas" w:eastAsia="Consolas" w:hAnsi="Consolas" w:cs="Consolas"/>
+          <w:sz w:val="14"/>
+        </w:rPr>
+        <w:t xml:space="preserve">                  importe &lt;- tercera * PRECIO_TERCERA</w:t>
+      </w:r>
+    </w:p>
+    <w:p>
+      <w:pPr>
+        <w:shd w:val="clear" w:color="auto" w:fill="F3F4F6"/>
+        <w:ind w:left="72"/>
+        <w:rPr>
+          <w:sz w:val="14"/>
+        </w:rPr>
+      </w:pPr>
+      <w:r>
+        <w:rPr>
+          <w:rFonts w:ascii="Consolas" w:eastAsia="Consolas" w:hAnsi="Consolas" w:cs="Consolas"/>
+          <w:sz w:val="14"/>
+        </w:rPr>
+        <w:t xml:space="preserve">                FinSi</w:t>
+      </w:r>
+    </w:p>
+    <w:p>
+      <w:pPr>
+        <w:shd w:val="clear" w:color="auto" w:fill="F3F4F6"/>
+        <w:ind w:left="72"/>
+        <w:rPr>
+          <w:sz w:val="14"/>
+        </w:rPr>
+      </w:pPr>
+      <w:r>
+        <w:rPr>
+          <w:rFonts w:ascii="Consolas" w:eastAsia="Consolas" w:hAnsi="Consolas" w:cs="Consolas"/>
+          <w:sz w:val="14"/>
+        </w:rPr>
+        <w:t xml:space="preserve">              FinSi</w:t>
+      </w:r>
+    </w:p>
+    <w:p>
+      <w:pPr>
+        <w:shd w:val="clear" w:color="auto" w:fill="F3F4F6"/>
+        <w:ind w:left="72"/>
+        <w:rPr>
+          <w:sz w:val="14"/>
+        </w:rPr>
+      </w:pPr>
+      <w:r>
+        <w:rPr>
+          <w:rFonts w:ascii="Consolas" w:eastAsia="Consolas" w:hAnsi="Consolas" w:cs="Consolas"/>
+          <w:sz w:val="14"/>
+        </w:rPr>
+        <w:t xml:space="preserve">              Si cant &gt; 0 Entonces</w:t>
+      </w:r>
+    </w:p>
+    <w:p>
+      <w:pPr>
+        <w:shd w:val="clear" w:color="auto" w:fill="F3F4F6"/>
+        <w:ind w:left="72"/>
+        <w:rPr>
+          <w:sz w:val="14"/>
+        </w:rPr>
+      </w:pPr>
+      <w:r>
+        <w:rPr>
+          <w:rFonts w:ascii="Consolas" w:eastAsia="Consolas" w:hAnsi="Consolas" w:cs="Consolas"/>
+          <w:sz w:val="14"/>
+        </w:rPr>
+        <w:t xml:space="preserve">                Escribir nombre, " x", cant, "   $", importe</w:t>
+      </w:r>
+    </w:p>
+    <w:p>
+      <w:pPr>
+        <w:shd w:val="clear" w:color="auto" w:fill="F3F4F6"/>
+        <w:ind w:left="72"/>
+        <w:rPr>
+          <w:sz w:val="14"/>
+        </w:rPr>
+      </w:pPr>
+      <w:r>
+        <w:rPr>
+          <w:rFonts w:ascii="Consolas" w:eastAsia="Consolas" w:hAnsi="Consolas" w:cs="Consolas"/>
+          <w:sz w:val="14"/>
+        </w:rPr>
+        <w:t xml:space="preserve">              FinSi</w:t>
+      </w:r>
+    </w:p>
+    <w:p>
+      <w:pPr>
+        <w:shd w:val="clear" w:color="auto" w:fill="F3F4F6"/>
+        <w:ind w:left="72"/>
+        <w:rPr>
+          <w:sz w:val="14"/>
+        </w:rPr>
+      </w:pPr>
+      <w:r>
+        <w:rPr>
+          <w:rFonts w:ascii="Consolas" w:eastAsia="Consolas" w:hAnsi="Consolas" w:cs="Consolas"/>
+          <w:sz w:val="14"/>
+        </w:rPr>
+        <w:t xml:space="preserve">              total_orden &lt;- total_orden + importe</w:t>
+      </w:r>
+    </w:p>
+    <w:p>
+      <w:pPr>
+        <w:shd w:val="clear" w:color="auto" w:fill="F3F4F6"/>
+        <w:ind w:left="72"/>
+        <w:rPr>
+          <w:sz w:val="14"/>
+        </w:rPr>
+      </w:pPr>
+      <w:r>
+        <w:rPr>
+          <w:rFonts w:ascii="Consolas" w:eastAsia="Consolas" w:hAnsi="Consolas" w:cs="Consolas"/>
+          <w:sz w:val="14"/>
+        </w:rPr>
+        <w:t xml:space="preserve">            FinPara</w:t>
+      </w:r>
+    </w:p>
+    <w:p>
+      <w:pPr>
+        <w:shd w:val="clear" w:color="auto" w:fill="F3F4F6"/>
+        <w:ind w:left="72"/>
+        <w:rPr>
+          <w:sz w:val="14"/>
+        </w:rPr>
+      </w:pPr>
+      <w:r>
+        <w:rPr>
+          <w:rFonts w:ascii="Consolas" w:eastAsia="Consolas" w:hAnsi="Consolas" w:cs="Consolas"/>
+          <w:sz w:val="14"/>
+        </w:rPr>
+        <w:t xml:space="preserve"> </w:t>
+      </w:r>
+    </w:p>
+    <w:p>
+      <w:pPr>
+        <w:shd w:val="clear" w:color="auto" w:fill="F3F4F6"/>
+        <w:ind w:left="72"/>
+        <w:rPr>
+          <w:sz w:val="14"/>
+        </w:rPr>
+      </w:pPr>
+      <w:r>
+        <w:rPr>
+          <w:rFonts w:ascii="Consolas" w:eastAsia="Consolas" w:hAnsi="Consolas" w:cs="Consolas"/>
+          <w:sz w:val="14"/>
+        </w:rPr>
+        <w:t xml:space="preserve">            Si adultos_a_pagar &lt; adultos Entonces</w:t>
+      </w:r>
+    </w:p>
+    <w:p>
+      <w:pPr>
+        <w:shd w:val="clear" w:color="auto" w:fill="F3F4F6"/>
+        <w:ind w:left="72"/>
+        <w:rPr>
+          <w:sz w:val="14"/>
+        </w:rPr>
+      </w:pPr>
+      <w:r>
+        <w:rPr>
+          <w:rFonts w:ascii="Consolas" w:eastAsia="Consolas" w:hAnsi="Consolas" w:cs="Consolas"/>
+          <w:sz w:val="14"/>
+        </w:rPr>
+        <w:t xml:space="preserve">              Escribir "  (2x1 miercoles: se cobran </w:t>
+      </w:r>
+      <w:r>
+        <w:rPr>
+          <w:rFonts w:ascii="Consolas" w:eastAsia="Consolas" w:hAnsi="Consolas" w:cs="Consolas"/>
+          <w:sz w:val="14"/>
+        </w:rPr>
+        <w:t>", adultos_a_pagar, " de ", adultos, " adultos)"</w:t>
+      </w:r>
+    </w:p>
+    <w:p>
+      <w:pPr>
+        <w:shd w:val="clear" w:color="auto" w:fill="F3F4F6"/>
+        <w:ind w:left="72"/>
+        <w:rPr>
+          <w:sz w:val="14"/>
+        </w:rPr>
+      </w:pPr>
+      <w:r>
+        <w:rPr>
+          <w:rFonts w:ascii="Consolas" w:eastAsia="Consolas" w:hAnsi="Consolas" w:cs="Consolas"/>
+          <w:sz w:val="14"/>
+        </w:rPr>
+        <w:t xml:space="preserve">            FinSi</w:t>
+      </w:r>
+    </w:p>
+    <w:p>
+      <w:pPr>
+        <w:shd w:val="clear" w:color="auto" w:fill="F3F4F6"/>
+        <w:ind w:left="72"/>
+        <w:rPr>
+          <w:sz w:val="14"/>
+        </w:rPr>
+      </w:pPr>
+      <w:r>
+        <w:rPr>
+          <w:rFonts w:ascii="Consolas" w:eastAsia="Consolas" w:hAnsi="Consolas" w:cs="Consolas"/>
+          <w:sz w:val="14"/>
+        </w:rPr>
+        <w:t xml:space="preserve"> </w:t>
+      </w:r>
+    </w:p>
+    <w:p>
+      <w:pPr>
+        <w:shd w:val="clear" w:color="auto" w:fill="F3F4F6"/>
+        <w:ind w:left="72"/>
+        <w:rPr>
+          <w:sz w:val="14"/>
+        </w:rPr>
+      </w:pPr>
+      <w:r>
+        <w:rPr>
+          <w:rFonts w:ascii="Consolas" w:eastAsia="Consolas" w:hAnsi="Consolas" w:cs="Consolas"/>
+          <w:sz w:val="14"/>
+        </w:rPr>
+        <w:t xml:space="preserve">            Si combos &gt; 0 Entonces</w:t>
+      </w:r>
+    </w:p>
+    <w:p>
+      <w:pPr>
+        <w:shd w:val="clear" w:color="auto" w:fill="F3F4F6"/>
+        <w:ind w:left="72"/>
+        <w:rPr>
+          <w:sz w:val="14"/>
+        </w:rPr>
+      </w:pPr>
+      <w:r>
+        <w:rPr>
+          <w:rFonts w:ascii="Consolas" w:eastAsia="Consolas" w:hAnsi="Consolas" w:cs="Consolas"/>
+          <w:sz w:val="14"/>
+        </w:rPr>
+        <w:t xml:space="preserve">              importe &lt;- combos * PRECIO_COMBO</w:t>
+      </w:r>
+    </w:p>
+    <w:p>
+      <w:pPr>
+        <w:shd w:val="clear" w:color="auto" w:fill="F3F4F6"/>
+        <w:ind w:left="72"/>
+        <w:rPr>
+          <w:sz w:val="14"/>
+        </w:rPr>
+      </w:pPr>
+      <w:r>
+        <w:rPr>
+          <w:rFonts w:ascii="Consolas" w:eastAsia="Consolas" w:hAnsi="Consolas" w:cs="Consolas"/>
+          <w:sz w:val="14"/>
+        </w:rPr>
+        <w:t xml:space="preserve">              Escribir "Combo x", combos, "   $", importe</w:t>
+      </w:r>
+    </w:p>
+    <w:p>
+      <w:pPr>
+        <w:shd w:val="clear" w:color="auto" w:fill="F3F4F6"/>
+        <w:ind w:left="72"/>
+        <w:rPr>
+          <w:sz w:val="14"/>
+        </w:rPr>
+      </w:pPr>
+      <w:r>
+        <w:rPr>
+          <w:rFonts w:ascii="Consolas" w:eastAsia="Consolas" w:hAnsi="Consolas" w:cs="Consolas"/>
+          <w:sz w:val="14"/>
+        </w:rPr>
+        <w:t xml:space="preserve">              total_orden &lt;- total_orden + importe</w:t>
+      </w:r>
+    </w:p>
+    <w:p>
+      <w:pPr>
+        <w:shd w:val="clear" w:color="auto" w:fill="F3F4F6"/>
+        <w:ind w:left="72"/>
+        <w:rPr>
+          <w:sz w:val="14"/>
+        </w:rPr>
+      </w:pPr>
+      <w:r>
+        <w:rPr>
+          <w:rFonts w:ascii="Consolas" w:eastAsia="Consolas" w:hAnsi="Consolas" w:cs="Consolas"/>
+          <w:sz w:val="14"/>
+        </w:rPr>
+        <w:t xml:space="preserve">            FinSi</w:t>
+      </w:r>
+    </w:p>
+    <w:p>
+      <w:pPr>
+        <w:shd w:val="clear" w:color="auto" w:fill="F3F4F6"/>
+        <w:ind w:left="72"/>
+        <w:rPr>
+          <w:sz w:val="14"/>
+        </w:rPr>
+      </w:pPr>
+      <w:r>
+        <w:rPr>
+          <w:rFonts w:ascii="Consolas" w:eastAsia="Consolas" w:hAnsi="Consolas" w:cs="Consolas"/>
+          <w:sz w:val="14"/>
+        </w:rPr>
+        <w:t xml:space="preserve"> </w:t>
+      </w:r>
+    </w:p>
+    <w:p>
+      <w:pPr>
+        <w:shd w:val="clear" w:color="auto" w:fill="F3F4F6"/>
+        <w:ind w:left="72"/>
+        <w:rPr>
+          <w:sz w:val="14"/>
+        </w:rPr>
+      </w:pPr>
+      <w:r>
+        <w:rPr>
+          <w:rFonts w:ascii="Consolas" w:eastAsia="Consolas" w:hAnsi="Consolas" w:cs="Consolas"/>
+          <w:sz w:val="14"/>
+        </w:rPr>
+        <w:t xml:space="preserve">            Escribir "TOTAL: $", total_orden</w:t>
+      </w:r>
+    </w:p>
+    <w:p>
+      <w:pPr>
+        <w:shd w:val="clear" w:color="auto" w:fill="F3F4F6"/>
+        <w:ind w:left="72"/>
+        <w:rPr>
+          <w:sz w:val="14"/>
+        </w:rPr>
+      </w:pPr>
+      <w:r>
+        <w:rPr>
+          <w:rFonts w:ascii="Consolas" w:eastAsia="Consolas" w:hAnsi="Consolas" w:cs="Consolas"/>
+          <w:sz w:val="14"/>
+        </w:rPr>
+        <w:t xml:space="preserve">            Escribir "------------------------------"</w:t>
+      </w:r>
+    </w:p>
+    <w:p>
+      <w:pPr>
+        <w:shd w:val="clear" w:color="auto" w:fill="F3F4F6"/>
+        <w:ind w:left="72"/>
+        <w:rPr>
+          <w:sz w:val="14"/>
+        </w:rPr>
+      </w:pPr>
+      <w:r>
+        <w:rPr>
+          <w:rFonts w:ascii="Consolas" w:eastAsia="Consolas" w:hAnsi="Consolas" w:cs="Consolas"/>
+          <w:sz w:val="14"/>
+        </w:rPr>
+        <w:t xml:space="preserve"> </w:t>
+      </w:r>
+    </w:p>
+    <w:p>
+      <w:pPr>
+        <w:shd w:val="clear" w:color="auto" w:fill="F3F4F6"/>
+        <w:ind w:left="72"/>
+        <w:rPr>
+          <w:sz w:val="14"/>
+        </w:rPr>
+      </w:pPr>
+      <w:r>
+        <w:rPr>
+          <w:rFonts w:ascii="Consolas" w:eastAsia="Consolas" w:hAnsi="Consolas" w:cs="Consolas"/>
+          <w:sz w:val="14"/>
+        </w:rPr>
+        <w:t xml:space="preserve">            // Acumular al</w:t>
+      </w:r>
+      <w:r>
+        <w:rPr>
+          <w:rFonts w:ascii="Consolas" w:eastAsia="Consolas" w:hAnsi="Consolas" w:cs="Consolas"/>
+          <w:sz w:val="14"/>
+        </w:rPr>
+        <w:t xml:space="preserve"> turno (RN5)</w:t>
+      </w:r>
+    </w:p>
+    <w:p>
+      <w:pPr>
+        <w:shd w:val="clear" w:color="auto" w:fill="F3F4F6"/>
+        <w:ind w:left="72"/>
+        <w:rPr>
+          <w:sz w:val="14"/>
+        </w:rPr>
+      </w:pPr>
+      <w:r>
+        <w:rPr>
+          <w:rFonts w:ascii="Consolas" w:eastAsia="Consolas" w:hAnsi="Consolas" w:cs="Consolas"/>
+          <w:sz w:val="14"/>
+        </w:rPr>
+        <w:t xml:space="preserve">            total_turno &lt;- total_turno + total_orden</w:t>
+      </w:r>
+    </w:p>
+    <w:p>
+      <w:pPr>
+        <w:shd w:val="clear" w:color="auto" w:fill="F3F4F6"/>
+        <w:ind w:left="72"/>
+        <w:rPr>
+          <w:sz w:val="14"/>
+        </w:rPr>
+      </w:pPr>
+      <w:r>
+        <w:rPr>
+          <w:rFonts w:ascii="Consolas" w:eastAsia="Consolas" w:hAnsi="Consolas" w:cs="Consolas"/>
+          <w:sz w:val="14"/>
+        </w:rPr>
+        <w:t xml:space="preserve">            ordenes_turno &lt;- ordenes_turno + 1</w:t>
+      </w:r>
+    </w:p>
+    <w:p>
+      <w:pPr>
+        <w:shd w:val="clear" w:color="auto" w:fill="F3F4F6"/>
+        <w:ind w:left="72"/>
+        <w:rPr>
+          <w:sz w:val="14"/>
+        </w:rPr>
+      </w:pPr>
+      <w:r>
+        <w:rPr>
+          <w:rFonts w:ascii="Consolas" w:eastAsia="Consolas" w:hAnsi="Consolas" w:cs="Consolas"/>
+          <w:sz w:val="14"/>
+        </w:rPr>
+        <w:t xml:space="preserve">            boletos_turno &lt;- boletos_turno + adultos + ninos + tercera</w:t>
+      </w:r>
+    </w:p>
+    <w:p>
+      <w:pPr>
+        <w:shd w:val="clear" w:color="auto" w:fill="F3F4F6"/>
+        <w:ind w:left="72"/>
+        <w:rPr>
+          <w:sz w:val="14"/>
+        </w:rPr>
+      </w:pPr>
+      <w:r>
+        <w:rPr>
+          <w:rFonts w:ascii="Consolas" w:eastAsia="Consolas" w:hAnsi="Consolas" w:cs="Consolas"/>
+          <w:sz w:val="14"/>
+        </w:rPr>
+        <w:t xml:space="preserve"> </w:t>
+      </w:r>
+    </w:p>
+    <w:p>
+      <w:pPr>
+        <w:shd w:val="clear" w:color="auto" w:fill="F3F4F6"/>
+        <w:ind w:left="72"/>
+        <w:rPr>
+          <w:sz w:val="14"/>
+        </w:rPr>
+      </w:pPr>
+      <w:r>
+        <w:rPr>
+          <w:rFonts w:ascii="Consolas" w:eastAsia="Consolas" w:hAnsi="Consolas" w:cs="Consolas"/>
+          <w:sz w:val="14"/>
+        </w:rPr>
+        <w:t xml:space="preserve">            // Reiniciar la orden</w:t>
+      </w:r>
+    </w:p>
+    <w:p>
+      <w:pPr>
+        <w:shd w:val="clear" w:color="auto" w:fill="F3F4F6"/>
+        <w:ind w:left="72"/>
+        <w:rPr>
+          <w:sz w:val="14"/>
+        </w:rPr>
+      </w:pPr>
+      <w:r>
+        <w:rPr>
+          <w:rFonts w:ascii="Consolas" w:eastAsia="Consolas" w:hAnsi="Consolas" w:cs="Consolas"/>
+          <w:sz w:val="14"/>
+        </w:rPr>
+        <w:t xml:space="preserve">            adultos &lt;- 0</w:t>
+      </w:r>
+    </w:p>
+    <w:p>
+      <w:pPr>
+        <w:shd w:val="clear" w:color="auto" w:fill="F3F4F6"/>
+        <w:ind w:left="72"/>
+        <w:rPr>
+          <w:sz w:val="14"/>
+        </w:rPr>
+      </w:pPr>
+      <w:r>
+        <w:rPr>
+          <w:rFonts w:ascii="Consolas" w:eastAsia="Consolas" w:hAnsi="Consolas" w:cs="Consolas"/>
+          <w:sz w:val="14"/>
+        </w:rPr>
+        <w:t xml:space="preserve">           </w:t>
+      </w:r>
+      <w:r>
+        <w:rPr>
+          <w:rFonts w:ascii="Consolas" w:eastAsia="Consolas" w:hAnsi="Consolas" w:cs="Consolas"/>
+          <w:sz w:val="14"/>
+        </w:rPr>
+        <w:t xml:space="preserve"> ninos &lt;- 0</w:t>
+      </w:r>
+    </w:p>
+    <w:p>
+      <w:pPr>
+        <w:shd w:val="clear" w:color="auto" w:fill="F3F4F6"/>
+        <w:ind w:left="72"/>
+        <w:rPr>
+          <w:sz w:val="14"/>
+        </w:rPr>
+      </w:pPr>
+      <w:r>
+        <w:rPr>
+          <w:rFonts w:ascii="Consolas" w:eastAsia="Consolas" w:hAnsi="Consolas" w:cs="Consolas"/>
+          <w:sz w:val="14"/>
+        </w:rPr>
+        <w:t xml:space="preserve">            tercera &lt;- 0</w:t>
+      </w:r>
+    </w:p>
+    <w:p>
+      <w:pPr>
+        <w:shd w:val="clear" w:color="auto" w:fill="F3F4F6"/>
+        <w:ind w:left="72"/>
+        <w:rPr>
+          <w:sz w:val="14"/>
+        </w:rPr>
+      </w:pPr>
+      <w:r>
+        <w:rPr>
+          <w:rFonts w:ascii="Consolas" w:eastAsia="Consolas" w:hAnsi="Consolas" w:cs="Consolas"/>
+          <w:sz w:val="14"/>
+        </w:rPr>
+        <w:t xml:space="preserve">            combos &lt;- 0</w:t>
+      </w:r>
+    </w:p>
+    <w:p>
+      <w:pPr>
+        <w:shd w:val="clear" w:color="auto" w:fill="F3F4F6"/>
+        <w:ind w:left="72"/>
+        <w:rPr>
+          <w:sz w:val="14"/>
+        </w:rPr>
+      </w:pPr>
+      <w:r>
+        <w:rPr>
+          <w:rFonts w:ascii="Consolas" w:eastAsia="Consolas" w:hAnsi="Consolas" w:cs="Consolas"/>
+          <w:sz w:val="14"/>
+        </w:rPr>
+        <w:t xml:space="preserve">          FinSi</w:t>
+      </w:r>
+    </w:p>
+    <w:p>
+      <w:pPr>
+        <w:shd w:val="clear" w:color="auto" w:fill="F3F4F6"/>
+        <w:ind w:left="72"/>
+        <w:rPr>
+          <w:sz w:val="14"/>
+        </w:rPr>
+      </w:pPr>
+      <w:r>
+        <w:rPr>
+          <w:rFonts w:ascii="Consolas" w:eastAsia="Consolas" w:hAnsi="Consolas" w:cs="Consolas"/>
+          <w:sz w:val="14"/>
+        </w:rPr>
+        <w:t xml:space="preserve"> </w:t>
+      </w:r>
+    </w:p>
+    <w:p>
+      <w:pPr>
+        <w:shd w:val="clear" w:color="auto" w:fill="F3F4F6"/>
+        <w:ind w:left="72"/>
+        <w:rPr>
+          <w:sz w:val="14"/>
+        </w:rPr>
+      </w:pPr>
+      <w:r>
+        <w:rPr>
+          <w:rFonts w:ascii="Consolas" w:eastAsia="Consolas" w:hAnsi="Consolas" w:cs="Consolas"/>
+          <w:sz w:val="14"/>
+        </w:rPr>
+        <w:t xml:space="preserve">        SiNo</w:t>
+      </w:r>
+    </w:p>
+    <w:p>
+      <w:pPr>
+        <w:shd w:val="clear" w:color="auto" w:fill="F3F4F6"/>
+        <w:ind w:left="72"/>
+        <w:rPr>
+          <w:sz w:val="14"/>
+        </w:rPr>
+      </w:pPr>
+      <w:r>
+        <w:rPr>
+          <w:rFonts w:ascii="Consolas" w:eastAsia="Consolas" w:hAnsi="Consolas" w:cs="Consolas"/>
+          <w:sz w:val="14"/>
+        </w:rPr>
+        <w:t xml:space="preserve">          // ---- 7. Opcion 6: corte de turno (R6, RN5) ----</w:t>
+      </w:r>
+    </w:p>
+    <w:p>
+      <w:pPr>
+        <w:shd w:val="clear" w:color="auto" w:fill="F3F4F6"/>
+        <w:ind w:left="72"/>
+        <w:rPr>
+          <w:sz w:val="14"/>
+        </w:rPr>
+      </w:pPr>
+      <w:r>
+        <w:rPr>
+          <w:rFonts w:ascii="Consolas" w:eastAsia="Consolas" w:hAnsi="Consolas" w:cs="Consolas"/>
+          <w:sz w:val="14"/>
+        </w:rPr>
+        <w:t xml:space="preserve">          Si opcion = "6" Entonces</w:t>
+      </w:r>
+    </w:p>
+    <w:p>
+      <w:pPr>
+        <w:shd w:val="clear" w:color="auto" w:fill="F3F4F6"/>
+        <w:ind w:left="72"/>
+        <w:rPr>
+          <w:sz w:val="14"/>
+        </w:rPr>
+      </w:pPr>
+      <w:r>
+        <w:rPr>
+          <w:rFonts w:ascii="Consolas" w:eastAsia="Consolas" w:hAnsi="Consolas" w:cs="Consolas"/>
+          <w:sz w:val="14"/>
+        </w:rPr>
+        <w:t xml:space="preserve">            Escribir ""</w:t>
+      </w:r>
+    </w:p>
+    <w:p>
+      <w:pPr>
+        <w:shd w:val="clear" w:color="auto" w:fill="F3F4F6"/>
+        <w:ind w:left="72"/>
+        <w:rPr>
+          <w:sz w:val="14"/>
+        </w:rPr>
+      </w:pPr>
+      <w:r>
+        <w:rPr>
+          <w:rFonts w:ascii="Consolas" w:eastAsia="Consolas" w:hAnsi="Consolas" w:cs="Consolas"/>
+          <w:sz w:val="14"/>
+        </w:rPr>
+        <w:t xml:space="preserve">            Escribir "======= CORTE DE TURNO ======="</w:t>
+      </w:r>
+    </w:p>
+    <w:p>
+      <w:pPr>
+        <w:shd w:val="clear" w:color="auto" w:fill="F3F4F6"/>
+        <w:ind w:left="72"/>
+        <w:rPr>
+          <w:sz w:val="14"/>
+        </w:rPr>
+      </w:pPr>
+      <w:r>
+        <w:rPr>
+          <w:rFonts w:ascii="Consolas" w:eastAsia="Consolas" w:hAnsi="Consolas" w:cs="Consolas"/>
+          <w:sz w:val="14"/>
+        </w:rPr>
+        <w:t xml:space="preserve">            Escribir "Total vendido:     $", total_turno</w:t>
+      </w:r>
+    </w:p>
+    <w:p>
+      <w:pPr>
+        <w:shd w:val="clear" w:color="auto" w:fill="F3F4F6"/>
+        <w:ind w:left="72"/>
+        <w:rPr>
+          <w:sz w:val="14"/>
+        </w:rPr>
+      </w:pPr>
+      <w:r>
+        <w:rPr>
+          <w:rFonts w:ascii="Consolas" w:eastAsia="Consolas" w:hAnsi="Consolas" w:cs="Consolas"/>
+          <w:sz w:val="14"/>
+        </w:rPr>
+        <w:lastRenderedPageBreak/>
+        <w:t xml:space="preserve">            Escribir "Ordenes cobradas:  ", ordenes_turno</w:t>
+      </w:r>
+    </w:p>
+    <w:p>
+      <w:pPr>
+        <w:shd w:val="clear" w:color="auto" w:fill="F3F4F6"/>
+        <w:ind w:left="72"/>
+        <w:rPr>
+          <w:sz w:val="14"/>
+        </w:rPr>
+      </w:pPr>
+      <w:r>
+        <w:rPr>
+          <w:rFonts w:ascii="Consolas" w:eastAsia="Consolas" w:hAnsi="Consolas" w:cs="Consolas"/>
+          <w:sz w:val="14"/>
+        </w:rPr>
+        <w:t xml:space="preserve">            Escribir "Boletos vendidos:  ", boletos_turno</w:t>
+      </w:r>
+    </w:p>
+    <w:p>
+      <w:pPr>
+        <w:shd w:val="clear" w:color="auto" w:fill="F3F4F6"/>
+        <w:ind w:left="72"/>
+        <w:rPr>
+          <w:sz w:val="14"/>
+        </w:rPr>
+      </w:pPr>
+      <w:r>
+        <w:rPr>
+          <w:rFonts w:ascii="Consolas" w:eastAsia="Consolas" w:hAnsi="Consolas" w:cs="Consolas"/>
+          <w:sz w:val="14"/>
+        </w:rPr>
+        <w:t xml:space="preserve">            Escribir "=======</w:t>
+      </w:r>
+      <w:r>
+        <w:rPr>
+          <w:rFonts w:ascii="Consolas" w:eastAsia="Consolas" w:hAnsi="Consolas" w:cs="Consolas"/>
+          <w:sz w:val="14"/>
+        </w:rPr>
+        <w:t>======================="</w:t>
+      </w:r>
+    </w:p>
+    <w:p>
+      <w:pPr>
+        <w:shd w:val="clear" w:color="auto" w:fill="F3F4F6"/>
+        <w:ind w:left="72"/>
+        <w:rPr>
+          <w:sz w:val="14"/>
+        </w:rPr>
+      </w:pPr>
+      <w:r>
+        <w:rPr>
+          <w:rFonts w:ascii="Consolas" w:eastAsia="Consolas" w:hAnsi="Consolas" w:cs="Consolas"/>
+          <w:sz w:val="14"/>
+        </w:rPr>
+        <w:t xml:space="preserve"> </w:t>
+      </w:r>
+    </w:p>
+    <w:p>
+      <w:pPr>
+        <w:shd w:val="clear" w:color="auto" w:fill="F3F4F6"/>
+        <w:ind w:left="72"/>
+        <w:rPr>
+          <w:sz w:val="14"/>
+        </w:rPr>
+      </w:pPr>
+      <w:r>
+        <w:rPr>
+          <w:rFonts w:ascii="Consolas" w:eastAsia="Consolas" w:hAnsi="Consolas" w:cs="Consolas"/>
+          <w:sz w:val="14"/>
+        </w:rPr>
+        <w:t xml:space="preserve">          SiNo</w:t>
+      </w:r>
+    </w:p>
+    <w:p>
+      <w:pPr>
+        <w:shd w:val="clear" w:color="auto" w:fill="F3F4F6"/>
+        <w:ind w:left="72"/>
+        <w:rPr>
+          <w:sz w:val="14"/>
+        </w:rPr>
+      </w:pPr>
+      <w:r>
+        <w:rPr>
+          <w:rFonts w:ascii="Consolas" w:eastAsia="Consolas" w:hAnsi="Consolas" w:cs="Consolas"/>
+          <w:sz w:val="14"/>
+        </w:rPr>
+        <w:t xml:space="preserve">            // ---- 8. Opcion 0: salir / otra opcion ----</w:t>
+      </w:r>
+    </w:p>
+    <w:p>
+      <w:pPr>
+        <w:shd w:val="clear" w:color="auto" w:fill="F3F4F6"/>
+        <w:ind w:left="72"/>
+        <w:rPr>
+          <w:sz w:val="14"/>
+        </w:rPr>
+      </w:pPr>
+      <w:r>
+        <w:rPr>
+          <w:rFonts w:ascii="Consolas" w:eastAsia="Consolas" w:hAnsi="Consolas" w:cs="Consolas"/>
+          <w:sz w:val="14"/>
+        </w:rPr>
+        <w:t xml:space="preserve">            Si opcion = "0" Entonces</w:t>
+      </w:r>
+    </w:p>
+    <w:p>
+      <w:pPr>
+        <w:shd w:val="clear" w:color="auto" w:fill="F3F4F6"/>
+        <w:ind w:left="72"/>
+        <w:rPr>
+          <w:sz w:val="14"/>
+        </w:rPr>
+      </w:pPr>
+      <w:r>
+        <w:rPr>
+          <w:rFonts w:ascii="Consolas" w:eastAsia="Consolas" w:hAnsi="Consolas" w:cs="Consolas"/>
+          <w:sz w:val="14"/>
+        </w:rPr>
+        <w:t xml:space="preserve">              salir &lt;- Verdadero</w:t>
+      </w:r>
+    </w:p>
+    <w:p>
+      <w:pPr>
+        <w:shd w:val="clear" w:color="auto" w:fill="F3F4F6"/>
+        <w:ind w:left="72"/>
+        <w:rPr>
+          <w:sz w:val="14"/>
+        </w:rPr>
+      </w:pPr>
+      <w:r>
+        <w:rPr>
+          <w:rFonts w:ascii="Consolas" w:eastAsia="Consolas" w:hAnsi="Consolas" w:cs="Consolas"/>
+          <w:sz w:val="14"/>
+        </w:rPr>
+        <w:t xml:space="preserve">              Escribir "Fin del turno."</w:t>
+      </w:r>
+    </w:p>
+    <w:p>
+      <w:pPr>
+        <w:shd w:val="clear" w:color="auto" w:fill="F3F4F6"/>
+        <w:ind w:left="72"/>
+        <w:rPr>
+          <w:sz w:val="14"/>
+        </w:rPr>
+      </w:pPr>
+      <w:r>
+        <w:rPr>
+          <w:rFonts w:ascii="Consolas" w:eastAsia="Consolas" w:hAnsi="Consolas" w:cs="Consolas"/>
+          <w:sz w:val="14"/>
+        </w:rPr>
+        <w:t xml:space="preserve">            SiNo</w:t>
+      </w:r>
+    </w:p>
+    <w:p>
+      <w:pPr>
+        <w:shd w:val="clear" w:color="auto" w:fill="F3F4F6"/>
+        <w:ind w:left="72"/>
+        <w:rPr>
+          <w:sz w:val="14"/>
+        </w:rPr>
+      </w:pPr>
+      <w:r>
+        <w:rPr>
+          <w:rFonts w:ascii="Consolas" w:eastAsia="Consolas" w:hAnsi="Consolas" w:cs="Consolas"/>
+          <w:sz w:val="14"/>
+        </w:rPr>
+        <w:t xml:space="preserve">              Escribir "Opcio</w:t>
+      </w:r>
+      <w:r>
+        <w:rPr>
+          <w:rFonts w:ascii="Consolas" w:eastAsia="Consolas" w:hAnsi="Consolas" w:cs="Consolas"/>
+          <w:sz w:val="14"/>
+        </w:rPr>
+        <w:t>n no valida."</w:t>
+      </w:r>
+    </w:p>
+    <w:p>
+      <w:pPr>
+        <w:shd w:val="clear" w:color="auto" w:fill="F3F4F6"/>
+        <w:ind w:left="72"/>
+        <w:rPr>
+          <w:sz w:val="14"/>
+        </w:rPr>
+      </w:pPr>
+      <w:r>
+        <w:rPr>
+          <w:rFonts w:ascii="Consolas" w:eastAsia="Consolas" w:hAnsi="Consolas" w:cs="Consolas"/>
+          <w:sz w:val="14"/>
+        </w:rPr>
+        <w:t xml:space="preserve">            FinSi</w:t>
+      </w:r>
+    </w:p>
+    <w:p>
+      <w:pPr>
+        <w:shd w:val="clear" w:color="auto" w:fill="F3F4F6"/>
+        <w:ind w:left="72"/>
+        <w:rPr>
+          <w:sz w:val="14"/>
+        </w:rPr>
+      </w:pPr>
+      <w:r>
+        <w:rPr>
+          <w:rFonts w:ascii="Consolas" w:eastAsia="Consolas" w:hAnsi="Consolas" w:cs="Consolas"/>
+          <w:sz w:val="14"/>
+        </w:rPr>
+        <w:t xml:space="preserve">          FinSi</w:t>
+      </w:r>
+    </w:p>
+    <w:p>
+      <w:pPr>
+        <w:shd w:val="clear" w:color="auto" w:fill="F3F4F6"/>
+        <w:ind w:left="72"/>
+        <w:rPr>
+          <w:sz w:val="14"/>
+        </w:rPr>
+      </w:pPr>
+      <w:r>
+        <w:rPr>
+          <w:rFonts w:ascii="Consolas" w:eastAsia="Consolas" w:hAnsi="Consolas" w:cs="Consolas"/>
+          <w:sz w:val="14"/>
+        </w:rPr>
+        <w:t xml:space="preserve">        FinSi</w:t>
+      </w:r>
+    </w:p>
+    <w:p>
+      <w:pPr>
+        <w:shd w:val="clear" w:color="auto" w:fill="F3F4F6"/>
+        <w:ind w:left="72"/>
+        <w:rPr>
+          <w:sz w:val="14"/>
+        </w:rPr>
+      </w:pPr>
+      <w:r>
+        <w:rPr>
+          <w:rFonts w:ascii="Consolas" w:eastAsia="Consolas" w:hAnsi="Consolas" w:cs="Consolas"/>
+          <w:sz w:val="14"/>
+        </w:rPr>
+        <w:t xml:space="preserve">      FinSi</w:t>
+      </w:r>
+    </w:p>
+    <w:p>
+      <w:pPr>
+        <w:shd w:val="clear" w:color="auto" w:fill="F3F4F6"/>
+        <w:ind w:left="72"/>
+        <w:rPr>
+          <w:sz w:val="14"/>
+        </w:rPr>
+      </w:pPr>
+      <w:r>
+        <w:rPr>
+          <w:rFonts w:ascii="Consolas" w:eastAsia="Consolas" w:hAnsi="Consolas" w:cs="Consolas"/>
+          <w:sz w:val="14"/>
+        </w:rPr>
+        <w:t xml:space="preserve">    FinSi</w:t>
+      </w:r>
+    </w:p>
+    <w:p>
+      <w:pPr>
+        <w:shd w:val="clear" w:color="auto" w:fill="F3F4F6"/>
+        <w:ind w:left="72"/>
+        <w:rPr>
+          <w:sz w:val="14"/>
+        </w:rPr>
+      </w:pPr>
+      <w:r>
+        <w:rPr>
+          <w:rFonts w:ascii="Consolas" w:eastAsia="Consolas" w:hAnsi="Consolas" w:cs="Consolas"/>
+          <w:sz w:val="14"/>
+        </w:rPr>
+        <w:t xml:space="preserve">  FinMientras</w:t>
+      </w:r>
+    </w:p>
+    <w:p>
+      <w:pPr>
+        <w:shd w:val="clear" w:color="auto" w:fill="F3F4F6"/>
+        <w:ind w:left="72"/>
+        <w:rPr>
+          <w:sz w:val="14"/>
+        </w:rPr>
+      </w:pPr>
+      <w:r>
+        <w:rPr>
+          <w:rFonts w:ascii="Consolas" w:eastAsia="Consolas" w:hAnsi="Consolas" w:cs="Consolas"/>
+          <w:sz w:val="14"/>
+        </w:rPr>
+        <w:t xml:space="preserve"> </w:t>
+      </w:r>
+    </w:p>
+    <w:p>
+      <w:pPr>
+        <w:shd w:val="clear" w:color="auto" w:fill="F3F4F6"/>
+        <w:ind w:left="72"/>
+        <w:rPr>
+          <w:sz w:val="14"/>
+        </w:rPr>
+      </w:pPr>
+      <w:r>
+        <w:rPr>
+          <w:rFonts w:ascii="Consolas" w:eastAsia="Consolas" w:hAnsi="Consolas" w:cs="Consolas"/>
+          <w:sz w:val="14"/>
+        </w:rPr>
+        <w:t>FinAlgoritmo</w:t>
+      </w:r>
+    </w:p>
+    <w:p>
+      <w:pPr>
+        <w:sectPr>
+          <w:pgSz w:w="12240" w:h="15840"/>
+          <w:pgMar w:top="1440" w:right="1440" w:bottom="1440" w:left="1440" w:header="708" w:footer="708" w:gutter="0"/>
+          <w:cols w:space="720"/>
+          <w:docGrid w:linePitch="360"/>
+        </w:sectPr>
+      </w:pPr>
+    </w:p>
+    <w:p>
+      <w:pPr>
+        <w:pStyle w:val="Ttulo1"/>
+      </w:pPr>
+      <w:r>
+        <w:lastRenderedPageBreak/>
+        <w:t>8. Diagrama de flujo (Req. 7)</w:t>
+      </w:r>
+    </w:p>
+    <w:p>
+      <w:pPr>
+        <w:spacing w:after="80"/>
+      </w:pPr>
+      <w:r>
+        <w:t xml:space="preserve">Diagrama exportado desde PSeInt a partir del pseudocódigo anterior. Se muestra completo y en </w:t>
+      </w:r>
+      <w:r>
+        <w:t>tres recortes ampliados para que se pueda leer; el archivo de alta resolución es diagrama_flujo.png en el repositorio.</w:t>
+      </w:r>
+    </w:p>
+    <w:p>
+      <w:pPr>
+        <w:keepNext/>
+        <w:spacing w:after="80"/>
+      </w:pPr>
+      <w:r>
+        <w:rPr>
+          <w:b/>
+          <w:sz w:val="18"/>
+        </w:rPr>
+        <w:t>Figura 1. Vista general del diagrama de flujo.</w:t>
+      </w:r>
+    </w:p>
+    <w:p>
+      <w:pPr>
+        <w:jc w:val="center"/>
+      </w:pPr>
+      <w:r>
+        <w:rPr>
+          <w:noProof/>
+        </w:rPr>
+        <w:drawing>
+          <wp:inline distT="0" distB="0" distL="0" distR="0" wp14:anchorId="49E06A1A" wp14:editId="4153318D">
+            <wp:extent cx="7618655" cy="5394960"/>
+            <wp:effectExtent l="0" t="0" r="0" b="0"/>
+            <wp:docPr id="1" name="Picture 1"/>
+            <wp:cNvGraphicFramePr>
+              <a:graphicFrameLocks xmlns:a="http://schemas.openxmlformats.org/drawingml/2006/main" noChangeAspect="1"/>
+            </wp:cNvGraphicFramePr>
+            <a:graphic xmlns:a="http://schemas.openxmlformats.org/drawingml/2006/main">
+              <a:graphicData uri="http://schemas.openxmlformats.org/drawingml/2006/picture">
+                <pic:pic xmlns:pic="http://schemas.openxmlformats.org/drawingml/2006/picture">
+                  <pic:nvPicPr>
+                    <pic:cNvPr id="0" name="full.png"/>
+                    <pic:cNvPicPr/>
+                  </pic:nvPicPr>
+                  <pic:blipFill>
+                    <a:blip r:embed="rId6"/>
+                    <a:stretch>
+                      <a:fillRect/>
+                    </a:stretch>
+                  </pic:blipFill>
+                  <pic:spPr>
+                    <a:xfrm>
+                      <a:off x="0" y="0"/>
+                      <a:ext cx="7618655" cy="5394960"/>
+                    </a:xfrm>
+                    <a:prstGeom prst="rect">
+                      <a:avLst/>
+                    </a:prstGeom>
+                  </pic:spPr>
+                </pic:pic>
+              </a:graphicData>
+            </a:graphic>
+          </wp:inline>
+        </w:drawing>
+      </w:r>
+    </w:p>
+    <w:p>
+      <w:pPr>
+        <w:keepNext/>
+        <w:pageBreakBefore/>
+        <w:spacing w:after="80"/>
+      </w:pPr>
+      <w:r>
+        <w:rPr>
+          <w:b/>
+          <w:sz w:val="18"/>
+        </w:rPr>
+        <w:lastRenderedPageBreak/>
+        <w:t>Figura 2. Inicio: definición de variables, valores iniciales (RN1, RN3, RN4) y día de op</w:t>
+      </w:r>
+      <w:r>
+        <w:rPr>
+          <w:b/>
+          <w:sz w:val="18"/>
+        </w:rPr>
+        <w:t>eración (R1).</w:t>
+      </w:r>
+    </w:p>
+    <w:p>
+      <w:pPr>
+        <w:jc w:val="center"/>
+      </w:pPr>
+      <w:r>
+        <w:rPr>
+          <w:noProof/>
+        </w:rPr>
+        <w:drawing>
+          <wp:inline distT="0" distB="0" distL="0" distR="0" wp14:anchorId="2FA0BA5A" wp14:editId="4419D727">
+            <wp:extent cx="4510970" cy="5852160"/>
+            <wp:effectExtent l="0" t="0" r="0" b="0"/>
+            <wp:docPr id="2" name="Picture 2"/>
+            <wp:cNvGraphicFramePr>
+              <a:graphicFrameLocks xmlns:a="http://schemas.openxmlformats.org/drawingml/2006/main" noChangeAspect="1"/>
+            </wp:cNvGraphicFramePr>
+            <a:graphic xmlns:a="http://schemas.openxmlformats.org/drawingml/2006/main">
+              <a:graphicData uri="http://schemas.openxmlformats.org/drawingml/2006/picture">
+                <pic:pic xmlns:pic="http://schemas.openxmlformats.org/drawingml/2006/picture">
+                  <pic:nvPicPr>
+                    <pic:cNvPr id="0" name="cropA.png"/>
+                    <pic:cNvPicPr/>
+                  </pic:nvPicPr>
+                  <pic:blipFill>
+                    <a:blip r:embed="rId7"/>
+                    <a:stretch>
+                      <a:fillRect/>
+                    </a:stretch>
+                  </pic:blipFill>
+                  <pic:spPr>
+                    <a:xfrm>
+                      <a:off x="0" y="0"/>
+                      <a:ext cx="4510970" cy="5852160"/>
+                    </a:xfrm>
+                    <a:prstGeom prst="rect">
+                      <a:avLst/>
+                    </a:prstGeom>
+                  </pic:spPr>
+                </pic:pic>
+              </a:graphicData>
+            </a:graphic>
+          </wp:inline>
+        </w:drawing>
+      </w:r>
+    </w:p>
+    <w:p>
+      <w:pPr>
+        <w:keepNext/>
+        <w:pageBreakBefore/>
+        <w:spacing w:after="80"/>
+      </w:pPr>
+      <w:r>
+        <w:rPr>
+          <w:b/>
+          <w:sz w:val="18"/>
+        </w:rPr>
+        <w:lastRenderedPageBreak/>
+        <w:t>Figura 3. Menú principal y opciones 1 a 4: captura de boletos y combos con validación de cantidad (R2, R3, RN4).</w:t>
+      </w:r>
+    </w:p>
+    <w:p>
+      <w:pPr>
+        <w:jc w:val="center"/>
+      </w:pPr>
+      <w:r>
+        <w:rPr>
+          <w:noProof/>
+        </w:rPr>
+        <w:drawing>
+          <wp:inline distT="0" distB="0" distL="0" distR="0" wp14:anchorId="2E5FBF72" wp14:editId="2A404ECF">
+            <wp:extent cx="9052560" cy="3778674"/>
+            <wp:effectExtent l="0" t="0" r="0" b="0"/>
+            <wp:docPr id="3" name="Picture 3"/>
+            <wp:cNvGraphicFramePr>
+              <a:graphicFrameLocks xmlns:a="http://schemas.openxmlformats.org/drawingml/2006/main" noChangeAspect="1"/>
+            </wp:cNvGraphicFramePr>
+            <a:graphic xmlns:a="http://schemas.openxmlformats.org/drawingml/2006/main">
+              <a:graphicData uri="http://schemas.openxmlformats.org/drawingml/2006/picture">
+                <pic:pic xmlns:pic="http://schemas.openxmlformats.org/drawingml/2006/picture">
+                  <pic:nvPicPr>
+                    <pic:cNvPr id="0" name="cropB.png"/>
+                    <pic:cNvPicPr/>
+                  </pic:nvPicPr>
+                  <pic:blipFill>
+                    <a:blip r:embed="rId8"/>
+                    <a:stretch>
+                      <a:fillRect/>
+                    </a:stretch>
+                  </pic:blipFill>
+                  <pic:spPr>
+                    <a:xfrm>
+                      <a:off x="0" y="0"/>
+                      <a:ext cx="9052560" cy="3778674"/>
+                    </a:xfrm>
+                    <a:prstGeom prst="rect">
+                      <a:avLst/>
+                    </a:prstGeom>
+                  </pic:spPr>
+                </pic:pic>
+              </a:graphicData>
+            </a:graphic>
+          </wp:inline>
+        </w:drawing>
+      </w:r>
+    </w:p>
+    <w:p>
+      <w:pPr>
+        <w:keepNext/>
+        <w:pageBreakBefore/>
+        <w:spacing w:after="80"/>
+      </w:pPr>
+      <w:r>
+        <w:rPr>
+          <w:b/>
+          <w:sz w:val="18"/>
+        </w:rPr>
+        <w:lastRenderedPageBreak/>
+        <w:t>Figura 4. Opciones 5, 6 y 0: cobro con 2x1 y ticket (ciclo Para), corte de turno y salida (R4, R5, R6, RN2, RN5).</w:t>
+      </w:r>
+    </w:p>
+    <w:p>
+      <w:pPr>
+        <w:jc w:val="center"/>
+      </w:pPr>
+      <w:r>
+        <w:rPr>
+          <w:noProof/>
+        </w:rPr>
+        <w:drawing>
+          <wp:inline distT="0" distB="0" distL="0" distR="0" wp14:anchorId="001C1F3D" wp14:editId="51E717F0">
+            <wp:extent cx="9052560" cy="5497643"/>
+            <wp:effectExtent l="0" t="0" r="0" b="0"/>
+            <wp:docPr id="4" name="Picture 4"/>
+            <wp:cNvGraphicFramePr>
+              <a:graphicFrameLocks xmlns:a="http://schemas.openxmlformats.org/drawingml/2006/main" noChangeAspect="1"/>
+            </wp:cNvGraphicFramePr>
+            <a:graphic xmlns:a="http://schemas.openxmlformats.org/drawingml/2006/main">
+              <a:graphicData uri="http://schemas.openxmlformats.org/drawingml/2006/picture">
+                <pic:pic xmlns:pic="http://schemas.openxmlformats.org/drawingml/2006/picture">
+                  <pic:nvPicPr>
+                    <pic:cNvPr id="0" name="cropC.png"/>
+                    <pic:cNvPicPr/>
+                  </pic:nvPicPr>
+                  <pic:blipFill>
+                    <a:blip r:embed="rId9"/>
+                    <a:stretch>
+                      <a:fillRect/>
+                    </a:stretch>
+                  </pic:blipFill>
+                  <pic:spPr>
+                    <a:xfrm>
+                      <a:off x="0" y="0"/>
+                      <a:ext cx="9052560" cy="5497643"/>
+                    </a:xfrm>
+                    <a:prstGeom prst="rect">
+                      <a:avLst/>
+                    </a:prstGeom>
+                  </pic:spPr>
+                </pic:pic>
+              </a:graphicData>
+            </a:graphic>
+          </wp:inline>
+        </w:drawing>
+      </w:r>
+    </w:p>
+    <w:p>
+      <w:pPr>
+        <w:sectPr>
+          <w:pgSz w:w="15840" w:h="12240" w:orient="landscape"/>
+          <w:pgMar w:top="720" w:right="720" w:bottom="720" w:left="720" w:header="708" w:footer="708" w:gutter="0"/>
+          <w:cols w:space="720"/>
+          <w:docGrid w:linePitch="360"/>
+        </w:sectPr>
+      </w:pPr>
+    </w:p>
+    <w:p>
+      <w:pPr>
+        <w:pStyle w:val="Ttulo1"/>
+      </w:pPr>
+      <w:r>
+        <w:lastRenderedPageBreak/>
+        <w:t>9. Prototipo de código (Req. 8)</w:t>
+      </w:r>
+    </w:p>
+    <w:p>
+      <w:pPr>
+        <w:spacing w:after="140"/>
+      </w:pPr>
+      <w:r>
+        <w:t>Prototipo ejecutable en Python (prototipo_inicial.py), traducido del pseudocódigo con las mismas variables y el mismo orden. Se ejecuta en consola con: py prototipo_inicial.py</w:t>
+      </w:r>
+    </w:p>
+    <w:p>
+      <w:pPr>
+        <w:spacing w:after="140"/>
+      </w:pPr>
+      <w:r>
+        <w:t>Los totales de los casos C</w:t>
+      </w:r>
+      <w:r>
+        <w:t>1 a C8 coinciden con los resultados esperados de la sección 3. Limitación conocida: el prototipo no valida entradas no numéricas en cantidad (con una letra se produce ValueError); se deja como mejora para la siguiente fase.</w:t>
+      </w:r>
+    </w:p>
+    <w:p>
+      <w:pPr>
+        <w:shd w:val="clear" w:color="auto" w:fill="F3F4F6"/>
+        <w:ind w:left="72"/>
+        <w:rPr>
+          <w:sz w:val="14"/>
+        </w:rPr>
+      </w:pPr>
+      <w:r>
+        <w:rPr>
+          <w:rFonts w:ascii="Consolas" w:eastAsia="Consolas" w:hAnsi="Consolas" w:cs="Consolas"/>
+          <w:sz w:val="14"/>
+        </w:rPr>
+        <w:t># Prototipo de taquilla - Cinepo</w:t>
+      </w:r>
+      <w:r>
+        <w:rPr>
+          <w:rFonts w:ascii="Consolas" w:eastAsia="Consolas" w:hAnsi="Consolas" w:cs="Consolas"/>
+          <w:sz w:val="14"/>
+        </w:rPr>
+        <w:t>lis Esfera Queretaro</w:t>
+      </w:r>
+    </w:p>
+    <w:p>
+      <w:pPr>
+        <w:shd w:val="clear" w:color="auto" w:fill="F3F4F6"/>
+        <w:ind w:left="72"/>
+        <w:rPr>
+          <w:sz w:val="14"/>
+        </w:rPr>
+      </w:pPr>
+      <w:r>
+        <w:rPr>
+          <w:rFonts w:ascii="Consolas" w:eastAsia="Consolas" w:hAnsi="Consolas" w:cs="Consolas"/>
+          <w:sz w:val="14"/>
+        </w:rPr>
+        <w:t># Reglas: RN1 precios, RN2 miercoles 2x1 adulto, RN3 combo,</w:t>
+      </w:r>
+    </w:p>
+    <w:p>
+      <w:pPr>
+        <w:shd w:val="clear" w:color="auto" w:fill="F3F4F6"/>
+        <w:ind w:left="72"/>
+        <w:rPr>
+          <w:sz w:val="14"/>
+        </w:rPr>
+      </w:pPr>
+      <w:r>
+        <w:rPr>
+          <w:rFonts w:ascii="Consolas" w:eastAsia="Consolas" w:hAnsi="Consolas" w:cs="Consolas"/>
+          <w:sz w:val="14"/>
+        </w:rPr>
+        <w:t>#         RN4 restriccion de cantidad, RN5 corte de turno</w:t>
+      </w:r>
+    </w:p>
+    <w:p>
+      <w:pPr>
+        <w:shd w:val="clear" w:color="auto" w:fill="F3F4F6"/>
+        <w:ind w:left="72"/>
+        <w:rPr>
+          <w:sz w:val="14"/>
+        </w:rPr>
+      </w:pPr>
+      <w:r>
+        <w:rPr>
+          <w:rFonts w:ascii="Consolas" w:eastAsia="Consolas" w:hAnsi="Consolas" w:cs="Consolas"/>
+          <w:sz w:val="14"/>
+        </w:rPr>
+        <w:t xml:space="preserve"> </w:t>
+      </w:r>
+    </w:p>
+    <w:p>
+      <w:pPr>
+        <w:shd w:val="clear" w:color="auto" w:fill="F3F4F6"/>
+        <w:ind w:left="72"/>
+        <w:rPr>
+          <w:sz w:val="14"/>
+        </w:rPr>
+      </w:pPr>
+      <w:r>
+        <w:rPr>
+          <w:rFonts w:ascii="Consolas" w:eastAsia="Consolas" w:hAnsi="Consolas" w:cs="Consolas"/>
+          <w:sz w:val="14"/>
+        </w:rPr>
+        <w:t># ---- 1. Constantes y acumuladores (RN1, RN3, RN4) ----</w:t>
+      </w:r>
+    </w:p>
+    <w:p>
+      <w:pPr>
+        <w:shd w:val="clear" w:color="auto" w:fill="F3F4F6"/>
+        <w:ind w:left="72"/>
+        <w:rPr>
+          <w:sz w:val="14"/>
+        </w:rPr>
+      </w:pPr>
+      <w:r>
+        <w:rPr>
+          <w:rFonts w:ascii="Consolas" w:eastAsia="Consolas" w:hAnsi="Consolas" w:cs="Consolas"/>
+          <w:sz w:val="14"/>
+        </w:rPr>
+        <w:t>PRECIO_ADULTO = 90.0</w:t>
+      </w:r>
+    </w:p>
+    <w:p>
+      <w:pPr>
+        <w:shd w:val="clear" w:color="auto" w:fill="F3F4F6"/>
+        <w:ind w:left="72"/>
+        <w:rPr>
+          <w:sz w:val="14"/>
+        </w:rPr>
+      </w:pPr>
+      <w:r>
+        <w:rPr>
+          <w:rFonts w:ascii="Consolas" w:eastAsia="Consolas" w:hAnsi="Consolas" w:cs="Consolas"/>
+          <w:sz w:val="14"/>
+        </w:rPr>
+        <w:t>PRECIO_NINO = 69.0</w:t>
+      </w:r>
+    </w:p>
+    <w:p>
+      <w:pPr>
+        <w:shd w:val="clear" w:color="auto" w:fill="F3F4F6"/>
+        <w:ind w:left="72"/>
+        <w:rPr>
+          <w:sz w:val="14"/>
+        </w:rPr>
+      </w:pPr>
+      <w:r>
+        <w:rPr>
+          <w:rFonts w:ascii="Consolas" w:eastAsia="Consolas" w:hAnsi="Consolas" w:cs="Consolas"/>
+          <w:sz w:val="14"/>
+        </w:rPr>
+        <w:t>PRECIO_TERCERA = 6</w:t>
+      </w:r>
+      <w:r>
+        <w:rPr>
+          <w:rFonts w:ascii="Consolas" w:eastAsia="Consolas" w:hAnsi="Consolas" w:cs="Consolas"/>
+          <w:sz w:val="14"/>
+        </w:rPr>
+        <w:t>9.0</w:t>
+      </w:r>
+    </w:p>
+    <w:p>
+      <w:pPr>
+        <w:shd w:val="clear" w:color="auto" w:fill="F3F4F6"/>
+        <w:ind w:left="72"/>
+        <w:rPr>
+          <w:sz w:val="14"/>
+        </w:rPr>
+      </w:pPr>
+      <w:r>
+        <w:rPr>
+          <w:rFonts w:ascii="Consolas" w:eastAsia="Consolas" w:hAnsi="Consolas" w:cs="Consolas"/>
+          <w:sz w:val="14"/>
+        </w:rPr>
+        <w:t>PRECIO_COMBO = 112.0</w:t>
+      </w:r>
+    </w:p>
+    <w:p>
+      <w:pPr>
+        <w:shd w:val="clear" w:color="auto" w:fill="F3F4F6"/>
+        <w:ind w:left="72"/>
+        <w:rPr>
+          <w:sz w:val="14"/>
+        </w:rPr>
+      </w:pPr>
+      <w:r>
+        <w:rPr>
+          <w:rFonts w:ascii="Consolas" w:eastAsia="Consolas" w:hAnsi="Consolas" w:cs="Consolas"/>
+          <w:sz w:val="14"/>
+        </w:rPr>
+        <w:t>MAX_BOLETOS = 10</w:t>
+      </w:r>
+    </w:p>
+    <w:p>
+      <w:pPr>
+        <w:shd w:val="clear" w:color="auto" w:fill="F3F4F6"/>
+        <w:ind w:left="72"/>
+        <w:rPr>
+          <w:sz w:val="14"/>
+        </w:rPr>
+      </w:pPr>
+      <w:r>
+        <w:rPr>
+          <w:rFonts w:ascii="Consolas" w:eastAsia="Consolas" w:hAnsi="Consolas" w:cs="Consolas"/>
+          <w:sz w:val="14"/>
+        </w:rPr>
+        <w:t xml:space="preserve"> </w:t>
+      </w:r>
+    </w:p>
+    <w:p>
+      <w:pPr>
+        <w:shd w:val="clear" w:color="auto" w:fill="F3F4F6"/>
+        <w:ind w:left="72"/>
+        <w:rPr>
+          <w:sz w:val="14"/>
+        </w:rPr>
+      </w:pPr>
+      <w:r>
+        <w:rPr>
+          <w:rFonts w:ascii="Consolas" w:eastAsia="Consolas" w:hAnsi="Consolas" w:cs="Consolas"/>
+          <w:sz w:val="14"/>
+        </w:rPr>
+        <w:t>total_turno = 0.0</w:t>
+      </w:r>
+    </w:p>
+    <w:p>
+      <w:pPr>
+        <w:shd w:val="clear" w:color="auto" w:fill="F3F4F6"/>
+        <w:ind w:left="72"/>
+        <w:rPr>
+          <w:sz w:val="14"/>
+        </w:rPr>
+      </w:pPr>
+      <w:r>
+        <w:rPr>
+          <w:rFonts w:ascii="Consolas" w:eastAsia="Consolas" w:hAnsi="Consolas" w:cs="Consolas"/>
+          <w:sz w:val="14"/>
+        </w:rPr>
+        <w:t>ordenes_turno = 0</w:t>
+      </w:r>
+    </w:p>
+    <w:p>
+      <w:pPr>
+        <w:shd w:val="clear" w:color="auto" w:fill="F3F4F6"/>
+        <w:ind w:left="72"/>
+        <w:rPr>
+          <w:sz w:val="14"/>
+        </w:rPr>
+      </w:pPr>
+      <w:r>
+        <w:rPr>
+          <w:rFonts w:ascii="Consolas" w:eastAsia="Consolas" w:hAnsi="Consolas" w:cs="Consolas"/>
+          <w:sz w:val="14"/>
+        </w:rPr>
+        <w:t>boletos_turno = 0</w:t>
+      </w:r>
+    </w:p>
+    <w:p>
+      <w:pPr>
+        <w:shd w:val="clear" w:color="auto" w:fill="F3F4F6"/>
+        <w:ind w:left="72"/>
+        <w:rPr>
+          <w:sz w:val="14"/>
+        </w:rPr>
+      </w:pPr>
+      <w:r>
+        <w:rPr>
+          <w:rFonts w:ascii="Consolas" w:eastAsia="Consolas" w:hAnsi="Consolas" w:cs="Consolas"/>
+          <w:sz w:val="14"/>
+        </w:rPr>
+        <w:t>salir = False</w:t>
+      </w:r>
+    </w:p>
+    <w:p>
+      <w:pPr>
+        <w:shd w:val="clear" w:color="auto" w:fill="F3F4F6"/>
+        <w:ind w:left="72"/>
+        <w:rPr>
+          <w:sz w:val="14"/>
+        </w:rPr>
+      </w:pPr>
+      <w:r>
+        <w:rPr>
+          <w:rFonts w:ascii="Consolas" w:eastAsia="Consolas" w:hAnsi="Consolas" w:cs="Consolas"/>
+          <w:sz w:val="14"/>
+        </w:rPr>
+        <w:t xml:space="preserve"> </w:t>
+      </w:r>
+    </w:p>
+    <w:p>
+      <w:pPr>
+        <w:shd w:val="clear" w:color="auto" w:fill="F3F4F6"/>
+        <w:ind w:left="72"/>
+        <w:rPr>
+          <w:sz w:val="14"/>
+        </w:rPr>
+      </w:pPr>
+      <w:r>
+        <w:rPr>
+          <w:rFonts w:ascii="Consolas" w:eastAsia="Consolas" w:hAnsi="Consolas" w:cs="Consolas"/>
+          <w:sz w:val="14"/>
+        </w:rPr>
+        <w:t>adultos = 0</w:t>
+      </w:r>
+    </w:p>
+    <w:p>
+      <w:pPr>
+        <w:shd w:val="clear" w:color="auto" w:fill="F3F4F6"/>
+        <w:ind w:left="72"/>
+        <w:rPr>
+          <w:sz w:val="14"/>
+        </w:rPr>
+      </w:pPr>
+      <w:r>
+        <w:rPr>
+          <w:rFonts w:ascii="Consolas" w:eastAsia="Consolas" w:hAnsi="Consolas" w:cs="Consolas"/>
+          <w:sz w:val="14"/>
+        </w:rPr>
+        <w:t>ninos = 0</w:t>
+      </w:r>
+    </w:p>
+    <w:p>
+      <w:pPr>
+        <w:shd w:val="clear" w:color="auto" w:fill="F3F4F6"/>
+        <w:ind w:left="72"/>
+        <w:rPr>
+          <w:sz w:val="14"/>
+        </w:rPr>
+      </w:pPr>
+      <w:r>
+        <w:rPr>
+          <w:rFonts w:ascii="Consolas" w:eastAsia="Consolas" w:hAnsi="Consolas" w:cs="Consolas"/>
+          <w:sz w:val="14"/>
+        </w:rPr>
+        <w:t>tercera = 0</w:t>
+      </w:r>
+    </w:p>
+    <w:p>
+      <w:pPr>
+        <w:shd w:val="clear" w:color="auto" w:fill="F3F4F6"/>
+        <w:ind w:left="72"/>
+        <w:rPr>
+          <w:sz w:val="14"/>
+        </w:rPr>
+      </w:pPr>
+      <w:r>
+        <w:rPr>
+          <w:rFonts w:ascii="Consolas" w:eastAsia="Consolas" w:hAnsi="Consolas" w:cs="Consolas"/>
+          <w:sz w:val="14"/>
+        </w:rPr>
+        <w:t>combos = 0</w:t>
+      </w:r>
+    </w:p>
+    <w:p>
+      <w:pPr>
+        <w:shd w:val="clear" w:color="auto" w:fill="F3F4F6"/>
+        <w:ind w:left="72"/>
+        <w:rPr>
+          <w:sz w:val="14"/>
+        </w:rPr>
+      </w:pPr>
+      <w:r>
+        <w:rPr>
+          <w:rFonts w:ascii="Consolas" w:eastAsia="Consolas" w:hAnsi="Consolas" w:cs="Consolas"/>
+          <w:sz w:val="14"/>
+        </w:rPr>
+        <w:t xml:space="preserve"> </w:t>
+      </w:r>
+    </w:p>
+    <w:p>
+      <w:pPr>
+        <w:shd w:val="clear" w:color="auto" w:fill="F3F4F6"/>
+        <w:ind w:left="72"/>
+        <w:rPr>
+          <w:sz w:val="14"/>
+        </w:rPr>
+      </w:pPr>
+      <w:r>
+        <w:rPr>
+          <w:rFonts w:ascii="Consolas" w:eastAsia="Consolas" w:hAnsi="Consolas" w:cs="Consolas"/>
+          <w:sz w:val="14"/>
+        </w:rPr>
+        <w:t># ---- 2. Dia de operacion (R1) ----</w:t>
+      </w:r>
+    </w:p>
+    <w:p>
+      <w:pPr>
+        <w:shd w:val="clear" w:color="auto" w:fill="F3F4F6"/>
+        <w:ind w:left="72"/>
+        <w:rPr>
+          <w:sz w:val="14"/>
+        </w:rPr>
+      </w:pPr>
+      <w:r>
+        <w:rPr>
+          <w:rFonts w:ascii="Consolas" w:eastAsia="Consolas" w:hAnsi="Consolas" w:cs="Consolas"/>
+          <w:sz w:val="14"/>
+        </w:rPr>
+        <w:t>respuesta = input("¿Hoy es miércoles? (s/n): ")</w:t>
+      </w:r>
+    </w:p>
+    <w:p>
+      <w:pPr>
+        <w:shd w:val="clear" w:color="auto" w:fill="F3F4F6"/>
+        <w:ind w:left="72"/>
+        <w:rPr>
+          <w:sz w:val="14"/>
+        </w:rPr>
+      </w:pPr>
+      <w:r>
+        <w:rPr>
+          <w:rFonts w:ascii="Consolas" w:eastAsia="Consolas" w:hAnsi="Consolas" w:cs="Consolas"/>
+          <w:sz w:val="14"/>
+        </w:rPr>
+        <w:t>es_miercoles = respuesta == "s" or respuesta == "S"</w:t>
+      </w:r>
+    </w:p>
+    <w:p>
+      <w:pPr>
+        <w:shd w:val="clear" w:color="auto" w:fill="F3F4F6"/>
+        <w:ind w:left="72"/>
+        <w:rPr>
+          <w:sz w:val="14"/>
+        </w:rPr>
+      </w:pPr>
+      <w:r>
+        <w:rPr>
+          <w:rFonts w:ascii="Consolas" w:eastAsia="Consolas" w:hAnsi="Consolas" w:cs="Consolas"/>
+          <w:sz w:val="14"/>
+        </w:rPr>
+        <w:t xml:space="preserve"> </w:t>
+      </w:r>
+    </w:p>
+    <w:p>
+      <w:pPr>
+        <w:shd w:val="clear" w:color="auto" w:fill="F3F4F6"/>
+        <w:ind w:left="72"/>
+        <w:rPr>
+          <w:sz w:val="14"/>
+        </w:rPr>
+      </w:pPr>
+      <w:r>
+        <w:rPr>
+          <w:rFonts w:ascii="Consolas" w:eastAsia="Consolas" w:hAnsi="Consolas" w:cs="Consolas"/>
+          <w:sz w:val="14"/>
+        </w:rPr>
+        <w:t># ---- 3. Menu principal (R2) ----</w:t>
+      </w:r>
+    </w:p>
+    <w:p>
+      <w:pPr>
+        <w:shd w:val="clear" w:color="auto" w:fill="F3F4F6"/>
+        <w:ind w:left="72"/>
+        <w:rPr>
+          <w:sz w:val="14"/>
+        </w:rPr>
+      </w:pPr>
+      <w:r>
+        <w:rPr>
+          <w:rFonts w:ascii="Consolas" w:eastAsia="Consolas" w:hAnsi="Consolas" w:cs="Consolas"/>
+          <w:sz w:val="14"/>
+        </w:rPr>
+        <w:t>while not salir:</w:t>
+      </w:r>
+    </w:p>
+    <w:p>
+      <w:pPr>
+        <w:shd w:val="clear" w:color="auto" w:fill="F3F4F6"/>
+        <w:ind w:left="72"/>
+        <w:rPr>
+          <w:sz w:val="14"/>
+        </w:rPr>
+      </w:pPr>
+      <w:r>
+        <w:rPr>
+          <w:rFonts w:ascii="Consolas" w:eastAsia="Consolas" w:hAnsi="Consolas" w:cs="Consolas"/>
+          <w:sz w:val="14"/>
+        </w:rPr>
+        <w:t xml:space="preserve">    print()</w:t>
+      </w:r>
+    </w:p>
+    <w:p>
+      <w:pPr>
+        <w:shd w:val="clear" w:color="auto" w:fill="F3F4F6"/>
+        <w:ind w:left="72"/>
+        <w:rPr>
+          <w:sz w:val="14"/>
+        </w:rPr>
+      </w:pPr>
+      <w:r>
+        <w:rPr>
+          <w:rFonts w:ascii="Consolas" w:eastAsia="Consolas" w:hAnsi="Consolas" w:cs="Consolas"/>
+          <w:sz w:val="14"/>
+        </w:rPr>
+        <w:t xml:space="preserve">    print("===== TAQUILLA CINÉPOLIS ESFERA =====")</w:t>
+      </w:r>
+    </w:p>
+    <w:p>
+      <w:pPr>
+        <w:shd w:val="clear" w:color="auto" w:fill="F3F4F6"/>
+        <w:ind w:left="72"/>
+        <w:rPr>
+          <w:sz w:val="14"/>
+        </w:rPr>
+      </w:pPr>
+      <w:r>
+        <w:rPr>
+          <w:rFonts w:ascii="Consolas" w:eastAsia="Consolas" w:hAnsi="Consolas" w:cs="Consolas"/>
+          <w:sz w:val="14"/>
+        </w:rPr>
+        <w:t xml:space="preserve">    print(f"1. Boleto adulto       ${PRECIO_ADULTO:.2f}")</w:t>
+      </w:r>
+    </w:p>
+    <w:p>
+      <w:pPr>
+        <w:shd w:val="clear" w:color="auto" w:fill="F3F4F6"/>
+        <w:ind w:left="72"/>
+        <w:rPr>
+          <w:sz w:val="14"/>
+        </w:rPr>
+      </w:pPr>
+      <w:r>
+        <w:rPr>
+          <w:rFonts w:ascii="Consolas" w:eastAsia="Consolas" w:hAnsi="Consolas" w:cs="Consolas"/>
+          <w:sz w:val="14"/>
+        </w:rPr>
+        <w:t xml:space="preserve">    print(f"2. Boleto niño         ${PRECIO_NINO:.2f}")</w:t>
+      </w:r>
+    </w:p>
+    <w:p>
+      <w:pPr>
+        <w:shd w:val="clear" w:color="auto" w:fill="F3F4F6"/>
+        <w:ind w:left="72"/>
+        <w:rPr>
+          <w:sz w:val="14"/>
+        </w:rPr>
+      </w:pPr>
+      <w:r>
+        <w:rPr>
+          <w:rFonts w:ascii="Consolas" w:eastAsia="Consolas" w:hAnsi="Consolas" w:cs="Consolas"/>
+          <w:sz w:val="14"/>
+        </w:rPr>
+        <w:t xml:space="preserve">    print(f"3. Boleto tercera edad ${PRECIO_TERCERA:.2f}")</w:t>
+      </w:r>
+    </w:p>
+    <w:p>
+      <w:pPr>
+        <w:shd w:val="clear" w:color="auto" w:fill="F3F4F6"/>
+        <w:ind w:left="72"/>
+        <w:rPr>
+          <w:sz w:val="14"/>
+        </w:rPr>
+      </w:pPr>
+      <w:r>
+        <w:rPr>
+          <w:rFonts w:ascii="Consolas" w:eastAsia="Consolas" w:hAnsi="Consolas" w:cs="Consolas"/>
+          <w:sz w:val="14"/>
+        </w:rPr>
+        <w:t xml:space="preserve">    print(f"4. Combo dulcería      ${PRECIO_COMBO:.2f}")</w:t>
+      </w:r>
+    </w:p>
+    <w:p>
+      <w:pPr>
+        <w:shd w:val="clear" w:color="auto" w:fill="F3F4F6"/>
+        <w:ind w:left="72"/>
+        <w:rPr>
+          <w:sz w:val="14"/>
+        </w:rPr>
+      </w:pPr>
+      <w:r>
+        <w:rPr>
+          <w:rFonts w:ascii="Consolas" w:eastAsia="Consolas" w:hAnsi="Consolas" w:cs="Consolas"/>
+          <w:sz w:val="14"/>
+        </w:rPr>
+        <w:t xml:space="preserve">    print("5. Cobrar orden")</w:t>
+      </w:r>
+    </w:p>
+    <w:p>
+      <w:pPr>
+        <w:shd w:val="clear" w:color="auto" w:fill="F3F4F6"/>
+        <w:ind w:left="72"/>
+        <w:rPr>
+          <w:sz w:val="14"/>
+        </w:rPr>
+      </w:pPr>
+      <w:r>
+        <w:rPr>
+          <w:rFonts w:ascii="Consolas" w:eastAsia="Consolas" w:hAnsi="Consolas" w:cs="Consolas"/>
+          <w:sz w:val="14"/>
+        </w:rPr>
+        <w:t xml:space="preserve">    print("6. Corte de turno")</w:t>
+      </w:r>
+    </w:p>
+    <w:p>
+      <w:pPr>
+        <w:shd w:val="clear" w:color="auto" w:fill="F3F4F6"/>
+        <w:ind w:left="72"/>
+        <w:rPr>
+          <w:sz w:val="14"/>
+        </w:rPr>
+      </w:pPr>
+      <w:r>
+        <w:rPr>
+          <w:rFonts w:ascii="Consolas" w:eastAsia="Consolas" w:hAnsi="Consolas" w:cs="Consolas"/>
+          <w:sz w:val="14"/>
+        </w:rPr>
+        <w:t xml:space="preserve">    print("0. Salir")</w:t>
+      </w:r>
+    </w:p>
+    <w:p>
+      <w:pPr>
+        <w:shd w:val="clear" w:color="auto" w:fill="F3F4F6"/>
+        <w:ind w:left="72"/>
+        <w:rPr>
+          <w:sz w:val="14"/>
+        </w:rPr>
+      </w:pPr>
+      <w:r>
+        <w:rPr>
+          <w:rFonts w:ascii="Consolas" w:eastAsia="Consolas" w:hAnsi="Consolas" w:cs="Consolas"/>
+          <w:sz w:val="14"/>
+        </w:rPr>
+        <w:t xml:space="preserve">    opcion = input("Opción: ")</w:t>
+      </w:r>
+    </w:p>
+    <w:p>
+      <w:pPr>
+        <w:shd w:val="clear" w:color="auto" w:fill="F3F4F6"/>
+        <w:ind w:left="72"/>
+        <w:rPr>
+          <w:sz w:val="14"/>
+        </w:rPr>
+      </w:pPr>
+      <w:r>
+        <w:rPr>
+          <w:rFonts w:ascii="Consolas" w:eastAsia="Consolas" w:hAnsi="Consolas" w:cs="Consolas"/>
+          <w:sz w:val="14"/>
+        </w:rPr>
+        <w:t xml:space="preserve"> </w:t>
+      </w:r>
+    </w:p>
+    <w:p>
+      <w:pPr>
+        <w:shd w:val="clear" w:color="auto" w:fill="F3F4F6"/>
+        <w:ind w:left="72"/>
+        <w:rPr>
+          <w:sz w:val="14"/>
+        </w:rPr>
+      </w:pPr>
+      <w:r>
+        <w:rPr>
+          <w:rFonts w:ascii="Consolas" w:eastAsia="Consolas" w:hAnsi="Consolas" w:cs="Consolas"/>
+          <w:sz w:val="14"/>
+        </w:rPr>
+        <w:t xml:space="preserve">    # ---- 4. Opciones 1 a 3: boletos (R3, RN4) ----</w:t>
+      </w:r>
+    </w:p>
+    <w:p>
+      <w:pPr>
+        <w:shd w:val="clear" w:color="auto" w:fill="F3F4F6"/>
+        <w:ind w:left="72"/>
+        <w:rPr>
+          <w:sz w:val="14"/>
+        </w:rPr>
+      </w:pPr>
+      <w:r>
+        <w:rPr>
+          <w:rFonts w:ascii="Consolas" w:eastAsia="Consolas" w:hAnsi="Consolas" w:cs="Consolas"/>
+          <w:sz w:val="14"/>
+        </w:rPr>
+        <w:t xml:space="preserve">    if opcion == "1" or opcion == "2" or opcion == "3":</w:t>
+      </w:r>
+    </w:p>
+    <w:p>
+      <w:pPr>
+        <w:shd w:val="clear" w:color="auto" w:fill="F3F4F6"/>
+        <w:ind w:left="72"/>
+        <w:rPr>
+          <w:sz w:val="14"/>
+        </w:rPr>
+      </w:pPr>
+      <w:r>
+        <w:rPr>
+          <w:rFonts w:ascii="Consolas" w:eastAsia="Consolas" w:hAnsi="Consolas" w:cs="Consolas"/>
+          <w:sz w:val="14"/>
+        </w:rPr>
+        <w:t xml:space="preserve">        cantidad = int(input("Cantidad: "))</w:t>
+      </w:r>
+    </w:p>
+    <w:p>
+      <w:pPr>
+        <w:shd w:val="clear" w:color="auto" w:fill="F3F4F6"/>
+        <w:ind w:left="72"/>
+        <w:rPr>
+          <w:sz w:val="14"/>
+        </w:rPr>
+      </w:pPr>
+      <w:r>
+        <w:rPr>
+          <w:rFonts w:ascii="Consolas" w:eastAsia="Consolas" w:hAnsi="Consolas" w:cs="Consolas"/>
+          <w:sz w:val="14"/>
+        </w:rPr>
+        <w:t xml:space="preserve">        if cantidad &lt; 1 or adultos + ninos + tercera + cantidad &gt; MAX_</w:t>
+      </w:r>
+      <w:r>
+        <w:rPr>
+          <w:rFonts w:ascii="Consolas" w:eastAsia="Consolas" w:hAnsi="Consolas" w:cs="Consolas"/>
+          <w:sz w:val="14"/>
+        </w:rPr>
+        <w:t>BOLETOS:</w:t>
+      </w:r>
+    </w:p>
+    <w:p>
+      <w:pPr>
+        <w:shd w:val="clear" w:color="auto" w:fill="F3F4F6"/>
+        <w:ind w:left="72"/>
+        <w:rPr>
+          <w:sz w:val="14"/>
+        </w:rPr>
+      </w:pPr>
+      <w:r>
+        <w:rPr>
+          <w:rFonts w:ascii="Consolas" w:eastAsia="Consolas" w:hAnsi="Consolas" w:cs="Consolas"/>
+          <w:sz w:val="14"/>
+        </w:rPr>
+        <w:t xml:space="preserve">            print(f"Cantidad no válida o excede {MAX_BOLETOS} boletos por orden.")</w:t>
+      </w:r>
+    </w:p>
+    <w:p>
+      <w:pPr>
+        <w:shd w:val="clear" w:color="auto" w:fill="F3F4F6"/>
+        <w:ind w:left="72"/>
+        <w:rPr>
+          <w:sz w:val="14"/>
+        </w:rPr>
+      </w:pPr>
+      <w:r>
+        <w:rPr>
+          <w:rFonts w:ascii="Consolas" w:eastAsia="Consolas" w:hAnsi="Consolas" w:cs="Consolas"/>
+          <w:sz w:val="14"/>
+        </w:rPr>
+        <w:t xml:space="preserve">        else:</w:t>
+      </w:r>
+    </w:p>
+    <w:p>
+      <w:pPr>
+        <w:shd w:val="clear" w:color="auto" w:fill="F3F4F6"/>
+        <w:ind w:left="72"/>
+        <w:rPr>
+          <w:sz w:val="14"/>
+        </w:rPr>
+      </w:pPr>
+      <w:r>
+        <w:rPr>
+          <w:rFonts w:ascii="Consolas" w:eastAsia="Consolas" w:hAnsi="Consolas" w:cs="Consolas"/>
+          <w:sz w:val="14"/>
+        </w:rPr>
+        <w:t xml:space="preserve">            if opcion == "1":</w:t>
+      </w:r>
+    </w:p>
+    <w:p>
+      <w:pPr>
+        <w:shd w:val="clear" w:color="auto" w:fill="F3F4F6"/>
+        <w:ind w:left="72"/>
+        <w:rPr>
+          <w:sz w:val="14"/>
+        </w:rPr>
+      </w:pPr>
+      <w:r>
+        <w:rPr>
+          <w:rFonts w:ascii="Consolas" w:eastAsia="Consolas" w:hAnsi="Consolas" w:cs="Consolas"/>
+          <w:sz w:val="14"/>
+        </w:rPr>
+        <w:t xml:space="preserve">                adultos += cantidad</w:t>
+      </w:r>
+    </w:p>
+    <w:p>
+      <w:pPr>
+        <w:shd w:val="clear" w:color="auto" w:fill="F3F4F6"/>
+        <w:ind w:left="72"/>
+        <w:rPr>
+          <w:sz w:val="14"/>
+        </w:rPr>
+      </w:pPr>
+      <w:r>
+        <w:rPr>
+          <w:rFonts w:ascii="Consolas" w:eastAsia="Consolas" w:hAnsi="Consolas" w:cs="Consolas"/>
+          <w:sz w:val="14"/>
+        </w:rPr>
+        <w:t xml:space="preserve">            elif opcion == "2":</w:t>
+      </w:r>
+    </w:p>
+    <w:p>
+      <w:pPr>
+        <w:shd w:val="clear" w:color="auto" w:fill="F3F4F6"/>
+        <w:ind w:left="72"/>
+        <w:rPr>
+          <w:sz w:val="14"/>
+        </w:rPr>
+      </w:pPr>
+      <w:r>
+        <w:rPr>
+          <w:rFonts w:ascii="Consolas" w:eastAsia="Consolas" w:hAnsi="Consolas" w:cs="Consolas"/>
+          <w:sz w:val="14"/>
+        </w:rPr>
+        <w:t xml:space="preserve">                ninos += cantidad</w:t>
+      </w:r>
+    </w:p>
+    <w:p>
+      <w:pPr>
+        <w:shd w:val="clear" w:color="auto" w:fill="F3F4F6"/>
+        <w:ind w:left="72"/>
+        <w:rPr>
+          <w:sz w:val="14"/>
+        </w:rPr>
+      </w:pPr>
+      <w:r>
+        <w:rPr>
+          <w:rFonts w:ascii="Consolas" w:eastAsia="Consolas" w:hAnsi="Consolas" w:cs="Consolas"/>
+          <w:sz w:val="14"/>
+        </w:rPr>
+        <w:t xml:space="preserve">            else:</w:t>
+      </w:r>
+    </w:p>
+    <w:p>
+      <w:pPr>
+        <w:shd w:val="clear" w:color="auto" w:fill="F3F4F6"/>
+        <w:ind w:left="72"/>
+        <w:rPr>
+          <w:sz w:val="14"/>
+        </w:rPr>
+      </w:pPr>
+      <w:r>
+        <w:rPr>
+          <w:rFonts w:ascii="Consolas" w:eastAsia="Consolas" w:hAnsi="Consolas" w:cs="Consolas"/>
+          <w:sz w:val="14"/>
+        </w:rPr>
+        <w:t xml:space="preserve">                tercera += cantidad</w:t>
+      </w:r>
+    </w:p>
+    <w:p>
+      <w:pPr>
+        <w:shd w:val="clear" w:color="auto" w:fill="F3F4F6"/>
+        <w:ind w:left="72"/>
+        <w:rPr>
+          <w:sz w:val="14"/>
+        </w:rPr>
+      </w:pPr>
+      <w:r>
+        <w:rPr>
+          <w:rFonts w:ascii="Consolas" w:eastAsia="Consolas" w:hAnsi="Consolas" w:cs="Consolas"/>
+          <w:sz w:val="14"/>
+        </w:rPr>
+        <w:t xml:space="preserve">            print("Agregado. Boletos en la orden:", adultos + ninos + tercera)</w:t>
+      </w:r>
+    </w:p>
+    <w:p>
+      <w:pPr>
+        <w:shd w:val="clear" w:color="auto" w:fill="F3F4F6"/>
+        <w:ind w:left="72"/>
+        <w:rPr>
+          <w:sz w:val="14"/>
+        </w:rPr>
+      </w:pPr>
+      <w:r>
+        <w:rPr>
+          <w:rFonts w:ascii="Consolas" w:eastAsia="Consolas" w:hAnsi="Consolas" w:cs="Consolas"/>
+          <w:sz w:val="14"/>
+        </w:rPr>
+        <w:t xml:space="preserve"> </w:t>
+      </w:r>
+    </w:p>
+    <w:p>
+      <w:pPr>
+        <w:shd w:val="clear" w:color="auto" w:fill="F3F4F6"/>
+        <w:ind w:left="72"/>
+        <w:rPr>
+          <w:sz w:val="14"/>
+        </w:rPr>
+      </w:pPr>
+      <w:r>
+        <w:rPr>
+          <w:rFonts w:ascii="Consolas" w:eastAsia="Consolas" w:hAnsi="Consolas" w:cs="Consolas"/>
+          <w:sz w:val="14"/>
+        </w:rPr>
+        <w:t xml:space="preserve">    # ---- Opcion 4: combos (RN3, RN4) ----</w:t>
+      </w:r>
+    </w:p>
+    <w:p>
+      <w:pPr>
+        <w:shd w:val="clear" w:color="auto" w:fill="F3F4F6"/>
+        <w:ind w:left="72"/>
+        <w:rPr>
+          <w:sz w:val="14"/>
+        </w:rPr>
+      </w:pPr>
+      <w:r>
+        <w:rPr>
+          <w:rFonts w:ascii="Consolas" w:eastAsia="Consolas" w:hAnsi="Consolas" w:cs="Consolas"/>
+          <w:sz w:val="14"/>
+        </w:rPr>
+        <w:t xml:space="preserve">    elif opcion == "4":</w:t>
+      </w:r>
+    </w:p>
+    <w:p>
+      <w:pPr>
+        <w:shd w:val="clear" w:color="auto" w:fill="F3F4F6"/>
+        <w:ind w:left="72"/>
+        <w:rPr>
+          <w:sz w:val="14"/>
+        </w:rPr>
+      </w:pPr>
+      <w:r>
+        <w:rPr>
+          <w:rFonts w:ascii="Consolas" w:eastAsia="Consolas" w:hAnsi="Consolas" w:cs="Consolas"/>
+          <w:sz w:val="14"/>
+        </w:rPr>
+        <w:t xml:space="preserve">        cantidad = int(input("Cantidad de combos: "))</w:t>
+      </w:r>
+    </w:p>
+    <w:p>
+      <w:pPr>
+        <w:shd w:val="clear" w:color="auto" w:fill="F3F4F6"/>
+        <w:ind w:left="72"/>
+        <w:rPr>
+          <w:sz w:val="14"/>
+        </w:rPr>
+      </w:pPr>
+      <w:r>
+        <w:rPr>
+          <w:rFonts w:ascii="Consolas" w:eastAsia="Consolas" w:hAnsi="Consolas" w:cs="Consolas"/>
+          <w:sz w:val="14"/>
+        </w:rPr>
+        <w:t xml:space="preserve">        if cantid</w:t>
+      </w:r>
+      <w:r>
+        <w:rPr>
+          <w:rFonts w:ascii="Consolas" w:eastAsia="Consolas" w:hAnsi="Consolas" w:cs="Consolas"/>
+          <w:sz w:val="14"/>
+        </w:rPr>
+        <w:t>ad &lt; 1:</w:t>
+      </w:r>
+    </w:p>
+    <w:p>
+      <w:pPr>
+        <w:shd w:val="clear" w:color="auto" w:fill="F3F4F6"/>
+        <w:ind w:left="72"/>
+        <w:rPr>
+          <w:sz w:val="14"/>
+        </w:rPr>
+      </w:pPr>
+      <w:r>
+        <w:rPr>
+          <w:rFonts w:ascii="Consolas" w:eastAsia="Consolas" w:hAnsi="Consolas" w:cs="Consolas"/>
+          <w:sz w:val="14"/>
+        </w:rPr>
+        <w:t xml:space="preserve">            print("Cantidad no válida.")</w:t>
+      </w:r>
+    </w:p>
+    <w:p>
+      <w:pPr>
+        <w:shd w:val="clear" w:color="auto" w:fill="F3F4F6"/>
+        <w:ind w:left="72"/>
+        <w:rPr>
+          <w:sz w:val="14"/>
+        </w:rPr>
+      </w:pPr>
+      <w:r>
+        <w:rPr>
+          <w:rFonts w:ascii="Consolas" w:eastAsia="Consolas" w:hAnsi="Consolas" w:cs="Consolas"/>
+          <w:sz w:val="14"/>
+        </w:rPr>
+        <w:t xml:space="preserve">        else:</w:t>
+      </w:r>
+    </w:p>
+    <w:p>
+      <w:pPr>
+        <w:shd w:val="clear" w:color="auto" w:fill="F3F4F6"/>
+        <w:ind w:left="72"/>
+        <w:rPr>
+          <w:sz w:val="14"/>
+        </w:rPr>
+      </w:pPr>
+      <w:r>
+        <w:rPr>
+          <w:rFonts w:ascii="Consolas" w:eastAsia="Consolas" w:hAnsi="Consolas" w:cs="Consolas"/>
+          <w:sz w:val="14"/>
+        </w:rPr>
+        <w:t xml:space="preserve">            combos += cantidad</w:t>
+      </w:r>
+    </w:p>
+    <w:p>
+      <w:pPr>
+        <w:shd w:val="clear" w:color="auto" w:fill="F3F4F6"/>
+        <w:ind w:left="72"/>
+        <w:rPr>
+          <w:sz w:val="14"/>
+        </w:rPr>
+      </w:pPr>
+      <w:r>
+        <w:rPr>
+          <w:rFonts w:ascii="Consolas" w:eastAsia="Consolas" w:hAnsi="Consolas" w:cs="Consolas"/>
+          <w:sz w:val="14"/>
+        </w:rPr>
+        <w:t xml:space="preserve">            print("Agregado. Combos en la orden:", combos)</w:t>
+      </w:r>
+    </w:p>
+    <w:p>
+      <w:pPr>
+        <w:shd w:val="clear" w:color="auto" w:fill="F3F4F6"/>
+        <w:ind w:left="72"/>
+        <w:rPr>
+          <w:sz w:val="14"/>
+        </w:rPr>
+      </w:pPr>
+      <w:r>
+        <w:rPr>
+          <w:rFonts w:ascii="Consolas" w:eastAsia="Consolas" w:hAnsi="Consolas" w:cs="Consolas"/>
+          <w:sz w:val="14"/>
+        </w:rPr>
+        <w:t xml:space="preserve"> </w:t>
+      </w:r>
+    </w:p>
+    <w:p>
+      <w:pPr>
+        <w:shd w:val="clear" w:color="auto" w:fill="F3F4F6"/>
+        <w:ind w:left="72"/>
+        <w:rPr>
+          <w:sz w:val="14"/>
+        </w:rPr>
+      </w:pPr>
+      <w:r>
+        <w:rPr>
+          <w:rFonts w:ascii="Consolas" w:eastAsia="Consolas" w:hAnsi="Consolas" w:cs="Consolas"/>
+          <w:sz w:val="14"/>
+        </w:rPr>
+        <w:t xml:space="preserve">    # ---- 5. Opcion 5: cobrar con ticket (R4, R5, RN2) ----</w:t>
+      </w:r>
+    </w:p>
+    <w:p>
+      <w:pPr>
+        <w:shd w:val="clear" w:color="auto" w:fill="F3F4F6"/>
+        <w:ind w:left="72"/>
+        <w:rPr>
+          <w:sz w:val="14"/>
+        </w:rPr>
+      </w:pPr>
+      <w:r>
+        <w:rPr>
+          <w:rFonts w:ascii="Consolas" w:eastAsia="Consolas" w:hAnsi="Consolas" w:cs="Consolas"/>
+          <w:sz w:val="14"/>
+        </w:rPr>
+        <w:t xml:space="preserve">    elif opcion == "5":</w:t>
+      </w:r>
+    </w:p>
+    <w:p>
+      <w:pPr>
+        <w:shd w:val="clear" w:color="auto" w:fill="F3F4F6"/>
+        <w:ind w:left="72"/>
+        <w:rPr>
+          <w:sz w:val="14"/>
+        </w:rPr>
+      </w:pPr>
+      <w:r>
+        <w:rPr>
+          <w:rFonts w:ascii="Consolas" w:eastAsia="Consolas" w:hAnsi="Consolas" w:cs="Consolas"/>
+          <w:sz w:val="14"/>
+        </w:rPr>
+        <w:t xml:space="preserve">        if adult</w:t>
+      </w:r>
+      <w:r>
+        <w:rPr>
+          <w:rFonts w:ascii="Consolas" w:eastAsia="Consolas" w:hAnsi="Consolas" w:cs="Consolas"/>
+          <w:sz w:val="14"/>
+        </w:rPr>
+        <w:t>os + ninos + tercera + combos == 0:</w:t>
+      </w:r>
+    </w:p>
+    <w:p>
+      <w:pPr>
+        <w:shd w:val="clear" w:color="auto" w:fill="F3F4F6"/>
+        <w:ind w:left="72"/>
+        <w:rPr>
+          <w:sz w:val="14"/>
+        </w:rPr>
+      </w:pPr>
+      <w:r>
+        <w:rPr>
+          <w:rFonts w:ascii="Consolas" w:eastAsia="Consolas" w:hAnsi="Consolas" w:cs="Consolas"/>
+          <w:sz w:val="14"/>
+        </w:rPr>
+        <w:t xml:space="preserve">            print("La orden está vacía.")</w:t>
+      </w:r>
+    </w:p>
+    <w:p>
+      <w:pPr>
+        <w:shd w:val="clear" w:color="auto" w:fill="F3F4F6"/>
+        <w:ind w:left="72"/>
+        <w:rPr>
+          <w:sz w:val="14"/>
+        </w:rPr>
+      </w:pPr>
+      <w:r>
+        <w:rPr>
+          <w:rFonts w:ascii="Consolas" w:eastAsia="Consolas" w:hAnsi="Consolas" w:cs="Consolas"/>
+          <w:sz w:val="14"/>
+        </w:rPr>
+        <w:t xml:space="preserve">        else:</w:t>
+      </w:r>
+    </w:p>
+    <w:p>
+      <w:pPr>
+        <w:shd w:val="clear" w:color="auto" w:fill="F3F4F6"/>
+        <w:ind w:left="72"/>
+        <w:rPr>
+          <w:sz w:val="14"/>
+        </w:rPr>
+      </w:pPr>
+      <w:r>
+        <w:rPr>
+          <w:rFonts w:ascii="Consolas" w:eastAsia="Consolas" w:hAnsi="Consolas" w:cs="Consolas"/>
+          <w:sz w:val="14"/>
+        </w:rPr>
+        <w:lastRenderedPageBreak/>
+        <w:t xml:space="preserve">            # Regla 2x1: solo adultos y solo en miercoles</w:t>
+      </w:r>
+    </w:p>
+    <w:p>
+      <w:pPr>
+        <w:shd w:val="clear" w:color="auto" w:fill="F3F4F6"/>
+        <w:ind w:left="72"/>
+        <w:rPr>
+          <w:sz w:val="14"/>
+        </w:rPr>
+      </w:pPr>
+      <w:r>
+        <w:rPr>
+          <w:rFonts w:ascii="Consolas" w:eastAsia="Consolas" w:hAnsi="Consolas" w:cs="Consolas"/>
+          <w:sz w:val="14"/>
+        </w:rPr>
+        <w:t xml:space="preserve">            if es_miercoles and adultos &gt; 0:</w:t>
+      </w:r>
+    </w:p>
+    <w:p>
+      <w:pPr>
+        <w:shd w:val="clear" w:color="auto" w:fill="F3F4F6"/>
+        <w:ind w:left="72"/>
+        <w:rPr>
+          <w:sz w:val="14"/>
+        </w:rPr>
+      </w:pPr>
+      <w:r>
+        <w:rPr>
+          <w:rFonts w:ascii="Consolas" w:eastAsia="Consolas" w:hAnsi="Consolas" w:cs="Consolas"/>
+          <w:sz w:val="14"/>
+        </w:rPr>
+        <w:t xml:space="preserve">                adultos_a_pagar = adultos // 2 + adultos % 2</w:t>
+      </w:r>
+    </w:p>
+    <w:p>
+      <w:pPr>
+        <w:shd w:val="clear" w:color="auto" w:fill="F3F4F6"/>
+        <w:ind w:left="72"/>
+        <w:rPr>
+          <w:sz w:val="14"/>
+        </w:rPr>
+      </w:pPr>
+      <w:r>
+        <w:rPr>
+          <w:rFonts w:ascii="Consolas" w:eastAsia="Consolas" w:hAnsi="Consolas" w:cs="Consolas"/>
+          <w:sz w:val="14"/>
+        </w:rPr>
+        <w:t xml:space="preserve">            else:</w:t>
+      </w:r>
+    </w:p>
+    <w:p>
+      <w:pPr>
+        <w:shd w:val="clear" w:color="auto" w:fill="F3F4F6"/>
+        <w:ind w:left="72"/>
+        <w:rPr>
+          <w:sz w:val="14"/>
+        </w:rPr>
+      </w:pPr>
+      <w:r>
+        <w:rPr>
+          <w:rFonts w:ascii="Consolas" w:eastAsia="Consolas" w:hAnsi="Consolas" w:cs="Consolas"/>
+          <w:sz w:val="14"/>
+        </w:rPr>
+        <w:t xml:space="preserve">                adultos_a_pagar = adultos</w:t>
+      </w:r>
+    </w:p>
+    <w:p>
+      <w:pPr>
+        <w:shd w:val="clear" w:color="auto" w:fill="F3F4F6"/>
+        <w:ind w:left="72"/>
+        <w:rPr>
+          <w:sz w:val="14"/>
+        </w:rPr>
+      </w:pPr>
+      <w:r>
+        <w:rPr>
+          <w:rFonts w:ascii="Consolas" w:eastAsia="Consolas" w:hAnsi="Consolas" w:cs="Consolas"/>
+          <w:sz w:val="14"/>
+        </w:rPr>
+        <w:t xml:space="preserve"> </w:t>
+      </w:r>
+    </w:p>
+    <w:p>
+      <w:pPr>
+        <w:shd w:val="clear" w:color="auto" w:fill="F3F4F6"/>
+        <w:ind w:left="72"/>
+        <w:rPr>
+          <w:sz w:val="14"/>
+        </w:rPr>
+      </w:pPr>
+      <w:r>
+        <w:rPr>
+          <w:rFonts w:ascii="Consolas" w:eastAsia="Consolas" w:hAnsi="Consolas" w:cs="Consolas"/>
+          <w:sz w:val="14"/>
+        </w:rPr>
+        <w:t xml:space="preserve">            total_orden = 0.0</w:t>
+      </w:r>
+    </w:p>
+    <w:p>
+      <w:pPr>
+        <w:shd w:val="clear" w:color="auto" w:fill="F3F4F6"/>
+        <w:ind w:left="72"/>
+        <w:rPr>
+          <w:sz w:val="14"/>
+        </w:rPr>
+      </w:pPr>
+      <w:r>
+        <w:rPr>
+          <w:rFonts w:ascii="Consolas" w:eastAsia="Consolas" w:hAnsi="Consolas" w:cs="Consolas"/>
+          <w:sz w:val="14"/>
+        </w:rPr>
+        <w:t xml:space="preserve">            print()</w:t>
+      </w:r>
+    </w:p>
+    <w:p>
+      <w:pPr>
+        <w:shd w:val="clear" w:color="auto" w:fill="F3F4F6"/>
+        <w:ind w:left="72"/>
+        <w:rPr>
+          <w:sz w:val="14"/>
+        </w:rPr>
+      </w:pPr>
+      <w:r>
+        <w:rPr>
+          <w:rFonts w:ascii="Consolas" w:eastAsia="Consolas" w:hAnsi="Consolas" w:cs="Consolas"/>
+          <w:sz w:val="14"/>
+        </w:rPr>
+        <w:t xml:space="preserve">            print("----------- TICKET -----------")</w:t>
+      </w:r>
+    </w:p>
+    <w:p>
+      <w:pPr>
+        <w:shd w:val="clear" w:color="auto" w:fill="F3F4F6"/>
+        <w:ind w:left="72"/>
+        <w:rPr>
+          <w:sz w:val="14"/>
+        </w:rPr>
+      </w:pPr>
+      <w:r>
+        <w:rPr>
+          <w:rFonts w:ascii="Consolas" w:eastAsia="Consolas" w:hAnsi="Consolas" w:cs="Consolas"/>
+          <w:sz w:val="14"/>
+        </w:rPr>
+        <w:t xml:space="preserve">            for i in range(1, 4</w:t>
+      </w:r>
+      <w:r>
+        <w:rPr>
+          <w:rFonts w:ascii="Consolas" w:eastAsia="Consolas" w:hAnsi="Consolas" w:cs="Consolas"/>
+          <w:sz w:val="14"/>
+        </w:rPr>
+        <w:t>):</w:t>
+      </w:r>
+    </w:p>
+    <w:p>
+      <w:pPr>
+        <w:shd w:val="clear" w:color="auto" w:fill="F3F4F6"/>
+        <w:ind w:left="72"/>
+        <w:rPr>
+          <w:sz w:val="14"/>
+        </w:rPr>
+      </w:pPr>
+      <w:r>
+        <w:rPr>
+          <w:rFonts w:ascii="Consolas" w:eastAsia="Consolas" w:hAnsi="Consolas" w:cs="Consolas"/>
+          <w:sz w:val="14"/>
+        </w:rPr>
+        <w:t xml:space="preserve">                if i == 1:</w:t>
+      </w:r>
+    </w:p>
+    <w:p>
+      <w:pPr>
+        <w:shd w:val="clear" w:color="auto" w:fill="F3F4F6"/>
+        <w:ind w:left="72"/>
+        <w:rPr>
+          <w:sz w:val="14"/>
+        </w:rPr>
+      </w:pPr>
+      <w:r>
+        <w:rPr>
+          <w:rFonts w:ascii="Consolas" w:eastAsia="Consolas" w:hAnsi="Consolas" w:cs="Consolas"/>
+          <w:sz w:val="14"/>
+        </w:rPr>
+        <w:t xml:space="preserve">                    nombre = "Adulto"</w:t>
+      </w:r>
+    </w:p>
+    <w:p>
+      <w:pPr>
+        <w:shd w:val="clear" w:color="auto" w:fill="F3F4F6"/>
+        <w:ind w:left="72"/>
+        <w:rPr>
+          <w:sz w:val="14"/>
+        </w:rPr>
+      </w:pPr>
+      <w:r>
+        <w:rPr>
+          <w:rFonts w:ascii="Consolas" w:eastAsia="Consolas" w:hAnsi="Consolas" w:cs="Consolas"/>
+          <w:sz w:val="14"/>
+        </w:rPr>
+        <w:t xml:space="preserve">                    cant = adultos</w:t>
+      </w:r>
+    </w:p>
+    <w:p>
+      <w:pPr>
+        <w:shd w:val="clear" w:color="auto" w:fill="F3F4F6"/>
+        <w:ind w:left="72"/>
+        <w:rPr>
+          <w:sz w:val="14"/>
+        </w:rPr>
+      </w:pPr>
+      <w:r>
+        <w:rPr>
+          <w:rFonts w:ascii="Consolas" w:eastAsia="Consolas" w:hAnsi="Consolas" w:cs="Consolas"/>
+          <w:sz w:val="14"/>
+        </w:rPr>
+        <w:t xml:space="preserve">                    importe = adultos_a_pagar * PRECIO_ADULTO</w:t>
+      </w:r>
+    </w:p>
+    <w:p>
+      <w:pPr>
+        <w:shd w:val="clear" w:color="auto" w:fill="F3F4F6"/>
+        <w:ind w:left="72"/>
+        <w:rPr>
+          <w:sz w:val="14"/>
+        </w:rPr>
+      </w:pPr>
+      <w:r>
+        <w:rPr>
+          <w:rFonts w:ascii="Consolas" w:eastAsia="Consolas" w:hAnsi="Consolas" w:cs="Consolas"/>
+          <w:sz w:val="14"/>
+        </w:rPr>
+        <w:t xml:space="preserve">                elif i == 2:</w:t>
+      </w:r>
+    </w:p>
+    <w:p>
+      <w:pPr>
+        <w:shd w:val="clear" w:color="auto" w:fill="F3F4F6"/>
+        <w:ind w:left="72"/>
+        <w:rPr>
+          <w:sz w:val="14"/>
+        </w:rPr>
+      </w:pPr>
+      <w:r>
+        <w:rPr>
+          <w:rFonts w:ascii="Consolas" w:eastAsia="Consolas" w:hAnsi="Consolas" w:cs="Consolas"/>
+          <w:sz w:val="14"/>
+        </w:rPr>
+        <w:t xml:space="preserve">                    nombre = "Niño"</w:t>
+      </w:r>
+    </w:p>
+    <w:p>
+      <w:pPr>
+        <w:shd w:val="clear" w:color="auto" w:fill="F3F4F6"/>
+        <w:ind w:left="72"/>
+        <w:rPr>
+          <w:sz w:val="14"/>
+        </w:rPr>
+      </w:pPr>
+      <w:r>
+        <w:rPr>
+          <w:rFonts w:ascii="Consolas" w:eastAsia="Consolas" w:hAnsi="Consolas" w:cs="Consolas"/>
+          <w:sz w:val="14"/>
+        </w:rPr>
+        <w:t xml:space="preserve">                    cant = ninos</w:t>
+      </w:r>
+    </w:p>
+    <w:p>
+      <w:pPr>
+        <w:shd w:val="clear" w:color="auto" w:fill="F3F4F6"/>
+        <w:ind w:left="72"/>
+        <w:rPr>
+          <w:sz w:val="14"/>
+        </w:rPr>
+      </w:pPr>
+      <w:r>
+        <w:rPr>
+          <w:rFonts w:ascii="Consolas" w:eastAsia="Consolas" w:hAnsi="Consolas" w:cs="Consolas"/>
+          <w:sz w:val="14"/>
+        </w:rPr>
+        <w:t xml:space="preserve">                    importe = ninos * PRECIO_NINO</w:t>
+      </w:r>
+    </w:p>
+    <w:p>
+      <w:pPr>
+        <w:shd w:val="clear" w:color="auto" w:fill="F3F4F6"/>
+        <w:ind w:left="72"/>
+        <w:rPr>
+          <w:sz w:val="14"/>
+        </w:rPr>
+      </w:pPr>
+      <w:r>
+        <w:rPr>
+          <w:rFonts w:ascii="Consolas" w:eastAsia="Consolas" w:hAnsi="Consolas" w:cs="Consolas"/>
+          <w:sz w:val="14"/>
+        </w:rPr>
+        <w:t xml:space="preserve">                else:</w:t>
+      </w:r>
+    </w:p>
+    <w:p>
+      <w:pPr>
+        <w:shd w:val="clear" w:color="auto" w:fill="F3F4F6"/>
+        <w:ind w:left="72"/>
+        <w:rPr>
+          <w:sz w:val="14"/>
+        </w:rPr>
+      </w:pPr>
+      <w:r>
+        <w:rPr>
+          <w:rFonts w:ascii="Consolas" w:eastAsia="Consolas" w:hAnsi="Consolas" w:cs="Consolas"/>
+          <w:sz w:val="14"/>
+        </w:rPr>
+        <w:t xml:space="preserve">                    nombre = "Tercera edad"</w:t>
+      </w:r>
+    </w:p>
+    <w:p>
+      <w:pPr>
+        <w:shd w:val="clear" w:color="auto" w:fill="F3F4F6"/>
+        <w:ind w:left="72"/>
+        <w:rPr>
+          <w:sz w:val="14"/>
+        </w:rPr>
+      </w:pPr>
+      <w:r>
+        <w:rPr>
+          <w:rFonts w:ascii="Consolas" w:eastAsia="Consolas" w:hAnsi="Consolas" w:cs="Consolas"/>
+          <w:sz w:val="14"/>
+        </w:rPr>
+        <w:t xml:space="preserve">                    cant = tercera</w:t>
+      </w:r>
+    </w:p>
+    <w:p>
+      <w:pPr>
+        <w:shd w:val="clear" w:color="auto" w:fill="F3F4F6"/>
+        <w:ind w:left="72"/>
+        <w:rPr>
+          <w:sz w:val="14"/>
+        </w:rPr>
+      </w:pPr>
+      <w:r>
+        <w:rPr>
+          <w:rFonts w:ascii="Consolas" w:eastAsia="Consolas" w:hAnsi="Consolas" w:cs="Consolas"/>
+          <w:sz w:val="14"/>
+        </w:rPr>
+        <w:t xml:space="preserve">                    importe = tercer</w:t>
+      </w:r>
+      <w:r>
+        <w:rPr>
+          <w:rFonts w:ascii="Consolas" w:eastAsia="Consolas" w:hAnsi="Consolas" w:cs="Consolas"/>
+          <w:sz w:val="14"/>
+        </w:rPr>
+        <w:t>a * PRECIO_TERCERA</w:t>
+      </w:r>
+    </w:p>
+    <w:p>
+      <w:pPr>
+        <w:shd w:val="clear" w:color="auto" w:fill="F3F4F6"/>
+        <w:ind w:left="72"/>
+        <w:rPr>
+          <w:sz w:val="14"/>
+        </w:rPr>
+      </w:pPr>
+      <w:r>
+        <w:rPr>
+          <w:rFonts w:ascii="Consolas" w:eastAsia="Consolas" w:hAnsi="Consolas" w:cs="Consolas"/>
+          <w:sz w:val="14"/>
+        </w:rPr>
+        <w:t xml:space="preserve">                if cant &gt; 0:</w:t>
+      </w:r>
+    </w:p>
+    <w:p>
+      <w:pPr>
+        <w:shd w:val="clear" w:color="auto" w:fill="F3F4F6"/>
+        <w:ind w:left="72"/>
+        <w:rPr>
+          <w:sz w:val="14"/>
+        </w:rPr>
+      </w:pPr>
+      <w:r>
+        <w:rPr>
+          <w:rFonts w:ascii="Consolas" w:eastAsia="Consolas" w:hAnsi="Consolas" w:cs="Consolas"/>
+          <w:sz w:val="14"/>
+        </w:rPr>
+        <w:t xml:space="preserve">                    print(f"{nombre} x{cant}   ${importe:.2f}")</w:t>
+      </w:r>
+    </w:p>
+    <w:p>
+      <w:pPr>
+        <w:shd w:val="clear" w:color="auto" w:fill="F3F4F6"/>
+        <w:ind w:left="72"/>
+        <w:rPr>
+          <w:sz w:val="14"/>
+        </w:rPr>
+      </w:pPr>
+      <w:r>
+        <w:rPr>
+          <w:rFonts w:ascii="Consolas" w:eastAsia="Consolas" w:hAnsi="Consolas" w:cs="Consolas"/>
+          <w:sz w:val="14"/>
+        </w:rPr>
+        <w:t xml:space="preserve">                total_orden += importe</w:t>
+      </w:r>
+    </w:p>
+    <w:p>
+      <w:pPr>
+        <w:shd w:val="clear" w:color="auto" w:fill="F3F4F6"/>
+        <w:ind w:left="72"/>
+        <w:rPr>
+          <w:sz w:val="14"/>
+        </w:rPr>
+      </w:pPr>
+      <w:r>
+        <w:rPr>
+          <w:rFonts w:ascii="Consolas" w:eastAsia="Consolas" w:hAnsi="Consolas" w:cs="Consolas"/>
+          <w:sz w:val="14"/>
+        </w:rPr>
+        <w:t xml:space="preserve"> </w:t>
+      </w:r>
+    </w:p>
+    <w:p>
+      <w:pPr>
+        <w:shd w:val="clear" w:color="auto" w:fill="F3F4F6"/>
+        <w:ind w:left="72"/>
+        <w:rPr>
+          <w:sz w:val="14"/>
+        </w:rPr>
+      </w:pPr>
+      <w:r>
+        <w:rPr>
+          <w:rFonts w:ascii="Consolas" w:eastAsia="Consolas" w:hAnsi="Consolas" w:cs="Consolas"/>
+          <w:sz w:val="14"/>
+        </w:rPr>
+        <w:t xml:space="preserve">            if adultos_a_pagar &lt; adultos:</w:t>
+      </w:r>
+    </w:p>
+    <w:p>
+      <w:pPr>
+        <w:shd w:val="clear" w:color="auto" w:fill="F3F4F6"/>
+        <w:ind w:left="72"/>
+        <w:rPr>
+          <w:sz w:val="14"/>
+        </w:rPr>
+      </w:pPr>
+      <w:r>
+        <w:rPr>
+          <w:rFonts w:ascii="Consolas" w:eastAsia="Consolas" w:hAnsi="Consolas" w:cs="Consolas"/>
+          <w:sz w:val="14"/>
+        </w:rPr>
+        <w:t xml:space="preserve">                print(f"  (2x1 miércoles: se cobran {adultos_a_pagar} de {adultos} adultos)")</w:t>
+      </w:r>
+    </w:p>
+    <w:p>
+      <w:pPr>
+        <w:shd w:val="clear" w:color="auto" w:fill="F3F4F6"/>
+        <w:ind w:left="72"/>
+        <w:rPr>
+          <w:sz w:val="14"/>
+        </w:rPr>
+      </w:pPr>
+      <w:r>
+        <w:rPr>
+          <w:rFonts w:ascii="Consolas" w:eastAsia="Consolas" w:hAnsi="Consolas" w:cs="Consolas"/>
+          <w:sz w:val="14"/>
+        </w:rPr>
+        <w:t xml:space="preserve"> </w:t>
+      </w:r>
+    </w:p>
+    <w:p>
+      <w:pPr>
+        <w:shd w:val="clear" w:color="auto" w:fill="F3F4F6"/>
+        <w:ind w:left="72"/>
+        <w:rPr>
+          <w:sz w:val="14"/>
+        </w:rPr>
+      </w:pPr>
+      <w:r>
+        <w:rPr>
+          <w:rFonts w:ascii="Consolas" w:eastAsia="Consolas" w:hAnsi="Consolas" w:cs="Consolas"/>
+          <w:sz w:val="14"/>
+        </w:rPr>
+        <w:t xml:space="preserve">            if combos &gt; 0:</w:t>
+      </w:r>
+    </w:p>
+    <w:p>
+      <w:pPr>
+        <w:shd w:val="clear" w:color="auto" w:fill="F3F4F6"/>
+        <w:ind w:left="72"/>
+        <w:rPr>
+          <w:sz w:val="14"/>
+        </w:rPr>
+      </w:pPr>
+      <w:r>
+        <w:rPr>
+          <w:rFonts w:ascii="Consolas" w:eastAsia="Consolas" w:hAnsi="Consolas" w:cs="Consolas"/>
+          <w:sz w:val="14"/>
+        </w:rPr>
+        <w:t xml:space="preserve">                importe = combos * PRECIO_COMBO</w:t>
+      </w:r>
+    </w:p>
+    <w:p>
+      <w:pPr>
+        <w:shd w:val="clear" w:color="auto" w:fill="F3F4F6"/>
+        <w:ind w:left="72"/>
+        <w:rPr>
+          <w:sz w:val="14"/>
+        </w:rPr>
+      </w:pPr>
+      <w:r>
+        <w:rPr>
+          <w:rFonts w:ascii="Consolas" w:eastAsia="Consolas" w:hAnsi="Consolas" w:cs="Consolas"/>
+          <w:sz w:val="14"/>
+        </w:rPr>
+        <w:t xml:space="preserve">                print(f"Combo x{combos}   ${importe:.2f}")</w:t>
+      </w:r>
+    </w:p>
+    <w:p>
+      <w:pPr>
+        <w:shd w:val="clear" w:color="auto" w:fill="F3F4F6"/>
+        <w:ind w:left="72"/>
+        <w:rPr>
+          <w:sz w:val="14"/>
+        </w:rPr>
+      </w:pPr>
+      <w:r>
+        <w:rPr>
+          <w:rFonts w:ascii="Consolas" w:eastAsia="Consolas" w:hAnsi="Consolas" w:cs="Consolas"/>
+          <w:sz w:val="14"/>
+        </w:rPr>
+        <w:t xml:space="preserve">                total_orde</w:t>
+      </w:r>
+      <w:r>
+        <w:rPr>
+          <w:rFonts w:ascii="Consolas" w:eastAsia="Consolas" w:hAnsi="Consolas" w:cs="Consolas"/>
+          <w:sz w:val="14"/>
+        </w:rPr>
+        <w:t>n += importe</w:t>
+      </w:r>
+    </w:p>
+    <w:p>
+      <w:pPr>
+        <w:shd w:val="clear" w:color="auto" w:fill="F3F4F6"/>
+        <w:ind w:left="72"/>
+        <w:rPr>
+          <w:sz w:val="14"/>
+        </w:rPr>
+      </w:pPr>
+      <w:r>
+        <w:rPr>
+          <w:rFonts w:ascii="Consolas" w:eastAsia="Consolas" w:hAnsi="Consolas" w:cs="Consolas"/>
+          <w:sz w:val="14"/>
+        </w:rPr>
+        <w:t xml:space="preserve"> </w:t>
+      </w:r>
+    </w:p>
+    <w:p>
+      <w:pPr>
+        <w:shd w:val="clear" w:color="auto" w:fill="F3F4F6"/>
+        <w:ind w:left="72"/>
+        <w:rPr>
+          <w:sz w:val="14"/>
+        </w:rPr>
+      </w:pPr>
+      <w:r>
+        <w:rPr>
+          <w:rFonts w:ascii="Consolas" w:eastAsia="Consolas" w:hAnsi="Consolas" w:cs="Consolas"/>
+          <w:sz w:val="14"/>
+        </w:rPr>
+        <w:t xml:space="preserve">            print(f"TOTAL: ${total_orden:.2f}")</w:t>
+      </w:r>
+    </w:p>
+    <w:p>
+      <w:pPr>
+        <w:shd w:val="clear" w:color="auto" w:fill="F3F4F6"/>
+        <w:ind w:left="72"/>
+        <w:rPr>
+          <w:sz w:val="14"/>
+        </w:rPr>
+      </w:pPr>
+      <w:r>
+        <w:rPr>
+          <w:rFonts w:ascii="Consolas" w:eastAsia="Consolas" w:hAnsi="Consolas" w:cs="Consolas"/>
+          <w:sz w:val="14"/>
+        </w:rPr>
+        <w:t xml:space="preserve">            print("------------------------------")</w:t>
+      </w:r>
+    </w:p>
+    <w:p>
+      <w:pPr>
+        <w:shd w:val="clear" w:color="auto" w:fill="F3F4F6"/>
+        <w:ind w:left="72"/>
+        <w:rPr>
+          <w:sz w:val="14"/>
+        </w:rPr>
+      </w:pPr>
+      <w:r>
+        <w:rPr>
+          <w:rFonts w:ascii="Consolas" w:eastAsia="Consolas" w:hAnsi="Consolas" w:cs="Consolas"/>
+          <w:sz w:val="14"/>
+        </w:rPr>
+        <w:t xml:space="preserve"> </w:t>
+      </w:r>
+    </w:p>
+    <w:p>
+      <w:pPr>
+        <w:shd w:val="clear" w:color="auto" w:fill="F3F4F6"/>
+        <w:ind w:left="72"/>
+        <w:rPr>
+          <w:sz w:val="14"/>
+        </w:rPr>
+      </w:pPr>
+      <w:r>
+        <w:rPr>
+          <w:rFonts w:ascii="Consolas" w:eastAsia="Consolas" w:hAnsi="Consolas" w:cs="Consolas"/>
+          <w:sz w:val="14"/>
+        </w:rPr>
+        <w:t xml:space="preserve">            # Acumular al turno (RN5)</w:t>
+      </w:r>
+    </w:p>
+    <w:p>
+      <w:pPr>
+        <w:shd w:val="clear" w:color="auto" w:fill="F3F4F6"/>
+        <w:ind w:left="72"/>
+        <w:rPr>
+          <w:sz w:val="14"/>
+        </w:rPr>
+      </w:pPr>
+      <w:r>
+        <w:rPr>
+          <w:rFonts w:ascii="Consolas" w:eastAsia="Consolas" w:hAnsi="Consolas" w:cs="Consolas"/>
+          <w:sz w:val="14"/>
+        </w:rPr>
+        <w:t xml:space="preserve">            total_turno += total_orden</w:t>
+      </w:r>
+    </w:p>
+    <w:p>
+      <w:pPr>
+        <w:shd w:val="clear" w:color="auto" w:fill="F3F4F6"/>
+        <w:ind w:left="72"/>
+        <w:rPr>
+          <w:sz w:val="14"/>
+        </w:rPr>
+      </w:pPr>
+      <w:r>
+        <w:rPr>
+          <w:rFonts w:ascii="Consolas" w:eastAsia="Consolas" w:hAnsi="Consolas" w:cs="Consolas"/>
+          <w:sz w:val="14"/>
+        </w:rPr>
+        <w:t xml:space="preserve">            ordenes_turno += 1</w:t>
+      </w:r>
+    </w:p>
+    <w:p>
+      <w:pPr>
+        <w:shd w:val="clear" w:color="auto" w:fill="F3F4F6"/>
+        <w:ind w:left="72"/>
+        <w:rPr>
+          <w:sz w:val="14"/>
+        </w:rPr>
+      </w:pPr>
+      <w:r>
+        <w:rPr>
+          <w:rFonts w:ascii="Consolas" w:eastAsia="Consolas" w:hAnsi="Consolas" w:cs="Consolas"/>
+          <w:sz w:val="14"/>
+        </w:rPr>
+        <w:t xml:space="preserve">            boletos_turno += ad</w:t>
+      </w:r>
+      <w:r>
+        <w:rPr>
+          <w:rFonts w:ascii="Consolas" w:eastAsia="Consolas" w:hAnsi="Consolas" w:cs="Consolas"/>
+          <w:sz w:val="14"/>
+        </w:rPr>
+        <w:t>ultos + ninos + tercera</w:t>
+      </w:r>
+    </w:p>
+    <w:p>
+      <w:pPr>
+        <w:shd w:val="clear" w:color="auto" w:fill="F3F4F6"/>
+        <w:ind w:left="72"/>
+        <w:rPr>
+          <w:sz w:val="14"/>
+        </w:rPr>
+      </w:pPr>
+      <w:r>
+        <w:rPr>
+          <w:rFonts w:ascii="Consolas" w:eastAsia="Consolas" w:hAnsi="Consolas" w:cs="Consolas"/>
+          <w:sz w:val="14"/>
+        </w:rPr>
+        <w:t xml:space="preserve"> </w:t>
+      </w:r>
+    </w:p>
+    <w:p>
+      <w:pPr>
+        <w:shd w:val="clear" w:color="auto" w:fill="F3F4F6"/>
+        <w:ind w:left="72"/>
+        <w:rPr>
+          <w:sz w:val="14"/>
+        </w:rPr>
+      </w:pPr>
+      <w:r>
+        <w:rPr>
+          <w:rFonts w:ascii="Consolas" w:eastAsia="Consolas" w:hAnsi="Consolas" w:cs="Consolas"/>
+          <w:sz w:val="14"/>
+        </w:rPr>
+        <w:t xml:space="preserve">            # Reiniciar la orden</w:t>
+      </w:r>
+    </w:p>
+    <w:p>
+      <w:pPr>
+        <w:shd w:val="clear" w:color="auto" w:fill="F3F4F6"/>
+        <w:ind w:left="72"/>
+        <w:rPr>
+          <w:sz w:val="14"/>
+        </w:rPr>
+      </w:pPr>
+      <w:r>
+        <w:rPr>
+          <w:rFonts w:ascii="Consolas" w:eastAsia="Consolas" w:hAnsi="Consolas" w:cs="Consolas"/>
+          <w:sz w:val="14"/>
+        </w:rPr>
+        <w:t xml:space="preserve">            adultos = 0</w:t>
+      </w:r>
+    </w:p>
+    <w:p>
+      <w:pPr>
+        <w:shd w:val="clear" w:color="auto" w:fill="F3F4F6"/>
+        <w:ind w:left="72"/>
+        <w:rPr>
+          <w:sz w:val="14"/>
+        </w:rPr>
+      </w:pPr>
+      <w:r>
+        <w:rPr>
+          <w:rFonts w:ascii="Consolas" w:eastAsia="Consolas" w:hAnsi="Consolas" w:cs="Consolas"/>
+          <w:sz w:val="14"/>
+        </w:rPr>
+        <w:t xml:space="preserve">            ninos = 0</w:t>
+      </w:r>
+    </w:p>
+    <w:p>
+      <w:pPr>
+        <w:shd w:val="clear" w:color="auto" w:fill="F3F4F6"/>
+        <w:ind w:left="72"/>
+        <w:rPr>
+          <w:sz w:val="14"/>
+        </w:rPr>
+      </w:pPr>
+      <w:r>
+        <w:rPr>
+          <w:rFonts w:ascii="Consolas" w:eastAsia="Consolas" w:hAnsi="Consolas" w:cs="Consolas"/>
+          <w:sz w:val="14"/>
+        </w:rPr>
+        <w:t xml:space="preserve">            tercera = 0</w:t>
+      </w:r>
+    </w:p>
+    <w:p>
+      <w:pPr>
+        <w:shd w:val="clear" w:color="auto" w:fill="F3F4F6"/>
+        <w:ind w:left="72"/>
+        <w:rPr>
+          <w:sz w:val="14"/>
+        </w:rPr>
+      </w:pPr>
+      <w:r>
+        <w:rPr>
+          <w:rFonts w:ascii="Consolas" w:eastAsia="Consolas" w:hAnsi="Consolas" w:cs="Consolas"/>
+          <w:sz w:val="14"/>
+        </w:rPr>
+        <w:t xml:space="preserve">            combos = 0</w:t>
+      </w:r>
+    </w:p>
+    <w:p>
+      <w:pPr>
+        <w:shd w:val="clear" w:color="auto" w:fill="F3F4F6"/>
+        <w:ind w:left="72"/>
+        <w:rPr>
+          <w:sz w:val="14"/>
+        </w:rPr>
+      </w:pPr>
+      <w:r>
+        <w:rPr>
+          <w:rFonts w:ascii="Consolas" w:eastAsia="Consolas" w:hAnsi="Consolas" w:cs="Consolas"/>
+          <w:sz w:val="14"/>
+        </w:rPr>
+        <w:t xml:space="preserve"> </w:t>
+      </w:r>
+    </w:p>
+    <w:p>
+      <w:pPr>
+        <w:shd w:val="clear" w:color="auto" w:fill="F3F4F6"/>
+        <w:ind w:left="72"/>
+        <w:rPr>
+          <w:sz w:val="14"/>
+        </w:rPr>
+      </w:pPr>
+      <w:r>
+        <w:rPr>
+          <w:rFonts w:ascii="Consolas" w:eastAsia="Consolas" w:hAnsi="Consolas" w:cs="Consolas"/>
+          <w:sz w:val="14"/>
+        </w:rPr>
+        <w:t xml:space="preserve">    # ---- 6. Opcion 6: corte de turno (R6, RN5) ----</w:t>
+      </w:r>
+    </w:p>
+    <w:p>
+      <w:pPr>
+        <w:shd w:val="clear" w:color="auto" w:fill="F3F4F6"/>
+        <w:ind w:left="72"/>
+        <w:rPr>
+          <w:sz w:val="14"/>
+        </w:rPr>
+      </w:pPr>
+      <w:r>
+        <w:rPr>
+          <w:rFonts w:ascii="Consolas" w:eastAsia="Consolas" w:hAnsi="Consolas" w:cs="Consolas"/>
+          <w:sz w:val="14"/>
+        </w:rPr>
+        <w:t xml:space="preserve">    elif opcion == "6":</w:t>
+      </w:r>
+    </w:p>
+    <w:p>
+      <w:pPr>
+        <w:shd w:val="clear" w:color="auto" w:fill="F3F4F6"/>
+        <w:ind w:left="72"/>
+        <w:rPr>
+          <w:sz w:val="14"/>
+        </w:rPr>
+      </w:pPr>
+      <w:r>
+        <w:rPr>
+          <w:rFonts w:ascii="Consolas" w:eastAsia="Consolas" w:hAnsi="Consolas" w:cs="Consolas"/>
+          <w:sz w:val="14"/>
+        </w:rPr>
+        <w:t xml:space="preserve">        print()</w:t>
+      </w:r>
+    </w:p>
+    <w:p>
+      <w:pPr>
+        <w:shd w:val="clear" w:color="auto" w:fill="F3F4F6"/>
+        <w:ind w:left="72"/>
+        <w:rPr>
+          <w:sz w:val="14"/>
+        </w:rPr>
+      </w:pPr>
+      <w:r>
+        <w:rPr>
+          <w:rFonts w:ascii="Consolas" w:eastAsia="Consolas" w:hAnsi="Consolas" w:cs="Consolas"/>
+          <w:sz w:val="14"/>
+        </w:rPr>
+        <w:t xml:space="preserve">        </w:t>
+      </w:r>
+      <w:r>
+        <w:rPr>
+          <w:rFonts w:ascii="Consolas" w:eastAsia="Consolas" w:hAnsi="Consolas" w:cs="Consolas"/>
+          <w:sz w:val="14"/>
+        </w:rPr>
+        <w:t>print("======= CORTE DE TURNO =======")</w:t>
+      </w:r>
+    </w:p>
+    <w:p>
+      <w:pPr>
+        <w:shd w:val="clear" w:color="auto" w:fill="F3F4F6"/>
+        <w:ind w:left="72"/>
+        <w:rPr>
+          <w:sz w:val="14"/>
+        </w:rPr>
+      </w:pPr>
+      <w:r>
+        <w:rPr>
+          <w:rFonts w:ascii="Consolas" w:eastAsia="Consolas" w:hAnsi="Consolas" w:cs="Consolas"/>
+          <w:sz w:val="14"/>
+        </w:rPr>
+        <w:t xml:space="preserve">        print(f"Total vendido:     ${total_turno:.2f}")</w:t>
+      </w:r>
+    </w:p>
+    <w:p>
+      <w:pPr>
+        <w:shd w:val="clear" w:color="auto" w:fill="F3F4F6"/>
+        <w:ind w:left="72"/>
+        <w:rPr>
+          <w:sz w:val="14"/>
+        </w:rPr>
+      </w:pPr>
+      <w:r>
+        <w:rPr>
+          <w:rFonts w:ascii="Consolas" w:eastAsia="Consolas" w:hAnsi="Consolas" w:cs="Consolas"/>
+          <w:sz w:val="14"/>
+        </w:rPr>
+        <w:t xml:space="preserve">        print("Órdenes cobradas: ", ordenes_turno)</w:t>
+      </w:r>
+    </w:p>
+    <w:p>
+      <w:pPr>
+        <w:shd w:val="clear" w:color="auto" w:fill="F3F4F6"/>
+        <w:ind w:left="72"/>
+        <w:rPr>
+          <w:sz w:val="14"/>
+        </w:rPr>
+      </w:pPr>
+      <w:r>
+        <w:rPr>
+          <w:rFonts w:ascii="Consolas" w:eastAsia="Consolas" w:hAnsi="Consolas" w:cs="Consolas"/>
+          <w:sz w:val="14"/>
+        </w:rPr>
+        <w:t xml:space="preserve">        print("Boletos vendidos: ", boletos_turno)</w:t>
+      </w:r>
+    </w:p>
+    <w:p>
+      <w:pPr>
+        <w:shd w:val="clear" w:color="auto" w:fill="F3F4F6"/>
+        <w:ind w:left="72"/>
+        <w:rPr>
+          <w:sz w:val="14"/>
+        </w:rPr>
+      </w:pPr>
+      <w:r>
+        <w:rPr>
+          <w:rFonts w:ascii="Consolas" w:eastAsia="Consolas" w:hAnsi="Consolas" w:cs="Consolas"/>
+          <w:sz w:val="14"/>
+        </w:rPr>
+        <w:t xml:space="preserve">        print("==============================")</w:t>
+      </w:r>
+    </w:p>
+    <w:p>
+      <w:pPr>
+        <w:shd w:val="clear" w:color="auto" w:fill="F3F4F6"/>
+        <w:ind w:left="72"/>
+        <w:rPr>
+          <w:sz w:val="14"/>
+        </w:rPr>
+      </w:pPr>
+      <w:r>
+        <w:rPr>
+          <w:rFonts w:ascii="Consolas" w:eastAsia="Consolas" w:hAnsi="Consolas" w:cs="Consolas"/>
+          <w:sz w:val="14"/>
+        </w:rPr>
+        <w:t xml:space="preserve"> </w:t>
+      </w:r>
+    </w:p>
+    <w:p>
+      <w:pPr>
+        <w:shd w:val="clear" w:color="auto" w:fill="F3F4F6"/>
+        <w:ind w:left="72"/>
+        <w:rPr>
+          <w:sz w:val="14"/>
+        </w:rPr>
+      </w:pPr>
+      <w:r>
+        <w:rPr>
+          <w:rFonts w:ascii="Consolas" w:eastAsia="Consolas" w:hAnsi="Consolas" w:cs="Consolas"/>
+          <w:sz w:val="14"/>
+        </w:rPr>
+        <w:t xml:space="preserve">    # ---- 7. Opcion 0: salir / otra opcion ----</w:t>
+      </w:r>
+    </w:p>
+    <w:p>
+      <w:pPr>
+        <w:shd w:val="clear" w:color="auto" w:fill="F3F4F6"/>
+        <w:ind w:left="72"/>
+        <w:rPr>
+          <w:sz w:val="14"/>
+        </w:rPr>
+      </w:pPr>
+      <w:r>
+        <w:rPr>
+          <w:rFonts w:ascii="Consolas" w:eastAsia="Consolas" w:hAnsi="Consolas" w:cs="Consolas"/>
+          <w:sz w:val="14"/>
+        </w:rPr>
+        <w:t xml:space="preserve">    elif opcion == "0":</w:t>
+      </w:r>
+    </w:p>
+    <w:p>
+      <w:pPr>
+        <w:shd w:val="clear" w:color="auto" w:fill="F3F4F6"/>
+        <w:ind w:left="72"/>
+        <w:rPr>
+          <w:sz w:val="14"/>
+        </w:rPr>
+      </w:pPr>
+      <w:r>
+        <w:rPr>
+          <w:rFonts w:ascii="Consolas" w:eastAsia="Consolas" w:hAnsi="Consolas" w:cs="Consolas"/>
+          <w:sz w:val="14"/>
+        </w:rPr>
+        <w:t xml:space="preserve">        salir = True</w:t>
+      </w:r>
+    </w:p>
+    <w:p>
+      <w:pPr>
+        <w:shd w:val="clear" w:color="auto" w:fill="F3F4F6"/>
+        <w:ind w:left="72"/>
+        <w:rPr>
+          <w:sz w:val="14"/>
+        </w:rPr>
+      </w:pPr>
+      <w:r>
+        <w:rPr>
+          <w:rFonts w:ascii="Consolas" w:eastAsia="Consolas" w:hAnsi="Consolas" w:cs="Consolas"/>
+          <w:sz w:val="14"/>
+        </w:rPr>
+        <w:t xml:space="preserve">        print("Fin del turno.")</w:t>
+      </w:r>
+    </w:p>
+    <w:p>
+      <w:pPr>
+        <w:shd w:val="clear" w:color="auto" w:fill="F3F4F6"/>
+        <w:ind w:left="72"/>
+        <w:rPr>
+          <w:sz w:val="14"/>
+        </w:rPr>
+      </w:pPr>
+      <w:r>
+        <w:rPr>
+          <w:rFonts w:ascii="Consolas" w:eastAsia="Consolas" w:hAnsi="Consolas" w:cs="Consolas"/>
+          <w:sz w:val="14"/>
+        </w:rPr>
+        <w:t xml:space="preserve">    else:</w:t>
+      </w:r>
+    </w:p>
+    <w:p>
+      <w:pPr>
+        <w:shd w:val="clear" w:color="auto" w:fill="F3F4F6"/>
+        <w:ind w:left="72"/>
+        <w:rPr>
+          <w:sz w:val="14"/>
+        </w:rPr>
+      </w:pPr>
+      <w:r>
+        <w:rPr>
+          <w:rFonts w:ascii="Consolas" w:eastAsia="Consolas" w:hAnsi="Consolas" w:cs="Consolas"/>
+          <w:sz w:val="14"/>
+        </w:rPr>
+        <w:t xml:space="preserve">        print("Opción no válida.")</w:t>
+      </w:r>
+    </w:p>
     <w:sectPr>
       <w:pgSz w:w="12240" w:h="15840"/>
       <w:pgMar w:top="1440" w:right="1440" w:bottom="1440" w:left="1440" w:header="708" w:footer="708" w:gutter="0"/>
@@ -6473,6 +11876,7 @@
     <w:lsdException w:name="HTML Sample" w:semiHidden="1" w:unhideWhenUsed="1"/>
     <w:lsdException w:name="HTML Typewriter" w:semiHidden="1" w:unhideWhenUsed="1"/>
     <w:lsdException w:name="HTML Variable" w:semiHidden="1" w:unhideWhenUsed="1"/>
+    <w:lsdException w:name="Normal Table" w:semiHidden="1" w:unhideWhenUsed="1"/>
     <w:lsdException w:name="annotation subject" w:semiHidden="1" w:unhideWhenUsed="1"/>
     <w:lsdException w:name="No List" w:semiHidden="1" w:unhideWhenUsed="1"/>
     <w:lsdException w:name="Outline List 1" w:semiHidden="1" w:unhideWhenUsed="1"/>
@@ -6515,8 +11919,11 @@
     <w:lsdException w:name="Table Contemporary" w:semiHidden="1" w:unhideWhenUsed="1"/>
     <w:lsdException w:name="Table Elegant" w:semiHidden="1" w:unhideWhenUsed="1"/>
     <w:lsdException w:name="Table Professional" w:semiHidden="1" w:unhideWhenUsed="1"/>
+    <w:lsdException w:name="Table Subtle 1" w:semiHidden="1" w:unhideWhenUsed="1"/>
     <w:lsdException w:name="Table Subtle 2" w:semiHidden="1" w:unhideWhenUsed="1"/>
     <w:lsdException w:name="Table Web 1" w:semiHidden="1" w:unhideWhenUsed="1"/>
+    <w:lsdException w:name="Table Web 2" w:semiHidden="1" w:unhideWhenUsed="1"/>
+    <w:lsdException w:name="Table Web 3" w:semiHidden="1" w:unhideWhenUsed="1"/>
     <w:lsdException w:name="Balloon Text" w:semiHidden="1" w:unhideWhenUsed="1"/>
     <w:lsdException w:name="Table Grid" w:uiPriority="39"/>
     <w:lsdException w:name="Table Theme" w:semiHidden="1" w:unhideWhenUsed="1"/>
